--- a/docs/ЛР1_Організація_БД_NetGuard_скорочено.docx
+++ b/docs/ЛР1_Організація_БД_NetGuard_скорочено.docx
@@ -57,7 +57,7 @@
           <w:sz w:val="28"/>
           <w:szCs w:val="28"/>
         </w:rPr>
-        <w:t xml:space="preserve">про виконання лабораторної роботи №1</w:t>
+        <w:t xml:space="preserve">про виконання лабораторної роботи № 1</w:t>
       </w:r>
     </w:p>
     <w:p>
@@ -320,7 +320,7 @@
           <w:sz w:val="24"/>
           <w:szCs w:val="24"/>
         </w:rPr>
-        <w:t xml:space="preserve"> — спроєктувати реляційну базу даних (БД) системи моніторингу мережевого обладнання та джерел безперебійного живлення (ДБЖ) інтернет-провайдера NetGuard Monitor на контекстному, логічному та фізичному рівнях і сформулювати функціональні вимоги до її програмної реалізації в лабораторній роботі №2.</w:t>
+        <w:t xml:space="preserve"> — спроєктувати реляційну базу даних (БД) системи NetGuard Monitor для моніторингу мережевого обладнання та джерел безперебійного живлення (ДБЖ) інтернет-провайдера на контекстному, логічному та фізичному рівнях і сформулювати функціональні вимоги до її програмної реалізації в лабораторній роботі № 2 (далі — ЛР2).</w:t>
       </w:r>
     </w:p>
     <w:p>
@@ -456,7 +456,7 @@
           <w:sz w:val="24"/>
           <w:szCs w:val="24"/>
         </w:rPr>
-        <w:t xml:space="preserve"> — специфікація вимог (SRS), архітектура та моделі UML/IDEF1X з лабораторних робіт №1–4 з дисципліни «Технології створення програмних продуктів» (далі — ЛР1–ЛР4 ТСПП): вимоги FR-01…FR-12 і NFR-01…NFR-06, попередня структура БД із 8 таблиць і YAML-файл конфігурації SNMP (ЛР4 ТСПП).</w:t>
+        <w:t xml:space="preserve"> — специфікація вимог (SRS), архітектура та моделі UML/IDEF1X з лабораторних робіт № 1–4 з дисципліни «Технології створення програмних продуктів» (далі — ЛР1–ЛР4 ТСПП): вимоги FR-01…FR-12, SR-04.1…SR-10.1 і NFR-01…NFR-06, попередня структура БД із 8 таблиць і YAML-файл конфігурації SNMP (ЛР4 ТСПП).</w:t>
       </w:r>
     </w:p>
     <w:p>
@@ -715,6 +715,7 @@
           </w:tcPr>
           <w:p>
             <w:pPr>
+              <w:keepNext w:val="false"/>
               <w:spacing w:after="0" w:line="240"/>
               <w:jc w:val="left"/>
             </w:pPr>
@@ -747,6 +748,7 @@
           </w:tcPr>
           <w:p>
             <w:pPr>
+              <w:keepNext w:val="false"/>
               <w:spacing w:after="0" w:line="240"/>
               <w:jc w:val="left"/>
             </w:pPr>
@@ -779,6 +781,7 @@
           </w:tcPr>
           <w:p>
             <w:pPr>
+              <w:keepNext w:val="false"/>
               <w:spacing w:after="0" w:line="240"/>
               <w:jc w:val="left"/>
             </w:pPr>
@@ -816,6 +819,7 @@
           </w:tcPr>
           <w:p>
             <w:pPr>
+              <w:keepNext w:val="false"/>
               <w:spacing w:after="0" w:line="240"/>
               <w:jc w:val="left"/>
             </w:pPr>
@@ -848,6 +852,7 @@
           </w:tcPr>
           <w:p>
             <w:pPr>
+              <w:keepNext w:val="false"/>
               <w:spacing w:after="0" w:line="240"/>
               <w:jc w:val="left"/>
             </w:pPr>
@@ -880,6 +885,7 @@
           </w:tcPr>
           <w:p>
             <w:pPr>
+              <w:keepNext w:val="false"/>
               <w:spacing w:after="0" w:line="240"/>
               <w:jc w:val="left"/>
             </w:pPr>
@@ -917,6 +923,7 @@
           </w:tcPr>
           <w:p>
             <w:pPr>
+              <w:keepNext w:val="false"/>
               <w:spacing w:after="0" w:line="240"/>
               <w:jc w:val="left"/>
             </w:pPr>
@@ -949,6 +956,7 @@
           </w:tcPr>
           <w:p>
             <w:pPr>
+              <w:keepNext w:val="false"/>
               <w:spacing w:after="0" w:line="240"/>
               <w:jc w:val="left"/>
             </w:pPr>
@@ -981,6 +989,7 @@
           </w:tcPr>
           <w:p>
             <w:pPr>
+              <w:keepNext w:val="false"/>
               <w:spacing w:after="0" w:line="240"/>
               <w:jc w:val="left"/>
             </w:pPr>
@@ -1018,6 +1027,7 @@
           </w:tcPr>
           <w:p>
             <w:pPr>
+              <w:keepNext w:val="false"/>
               <w:spacing w:after="0" w:line="240"/>
               <w:jc w:val="left"/>
             </w:pPr>
@@ -1050,6 +1060,7 @@
           </w:tcPr>
           <w:p>
             <w:pPr>
+              <w:keepNext w:val="false"/>
               <w:spacing w:after="0" w:line="240"/>
               <w:jc w:val="left"/>
             </w:pPr>
@@ -1082,6 +1093,7 @@
           </w:tcPr>
           <w:p>
             <w:pPr>
+              <w:keepNext w:val="false"/>
               <w:spacing w:after="0" w:line="240"/>
               <w:jc w:val="left"/>
             </w:pPr>
@@ -1119,6 +1131,7 @@
           </w:tcPr>
           <w:p>
             <w:pPr>
+              <w:keepNext w:val="false"/>
               <w:spacing w:after="0" w:line="240"/>
               <w:jc w:val="left"/>
             </w:pPr>
@@ -1151,6 +1164,7 @@
           </w:tcPr>
           <w:p>
             <w:pPr>
+              <w:keepNext w:val="false"/>
               <w:spacing w:after="0" w:line="240"/>
               <w:jc w:val="left"/>
             </w:pPr>
@@ -1183,6 +1197,7 @@
           </w:tcPr>
           <w:p>
             <w:pPr>
+              <w:keepNext w:val="false"/>
               <w:spacing w:after="0" w:line="240"/>
               <w:jc w:val="left"/>
             </w:pPr>
@@ -1220,6 +1235,7 @@
           </w:tcPr>
           <w:p>
             <w:pPr>
+              <w:keepNext w:val="false"/>
               <w:spacing w:after="0" w:line="240"/>
               <w:jc w:val="left"/>
             </w:pPr>
@@ -1252,6 +1268,7 @@
           </w:tcPr>
           <w:p>
             <w:pPr>
+              <w:keepNext w:val="false"/>
               <w:spacing w:after="0" w:line="240"/>
               <w:jc w:val="left"/>
             </w:pPr>
@@ -1284,6 +1301,7 @@
           </w:tcPr>
           <w:p>
             <w:pPr>
+              <w:keepNext w:val="false"/>
               <w:spacing w:after="0" w:line="240"/>
               <w:jc w:val="left"/>
             </w:pPr>
@@ -1321,6 +1339,7 @@
           </w:tcPr>
           <w:p>
             <w:pPr>
+              <w:keepNext w:val="false"/>
               <w:spacing w:after="0" w:line="240"/>
               <w:jc w:val="left"/>
             </w:pPr>
@@ -1353,6 +1372,7 @@
           </w:tcPr>
           <w:p>
             <w:pPr>
+              <w:keepNext w:val="false"/>
               <w:spacing w:after="0" w:line="240"/>
               <w:jc w:val="left"/>
             </w:pPr>
@@ -1385,6 +1405,7 @@
           </w:tcPr>
           <w:p>
             <w:pPr>
+              <w:keepNext w:val="false"/>
               <w:spacing w:after="0" w:line="240"/>
               <w:jc w:val="left"/>
             </w:pPr>
@@ -1422,6 +1443,7 @@
           </w:tcPr>
           <w:p>
             <w:pPr>
+              <w:keepNext w:val="false"/>
               <w:spacing w:after="0" w:line="240"/>
               <w:jc w:val="left"/>
             </w:pPr>
@@ -1454,6 +1476,7 @@
           </w:tcPr>
           <w:p>
             <w:pPr>
+              <w:keepNext w:val="false"/>
               <w:spacing w:after="0" w:line="240"/>
               <w:jc w:val="left"/>
             </w:pPr>
@@ -1486,6 +1509,7 @@
           </w:tcPr>
           <w:p>
             <w:pPr>
+              <w:keepNext w:val="false"/>
               <w:spacing w:after="0" w:line="240"/>
               <w:jc w:val="left"/>
             </w:pPr>
@@ -1523,6 +1547,7 @@
           </w:tcPr>
           <w:p>
             <w:pPr>
+              <w:keepNext w:val="false"/>
               <w:spacing w:after="0" w:line="240"/>
               <w:jc w:val="left"/>
             </w:pPr>
@@ -1555,6 +1580,7 @@
           </w:tcPr>
           <w:p>
             <w:pPr>
+              <w:keepNext w:val="false"/>
               <w:spacing w:after="0" w:line="240"/>
               <w:jc w:val="left"/>
             </w:pPr>
@@ -1587,6 +1613,7 @@
           </w:tcPr>
           <w:p>
             <w:pPr>
+              <w:keepNext w:val="false"/>
               <w:spacing w:after="0" w:line="240"/>
               <w:jc w:val="left"/>
             </w:pPr>
@@ -1624,6 +1651,7 @@
           </w:tcPr>
           <w:p>
             <w:pPr>
+              <w:keepNext w:val="false"/>
               <w:spacing w:after="0" w:line="240"/>
               <w:jc w:val="left"/>
             </w:pPr>
@@ -1656,6 +1684,7 @@
           </w:tcPr>
           <w:p>
             <w:pPr>
+              <w:keepNext w:val="false"/>
               <w:spacing w:after="0" w:line="240"/>
               <w:jc w:val="left"/>
             </w:pPr>
@@ -1688,6 +1717,7 @@
           </w:tcPr>
           <w:p>
             <w:pPr>
+              <w:keepNext w:val="false"/>
               <w:spacing w:after="0" w:line="240"/>
               <w:jc w:val="left"/>
             </w:pPr>
@@ -1725,6 +1755,7 @@
           </w:tcPr>
           <w:p>
             <w:pPr>
+              <w:keepNext w:val="false"/>
               <w:spacing w:after="0" w:line="240"/>
               <w:jc w:val="left"/>
             </w:pPr>
@@ -1757,6 +1788,7 @@
           </w:tcPr>
           <w:p>
             <w:pPr>
+              <w:keepNext w:val="false"/>
               <w:spacing w:after="0" w:line="240"/>
               <w:jc w:val="left"/>
             </w:pPr>
@@ -1789,6 +1821,7 @@
           </w:tcPr>
           <w:p>
             <w:pPr>
+              <w:keepNext w:val="false"/>
               <w:spacing w:after="0" w:line="240"/>
               <w:jc w:val="left"/>
             </w:pPr>
@@ -1886,7 +1919,7 @@
           <w:sz w:val="24"/>
           <w:szCs w:val="24"/>
         </w:rPr>
-        <w:t xml:space="preserve">На контекстній діаграмі (рис. 1) БД зображено єдиним сховищем. Безпосередньо з нею працюють лише п’ять сервісів системи; люди та зовнішні системи (SNMP-агенти, канали доставки повідомлень) звертаються до даних тільки через сервіси, тому доступ можна розмежувати ролями СУБД. YAML-файл конфігурації SNMP редагує адміністратор, а застосовує до БД Polling Service.</w:t>
+        <w:t xml:space="preserve">На контекстній діаграмі (рис. 1) БД зображено як єдине сховище. Безпосередньо з нею працюють лише п’ять сервісів системи; люди та зовнішні системи (SNMP-агенти, канали доставки сповіщень) взаємодіють з даними лише через сервіси, тому доступ можна розмежувати ролями СУБД. YAML-файл конфігурації SNMP редагує адміністратор, а застосовує до БД Polling Service.</w:t>
       </w:r>
     </w:p>
     <w:p>
@@ -1984,7 +2017,7 @@
           <w:sz w:val="24"/>
           <w:szCs w:val="24"/>
         </w:rPr>
-        <w:t xml:space="preserve">Позначення «→» — дані, що записуються в БД, «←» — дані, що читаються з БД. Потоки даних наведено в табл. 2.</w:t>
+        <w:t xml:space="preserve">Позначення: «→» — дані, що записуються в БД; «←» — дані, що читаються з БД. Потоки даних наведено в табл. 2.</w:t>
       </w:r>
     </w:p>
     <w:p>
@@ -2189,6 +2222,7 @@
           </w:tcPr>
           <w:p>
             <w:pPr>
+              <w:keepNext/>
               <w:spacing w:after="0" w:line="240"/>
               <w:jc w:val="left"/>
             </w:pPr>
@@ -2221,96 +2255,99 @@
           </w:tcPr>
           <w:p>
             <w:pPr>
-              <w:spacing w:after="0" w:line="240"/>
-              <w:jc w:val="left"/>
-            </w:pPr>
-            <w:r>
-              <w:rPr>
-                <w:rFonts w:ascii="Times New Roman" w:cs="Times New Roman" w:eastAsia="Times New Roman" w:hAnsi="Times New Roman"/>
-                <w:sz w:val="20"/>
-                <w:szCs w:val="20"/>
-              </w:rPr>
-              <w:t xml:space="preserve">Версії YAML-конфігурації, облікові дані, шаблони OID, пристрої; показники, статус пристрою</w:t>
-            </w:r>
-          </w:p>
-        </w:tc>
-        <w:tc>
-          <w:tcPr>
-            <w:tcW w:type="dxa" w:w="2400"/>
-            <w:tcBorders>
-              <w:top w:val="single" w:color="808080" w:sz="4"/>
-              <w:left w:val="single" w:color="808080" w:sz="4"/>
-              <w:bottom w:val="single" w:color="808080" w:sz="4"/>
-              <w:right w:val="single" w:color="808080" w:sz="4"/>
-            </w:tcBorders>
-            <w:tcMar>
-              <w:top w:type="dxa" w:w="40"/>
-              <w:left w:type="dxa" w:w="80"/>
-              <w:bottom w:type="dxa" w:w="40"/>
-              <w:right w:type="dxa" w:w="80"/>
-            </w:tcMar>
-            <w:vAlign w:val="top"/>
-          </w:tcPr>
-          <w:p>
-            <w:pPr>
-              <w:spacing w:after="0" w:line="240"/>
-              <w:jc w:val="left"/>
-            </w:pPr>
-            <w:r>
-              <w:rPr>
-                <w:rFonts w:ascii="Times New Roman" w:cs="Times New Roman" w:eastAsia="Times New Roman" w:hAnsi="Times New Roman"/>
-                <w:sz w:val="20"/>
-                <w:szCs w:val="20"/>
-              </w:rPr>
-              <w:t xml:space="preserve">План опитування: активні пристрої, облікові дані, OID метрик</w:t>
-            </w:r>
-          </w:p>
-        </w:tc>
-        <w:tc>
-          <w:tcPr>
-            <w:tcW w:type="dxa" w:w="2455"/>
-            <w:tcBorders>
-              <w:top w:val="single" w:color="808080" w:sz="4"/>
-              <w:left w:val="single" w:color="808080" w:sz="4"/>
-              <w:bottom w:val="single" w:color="808080" w:sz="4"/>
-              <w:right w:val="single" w:color="808080" w:sz="4"/>
-            </w:tcBorders>
-            <w:tcMar>
-              <w:top w:type="dxa" w:w="40"/>
-              <w:left w:type="dxa" w:w="80"/>
-              <w:bottom w:type="dxa" w:w="40"/>
-              <w:right w:type="dxa" w:w="80"/>
-            </w:tcMar>
-            <w:vAlign w:val="top"/>
-          </w:tcPr>
-          <w:p>
-            <w:pPr>
-              <w:spacing w:after="0" w:line="240"/>
-              <w:jc w:val="left"/>
-            </w:pPr>
+              <w:keepNext/>
+              <w:spacing w:after="0" w:line="240"/>
+              <w:jc w:val="left"/>
+            </w:pPr>
+            <w:r>
+              <w:rPr>
+                <w:rFonts w:ascii="Times New Roman" w:cs="Times New Roman" w:eastAsia="Times New Roman" w:hAnsi="Times New Roman"/>
+                <w:sz w:val="20"/>
+                <w:szCs w:val="20"/>
+              </w:rPr>
+              <w:t xml:space="preserve">Версії YAML-конфігурації, облікові дані, профілі (типи обладнання), шаблони OID, пристрої, подія </w:t>
+            </w:r>
             <w:r>
               <w:rPr>
                 <w:rFonts w:ascii="Courier New" w:cs="Courier New" w:eastAsia="Courier New" w:hAnsi="Courier New"/>
                 <w:sz w:val="16"/>
                 <w:szCs w:val="16"/>
               </w:rPr>
-              <w:t xml:space="preserve">snmp_config</w:t>
-            </w:r>
-            <w:r>
-              <w:rPr>
-                <w:rFonts w:ascii="Times New Roman" w:cs="Times New Roman" w:eastAsia="Times New Roman" w:hAnsi="Times New Roman"/>
-                <w:sz w:val="20"/>
-                <w:szCs w:val="20"/>
-              </w:rPr>
-              <w:t xml:space="preserve">, </w:t>
-            </w:r>
+              <w:t xml:space="preserve">config_change</w:t>
+            </w:r>
+            <w:r>
+              <w:rPr>
+                <w:rFonts w:ascii="Times New Roman" w:cs="Times New Roman" w:eastAsia="Times New Roman" w:hAnsi="Times New Roman"/>
+                <w:sz w:val="20"/>
+                <w:szCs w:val="20"/>
+              </w:rPr>
+              <w:t xml:space="preserve">; показники, статус пристрою</w:t>
+            </w:r>
+          </w:p>
+        </w:tc>
+        <w:tc>
+          <w:tcPr>
+            <w:tcW w:type="dxa" w:w="2400"/>
+            <w:tcBorders>
+              <w:top w:val="single" w:color="808080" w:sz="4"/>
+              <w:left w:val="single" w:color="808080" w:sz="4"/>
+              <w:bottom w:val="single" w:color="808080" w:sz="4"/>
+              <w:right w:val="single" w:color="808080" w:sz="4"/>
+            </w:tcBorders>
+            <w:tcMar>
+              <w:top w:type="dxa" w:w="40"/>
+              <w:left w:type="dxa" w:w="80"/>
+              <w:bottom w:type="dxa" w:w="40"/>
+              <w:right w:type="dxa" w:w="80"/>
+            </w:tcMar>
+            <w:vAlign w:val="top"/>
+          </w:tcPr>
+          <w:p>
+            <w:pPr>
+              <w:keepNext/>
+              <w:spacing w:after="0" w:line="240"/>
+              <w:jc w:val="left"/>
+            </w:pPr>
+            <w:r>
+              <w:rPr>
+                <w:rFonts w:ascii="Times New Roman" w:cs="Times New Roman" w:eastAsia="Times New Roman" w:hAnsi="Times New Roman"/>
+                <w:sz w:val="20"/>
+                <w:szCs w:val="20"/>
+              </w:rPr>
+              <w:t xml:space="preserve">План опитування: активні пристрої, облікові дані, OID метрик</w:t>
+            </w:r>
+          </w:p>
+        </w:tc>
+        <w:tc>
+          <w:tcPr>
+            <w:tcW w:type="dxa" w:w="2455"/>
+            <w:tcBorders>
+              <w:top w:val="single" w:color="808080" w:sz="4"/>
+              <w:left w:val="single" w:color="808080" w:sz="4"/>
+              <w:bottom w:val="single" w:color="808080" w:sz="4"/>
+              <w:right w:val="single" w:color="808080" w:sz="4"/>
+            </w:tcBorders>
+            <w:tcMar>
+              <w:top w:type="dxa" w:w="40"/>
+              <w:left w:type="dxa" w:w="80"/>
+              <w:bottom w:type="dxa" w:w="40"/>
+              <w:right w:type="dxa" w:w="80"/>
+            </w:tcMar>
+            <w:vAlign w:val="top"/>
+          </w:tcPr>
+          <w:p>
+            <w:pPr>
+              <w:keepNext/>
+              <w:spacing w:after="0" w:line="240"/>
+              <w:jc w:val="left"/>
+            </w:pPr>
             <w:r>
               <w:rPr>
                 <w:rFonts w:ascii="Courier New" w:cs="Courier New" w:eastAsia="Courier New" w:hAnsi="Courier New"/>
                 <w:sz w:val="16"/>
                 <w:szCs w:val="16"/>
               </w:rPr>
-              <w:t xml:space="preserve">snmp_credential</w:t>
+              <w:t xml:space="preserve">snmp_config</w:t>
             </w:r>
             <w:r>
               <w:rPr>
@@ -2326,7 +2363,7 @@
                 <w:sz w:val="16"/>
                 <w:szCs w:val="16"/>
               </w:rPr>
-              <w:t xml:space="preserve">snmp_oid_map</w:t>
+              <w:t xml:space="preserve">snmp_credential</w:t>
             </w:r>
             <w:r>
               <w:rPr>
@@ -2342,7 +2379,7 @@
                 <w:sz w:val="16"/>
                 <w:szCs w:val="16"/>
               </w:rPr>
-              <w:t xml:space="preserve">equipment</w:t>
+              <w:t xml:space="preserve">equipment_type</w:t>
             </w:r>
             <w:r>
               <w:rPr>
@@ -2358,7 +2395,55 @@
                 <w:sz w:val="16"/>
                 <w:szCs w:val="16"/>
               </w:rPr>
+              <w:t xml:space="preserve">snmp_oid_map</w:t>
+            </w:r>
+            <w:r>
+              <w:rPr>
+                <w:rFonts w:ascii="Times New Roman" w:cs="Times New Roman" w:eastAsia="Times New Roman" w:hAnsi="Times New Roman"/>
+                <w:sz w:val="20"/>
+                <w:szCs w:val="20"/>
+              </w:rPr>
+              <w:t xml:space="preserve">, </w:t>
+            </w:r>
+            <w:r>
+              <w:rPr>
+                <w:rFonts w:ascii="Courier New" w:cs="Courier New" w:eastAsia="Courier New" w:hAnsi="Courier New"/>
+                <w:sz w:val="16"/>
+                <w:szCs w:val="16"/>
+              </w:rPr>
+              <w:t xml:space="preserve">equipment</w:t>
+            </w:r>
+            <w:r>
+              <w:rPr>
+                <w:rFonts w:ascii="Times New Roman" w:cs="Times New Roman" w:eastAsia="Times New Roman" w:hAnsi="Times New Roman"/>
+                <w:sz w:val="20"/>
+                <w:szCs w:val="20"/>
+              </w:rPr>
+              <w:t xml:space="preserve">, </w:t>
+            </w:r>
+            <w:r>
+              <w:rPr>
+                <w:rFonts w:ascii="Courier New" w:cs="Courier New" w:eastAsia="Courier New" w:hAnsi="Courier New"/>
+                <w:sz w:val="16"/>
+                <w:szCs w:val="16"/>
+              </w:rPr>
               <w:t xml:space="preserve">metric_reading</w:t>
+            </w:r>
+            <w:r>
+              <w:rPr>
+                <w:rFonts w:ascii="Times New Roman" w:cs="Times New Roman" w:eastAsia="Times New Roman" w:hAnsi="Times New Roman"/>
+                <w:sz w:val="20"/>
+                <w:szCs w:val="20"/>
+              </w:rPr>
+              <w:t xml:space="preserve">, </w:t>
+            </w:r>
+            <w:r>
+              <w:rPr>
+                <w:rFonts w:ascii="Courier New" w:cs="Courier New" w:eastAsia="Courier New" w:hAnsi="Courier New"/>
+                <w:sz w:val="16"/>
+                <w:szCs w:val="16"/>
+              </w:rPr>
+              <w:t xml:space="preserve">event_log</w:t>
             </w:r>
           </w:p>
         </w:tc>
@@ -2386,6 +2471,7 @@
           </w:tcPr>
           <w:p>
             <w:pPr>
+              <w:keepNext/>
               <w:spacing w:after="0" w:line="240"/>
               <w:jc w:val="left"/>
             </w:pPr>
@@ -2418,6 +2504,7 @@
           </w:tcPr>
           <w:p>
             <w:pPr>
+              <w:keepNext/>
               <w:spacing w:after="0" w:line="240"/>
               <w:jc w:val="left"/>
             </w:pPr>
@@ -2450,6 +2537,7 @@
           </w:tcPr>
           <w:p>
             <w:pPr>
+              <w:keepNext/>
               <w:spacing w:after="0" w:line="240"/>
               <w:jc w:val="left"/>
             </w:pPr>
@@ -2482,6 +2570,7 @@
           </w:tcPr>
           <w:p>
             <w:pPr>
+              <w:keepNext/>
               <w:spacing w:after="0" w:line="240"/>
               <w:jc w:val="left"/>
             </w:pPr>
@@ -2567,6 +2656,7 @@
           </w:tcPr>
           <w:p>
             <w:pPr>
+              <w:keepNext/>
               <w:spacing w:after="0" w:line="240"/>
               <w:jc w:val="left"/>
             </w:pPr>
@@ -2599,6 +2689,7 @@
           </w:tcPr>
           <w:p>
             <w:pPr>
+              <w:keepNext/>
               <w:spacing w:after="0" w:line="240"/>
               <w:jc w:val="left"/>
             </w:pPr>
@@ -2631,6 +2722,7 @@
           </w:tcPr>
           <w:p>
             <w:pPr>
+              <w:keepNext/>
               <w:spacing w:after="0" w:line="240"/>
               <w:jc w:val="left"/>
             </w:pPr>
@@ -2663,6 +2755,7 @@
           </w:tcPr>
           <w:p>
             <w:pPr>
+              <w:keepNext/>
               <w:spacing w:after="0" w:line="240"/>
               <w:jc w:val="left"/>
             </w:pPr>
@@ -2732,6 +2825,7 @@
           </w:tcPr>
           <w:p>
             <w:pPr>
+              <w:keepNext/>
               <w:spacing w:after="0" w:line="240"/>
               <w:jc w:val="left"/>
             </w:pPr>
@@ -2764,6 +2858,7 @@
           </w:tcPr>
           <w:p>
             <w:pPr>
+              <w:keepNext/>
               <w:spacing w:after="0" w:line="240"/>
               <w:jc w:val="left"/>
             </w:pPr>
@@ -2796,6 +2891,7 @@
           </w:tcPr>
           <w:p>
             <w:pPr>
+              <w:keepNext/>
               <w:spacing w:after="0" w:line="240"/>
               <w:jc w:val="left"/>
             </w:pPr>
@@ -2828,6 +2924,7 @@
           </w:tcPr>
           <w:p>
             <w:pPr>
+              <w:keepNext/>
               <w:spacing w:after="0" w:line="240"/>
               <w:jc w:val="left"/>
             </w:pPr>
@@ -2865,6 +2962,7 @@
           </w:tcPr>
           <w:p>
             <w:pPr>
+              <w:keepNext w:val="false"/>
               <w:spacing w:after="0" w:line="240"/>
               <w:jc w:val="left"/>
             </w:pPr>
@@ -2897,6 +2995,7 @@
           </w:tcPr>
           <w:p>
             <w:pPr>
+              <w:keepNext w:val="false"/>
               <w:spacing w:after="0" w:line="240"/>
               <w:jc w:val="left"/>
             </w:pPr>
@@ -2929,6 +3028,7 @@
           </w:tcPr>
           <w:p>
             <w:pPr>
+              <w:keepNext w:val="false"/>
               <w:spacing w:after="0" w:line="240"/>
               <w:jc w:val="left"/>
             </w:pPr>
@@ -2961,6 +3061,7 @@
           </w:tcPr>
           <w:p>
             <w:pPr>
+              <w:keepNext w:val="false"/>
               <w:spacing w:after="0" w:line="240"/>
               <w:jc w:val="left"/>
             </w:pPr>
@@ -3481,8 +3582,8 @@
         <w:tblLayout w:type="fixed"/>
       </w:tblPr>
       <w:tblGrid>
-        <w:gridCol w:w="2900"/>
-        <w:gridCol w:w="3355"/>
+        <w:gridCol w:w="3000"/>
+        <w:gridCol w:w="3255"/>
         <w:gridCol w:w="3100"/>
       </w:tblGrid>
       <w:tr>
@@ -3492,7 +3593,7 @@
         </w:trPr>
         <w:tc>
           <w:tcPr>
-            <w:tcW w:type="dxa" w:w="2900"/>
+            <w:tcW w:type="dxa" w:w="3000"/>
             <w:tcBorders>
               <w:top w:val="single" w:color="808080" w:sz="4"/>
               <w:left w:val="single" w:color="808080" w:sz="4"/>
@@ -3527,7 +3628,7 @@
         </w:tc>
         <w:tc>
           <w:tcPr>
-            <w:tcW w:type="dxa" w:w="3355"/>
+            <w:tcW w:type="dxa" w:w="3255"/>
             <w:tcBorders>
               <w:top w:val="single" w:color="808080" w:sz="4"/>
               <w:left w:val="single" w:color="808080" w:sz="4"/>
@@ -3602,23 +3703,24 @@
         </w:trPr>
         <w:tc>
           <w:tcPr>
-            <w:tcW w:type="dxa" w:w="2900"/>
-            <w:tcBorders>
-              <w:top w:val="single" w:color="808080" w:sz="4"/>
-              <w:left w:val="single" w:color="808080" w:sz="4"/>
-              <w:bottom w:val="single" w:color="808080" w:sz="4"/>
-              <w:right w:val="single" w:color="808080" w:sz="4"/>
-            </w:tcBorders>
-            <w:tcMar>
-              <w:top w:type="dxa" w:w="40"/>
-              <w:left w:type="dxa" w:w="80"/>
-              <w:bottom w:type="dxa" w:w="40"/>
-              <w:right w:type="dxa" w:w="80"/>
-            </w:tcMar>
-            <w:vAlign w:val="top"/>
-          </w:tcPr>
-          <w:p>
-            <w:pPr>
+            <w:tcW w:type="dxa" w:w="3000"/>
+            <w:tcBorders>
+              <w:top w:val="single" w:color="808080" w:sz="4"/>
+              <w:left w:val="single" w:color="808080" w:sz="4"/>
+              <w:bottom w:val="single" w:color="808080" w:sz="4"/>
+              <w:right w:val="single" w:color="808080" w:sz="4"/>
+            </w:tcBorders>
+            <w:tcMar>
+              <w:top w:type="dxa" w:w="40"/>
+              <w:left w:type="dxa" w:w="80"/>
+              <w:bottom w:type="dxa" w:w="40"/>
+              <w:right w:type="dxa" w:w="80"/>
+            </w:tcMar>
+            <w:vAlign w:val="top"/>
+          </w:tcPr>
+          <w:p>
+            <w:pPr>
+              <w:keepNext/>
               <w:spacing w:after="0" w:line="240"/>
               <w:jc w:val="left"/>
             </w:pPr>
@@ -3642,23 +3744,24 @@
         </w:tc>
         <w:tc>
           <w:tcPr>
-            <w:tcW w:type="dxa" w:w="3355"/>
-            <w:tcBorders>
-              <w:top w:val="single" w:color="808080" w:sz="4"/>
-              <w:left w:val="single" w:color="808080" w:sz="4"/>
-              <w:bottom w:val="single" w:color="808080" w:sz="4"/>
-              <w:right w:val="single" w:color="808080" w:sz="4"/>
-            </w:tcBorders>
-            <w:tcMar>
-              <w:top w:type="dxa" w:w="40"/>
-              <w:left w:type="dxa" w:w="80"/>
-              <w:bottom w:type="dxa" w:w="40"/>
-              <w:right w:type="dxa" w:w="80"/>
-            </w:tcMar>
-            <w:vAlign w:val="top"/>
-          </w:tcPr>
-          <w:p>
-            <w:pPr>
+            <w:tcW w:type="dxa" w:w="3255"/>
+            <w:tcBorders>
+              <w:top w:val="single" w:color="808080" w:sz="4"/>
+              <w:left w:val="single" w:color="808080" w:sz="4"/>
+              <w:bottom w:val="single" w:color="808080" w:sz="4"/>
+              <w:right w:val="single" w:color="808080" w:sz="4"/>
+            </w:tcBorders>
+            <w:tcMar>
+              <w:top w:type="dxa" w:w="40"/>
+              <w:left w:type="dxa" w:w="80"/>
+              <w:bottom w:type="dxa" w:w="40"/>
+              <w:right w:type="dxa" w:w="80"/>
+            </w:tcMar>
+            <w:vAlign w:val="top"/>
+          </w:tcPr>
+          <w:p>
+            <w:pPr>
+              <w:keepNext/>
               <w:spacing w:after="0" w:line="240"/>
               <w:jc w:val="left"/>
             </w:pPr>
@@ -3763,6 +3866,7 @@
           </w:tcPr>
           <w:p>
             <w:pPr>
+              <w:keepNext/>
               <w:spacing w:after="0" w:line="240"/>
               <w:jc w:val="left"/>
             </w:pPr>
@@ -3783,23 +3887,24 @@
         </w:trPr>
         <w:tc>
           <w:tcPr>
-            <w:tcW w:type="dxa" w:w="2900"/>
-            <w:tcBorders>
-              <w:top w:val="single" w:color="808080" w:sz="4"/>
-              <w:left w:val="single" w:color="808080" w:sz="4"/>
-              <w:bottom w:val="single" w:color="808080" w:sz="4"/>
-              <w:right w:val="single" w:color="808080" w:sz="4"/>
-            </w:tcBorders>
-            <w:tcMar>
-              <w:top w:type="dxa" w:w="40"/>
-              <w:left w:type="dxa" w:w="80"/>
-              <w:bottom w:type="dxa" w:w="40"/>
-              <w:right w:type="dxa" w:w="80"/>
-            </w:tcMar>
-            <w:vAlign w:val="top"/>
-          </w:tcPr>
-          <w:p>
-            <w:pPr>
+            <w:tcW w:type="dxa" w:w="3000"/>
+            <w:tcBorders>
+              <w:top w:val="single" w:color="808080" w:sz="4"/>
+              <w:left w:val="single" w:color="808080" w:sz="4"/>
+              <w:bottom w:val="single" w:color="808080" w:sz="4"/>
+              <w:right w:val="single" w:color="808080" w:sz="4"/>
+            </w:tcBorders>
+            <w:tcMar>
+              <w:top w:type="dxa" w:w="40"/>
+              <w:left w:type="dxa" w:w="80"/>
+              <w:bottom w:type="dxa" w:w="40"/>
+              <w:right w:type="dxa" w:w="80"/>
+            </w:tcMar>
+            <w:vAlign w:val="top"/>
+          </w:tcPr>
+          <w:p>
+            <w:pPr>
+              <w:keepNext/>
               <w:spacing w:after="0" w:line="240"/>
               <w:jc w:val="left"/>
             </w:pPr>
@@ -3847,23 +3952,24 @@
         </w:tc>
         <w:tc>
           <w:tcPr>
-            <w:tcW w:type="dxa" w:w="3355"/>
-            <w:tcBorders>
-              <w:top w:val="single" w:color="808080" w:sz="4"/>
-              <w:left w:val="single" w:color="808080" w:sz="4"/>
-              <w:bottom w:val="single" w:color="808080" w:sz="4"/>
-              <w:right w:val="single" w:color="808080" w:sz="4"/>
-            </w:tcBorders>
-            <w:tcMar>
-              <w:top w:type="dxa" w:w="40"/>
-              <w:left w:type="dxa" w:w="80"/>
-              <w:bottom w:type="dxa" w:w="40"/>
-              <w:right w:type="dxa" w:w="80"/>
-            </w:tcMar>
-            <w:vAlign w:val="top"/>
-          </w:tcPr>
-          <w:p>
-            <w:pPr>
+            <w:tcW w:type="dxa" w:w="3255"/>
+            <w:tcBorders>
+              <w:top w:val="single" w:color="808080" w:sz="4"/>
+              <w:left w:val="single" w:color="808080" w:sz="4"/>
+              <w:bottom w:val="single" w:color="808080" w:sz="4"/>
+              <w:right w:val="single" w:color="808080" w:sz="4"/>
+            </w:tcBorders>
+            <w:tcMar>
+              <w:top w:type="dxa" w:w="40"/>
+              <w:left w:type="dxa" w:w="80"/>
+              <w:bottom w:type="dxa" w:w="40"/>
+              <w:right w:type="dxa" w:w="80"/>
+            </w:tcMar>
+            <w:vAlign w:val="top"/>
+          </w:tcPr>
+          <w:p>
+            <w:pPr>
+              <w:keepNext/>
               <w:spacing w:after="0" w:line="240"/>
               <w:jc w:val="left"/>
             </w:pPr>
@@ -3928,6 +4034,7 @@
           </w:tcPr>
           <w:p>
             <w:pPr>
+              <w:keepNext/>
               <w:spacing w:after="0" w:line="240"/>
               <w:jc w:val="left"/>
             </w:pPr>
@@ -3948,23 +4055,24 @@
         </w:trPr>
         <w:tc>
           <w:tcPr>
-            <w:tcW w:type="dxa" w:w="2900"/>
-            <w:tcBorders>
-              <w:top w:val="single" w:color="808080" w:sz="4"/>
-              <w:left w:val="single" w:color="808080" w:sz="4"/>
-              <w:bottom w:val="single" w:color="808080" w:sz="4"/>
-              <w:right w:val="single" w:color="808080" w:sz="4"/>
-            </w:tcBorders>
-            <w:tcMar>
-              <w:top w:type="dxa" w:w="40"/>
-              <w:left w:type="dxa" w:w="80"/>
-              <w:bottom w:type="dxa" w:w="40"/>
-              <w:right w:type="dxa" w:w="80"/>
-            </w:tcMar>
-            <w:vAlign w:val="top"/>
-          </w:tcPr>
-          <w:p>
-            <w:pPr>
+            <w:tcW w:type="dxa" w:w="3000"/>
+            <w:tcBorders>
+              <w:top w:val="single" w:color="808080" w:sz="4"/>
+              <w:left w:val="single" w:color="808080" w:sz="4"/>
+              <w:bottom w:val="single" w:color="808080" w:sz="4"/>
+              <w:right w:val="single" w:color="808080" w:sz="4"/>
+            </w:tcBorders>
+            <w:tcMar>
+              <w:top w:type="dxa" w:w="40"/>
+              <w:left w:type="dxa" w:w="80"/>
+              <w:bottom w:type="dxa" w:w="40"/>
+              <w:right w:type="dxa" w:w="80"/>
+            </w:tcMar>
+            <w:vAlign w:val="top"/>
+          </w:tcPr>
+          <w:p>
+            <w:pPr>
+              <w:keepNext/>
               <w:spacing w:after="0" w:line="240"/>
               <w:jc w:val="left"/>
             </w:pPr>
@@ -3980,23 +4088,24 @@
         </w:tc>
         <w:tc>
           <w:tcPr>
-            <w:tcW w:type="dxa" w:w="3355"/>
-            <w:tcBorders>
-              <w:top w:val="single" w:color="808080" w:sz="4"/>
-              <w:left w:val="single" w:color="808080" w:sz="4"/>
-              <w:bottom w:val="single" w:color="808080" w:sz="4"/>
-              <w:right w:val="single" w:color="808080" w:sz="4"/>
-            </w:tcBorders>
-            <w:tcMar>
-              <w:top w:type="dxa" w:w="40"/>
-              <w:left w:type="dxa" w:w="80"/>
-              <w:bottom w:type="dxa" w:w="40"/>
-              <w:right w:type="dxa" w:w="80"/>
-            </w:tcMar>
-            <w:vAlign w:val="top"/>
-          </w:tcPr>
-          <w:p>
-            <w:pPr>
+            <w:tcW w:type="dxa" w:w="3255"/>
+            <w:tcBorders>
+              <w:top w:val="single" w:color="808080" w:sz="4"/>
+              <w:left w:val="single" w:color="808080" w:sz="4"/>
+              <w:bottom w:val="single" w:color="808080" w:sz="4"/>
+              <w:right w:val="single" w:color="808080" w:sz="4"/>
+            </w:tcBorders>
+            <w:tcMar>
+              <w:top w:type="dxa" w:w="40"/>
+              <w:left w:type="dxa" w:w="80"/>
+              <w:bottom w:type="dxa" w:w="40"/>
+              <w:right w:type="dxa" w:w="80"/>
+            </w:tcMar>
+            <w:vAlign w:val="top"/>
+          </w:tcPr>
+          <w:p>
+            <w:pPr>
+              <w:keepNext/>
               <w:spacing w:after="0" w:line="240"/>
               <w:jc w:val="left"/>
             </w:pPr>
@@ -4022,7 +4131,7 @@
                 <w:sz w:val="16"/>
                 <w:szCs w:val="16"/>
               </w:rPr>
-              <w:t xml:space="preserve">secret: ${VAR}</w:t>
+              <w:t xml:space="preserve">secret: $⁠{VAR}</w:t>
             </w:r>
             <w:r>
               <w:rPr>
@@ -4069,6 +4178,7 @@
           </w:tcPr>
           <w:p>
             <w:pPr>
+              <w:keepNext/>
               <w:spacing w:after="0" w:line="240"/>
               <w:jc w:val="left"/>
             </w:pPr>
@@ -4094,7 +4204,7 @@
                 <w:sz w:val="20"/>
                 <w:szCs w:val="20"/>
               </w:rPr>
-              <w:t xml:space="preserve">; невикористовувані записи видаляються; відкритий секрет — помилка</w:t>
+              <w:t xml:space="preserve">; записи, яких немає у файлі, видаляються, лише якщо на них не посилається жоден пристрій; відкритий секрет — помилка</w:t>
             </w:r>
           </w:p>
         </w:tc>
@@ -4105,23 +4215,24 @@
         </w:trPr>
         <w:tc>
           <w:tcPr>
-            <w:tcW w:type="dxa" w:w="2900"/>
-            <w:tcBorders>
-              <w:top w:val="single" w:color="808080" w:sz="4"/>
-              <w:left w:val="single" w:color="808080" w:sz="4"/>
-              <w:bottom w:val="single" w:color="808080" w:sz="4"/>
-              <w:right w:val="single" w:color="808080" w:sz="4"/>
-            </w:tcBorders>
-            <w:tcMar>
-              <w:top w:type="dxa" w:w="40"/>
-              <w:left w:type="dxa" w:w="80"/>
-              <w:bottom w:type="dxa" w:w="40"/>
-              <w:right w:type="dxa" w:w="80"/>
-            </w:tcMar>
-            <w:vAlign w:val="top"/>
-          </w:tcPr>
-          <w:p>
-            <w:pPr>
+            <w:tcW w:type="dxa" w:w="3000"/>
+            <w:tcBorders>
+              <w:top w:val="single" w:color="808080" w:sz="4"/>
+              <w:left w:val="single" w:color="808080" w:sz="4"/>
+              <w:bottom w:val="single" w:color="808080" w:sz="4"/>
+              <w:right w:val="single" w:color="808080" w:sz="4"/>
+            </w:tcBorders>
+            <w:tcMar>
+              <w:top w:type="dxa" w:w="40"/>
+              <w:left w:type="dxa" w:w="80"/>
+              <w:bottom w:type="dxa" w:w="40"/>
+              <w:right w:type="dxa" w:w="80"/>
+            </w:tcMar>
+            <w:vAlign w:val="top"/>
+          </w:tcPr>
+          <w:p>
+            <w:pPr>
+              <w:keepNext/>
               <w:spacing w:after="0" w:line="240"/>
               <w:jc w:val="left"/>
             </w:pPr>
@@ -4137,23 +4248,24 @@
         </w:tc>
         <w:tc>
           <w:tcPr>
-            <w:tcW w:type="dxa" w:w="3355"/>
-            <w:tcBorders>
-              <w:top w:val="single" w:color="808080" w:sz="4"/>
-              <w:left w:val="single" w:color="808080" w:sz="4"/>
-              <w:bottom w:val="single" w:color="808080" w:sz="4"/>
-              <w:right w:val="single" w:color="808080" w:sz="4"/>
-            </w:tcBorders>
-            <w:tcMar>
-              <w:top w:type="dxa" w:w="40"/>
-              <w:left w:type="dxa" w:w="80"/>
-              <w:bottom w:type="dxa" w:w="40"/>
-              <w:right w:type="dxa" w:w="80"/>
-            </w:tcMar>
-            <w:vAlign w:val="top"/>
-          </w:tcPr>
-          <w:p>
-            <w:pPr>
+            <w:tcW w:type="dxa" w:w="3255"/>
+            <w:tcBorders>
+              <w:top w:val="single" w:color="808080" w:sz="4"/>
+              <w:left w:val="single" w:color="808080" w:sz="4"/>
+              <w:bottom w:val="single" w:color="808080" w:sz="4"/>
+              <w:right w:val="single" w:color="808080" w:sz="4"/>
+            </w:tcBorders>
+            <w:tcMar>
+              <w:top w:type="dxa" w:w="40"/>
+              <w:left w:type="dxa" w:w="80"/>
+              <w:bottom w:type="dxa" w:w="40"/>
+              <w:right w:type="dxa" w:w="80"/>
+            </w:tcMar>
+            <w:vAlign w:val="top"/>
+          </w:tcPr>
+          <w:p>
+            <w:pPr>
+              <w:keepNext/>
               <w:spacing w:after="0" w:line="240"/>
               <w:jc w:val="left"/>
             </w:pPr>
@@ -4274,6 +4386,7 @@
           </w:tcPr>
           <w:p>
             <w:pPr>
+              <w:keepNext/>
               <w:spacing w:after="0" w:line="240"/>
               <w:jc w:val="left"/>
             </w:pPr>
@@ -4294,23 +4407,24 @@
         </w:trPr>
         <w:tc>
           <w:tcPr>
-            <w:tcW w:type="dxa" w:w="2900"/>
-            <w:tcBorders>
-              <w:top w:val="single" w:color="808080" w:sz="4"/>
-              <w:left w:val="single" w:color="808080" w:sz="4"/>
-              <w:bottom w:val="single" w:color="808080" w:sz="4"/>
-              <w:right w:val="single" w:color="808080" w:sz="4"/>
-            </w:tcBorders>
-            <w:tcMar>
-              <w:top w:type="dxa" w:w="40"/>
-              <w:left w:type="dxa" w:w="80"/>
-              <w:bottom w:type="dxa" w:w="40"/>
-              <w:right w:type="dxa" w:w="80"/>
-            </w:tcMar>
-            <w:vAlign w:val="top"/>
-          </w:tcPr>
-          <w:p>
-            <w:pPr>
+            <w:tcW w:type="dxa" w:w="3000"/>
+            <w:tcBorders>
+              <w:top w:val="single" w:color="808080" w:sz="4"/>
+              <w:left w:val="single" w:color="808080" w:sz="4"/>
+              <w:bottom w:val="single" w:color="808080" w:sz="4"/>
+              <w:right w:val="single" w:color="808080" w:sz="4"/>
+            </w:tcBorders>
+            <w:tcMar>
+              <w:top w:type="dxa" w:w="40"/>
+              <w:left w:type="dxa" w:w="80"/>
+              <w:bottom w:type="dxa" w:w="40"/>
+              <w:right w:type="dxa" w:w="80"/>
+            </w:tcMar>
+            <w:vAlign w:val="top"/>
+          </w:tcPr>
+          <w:p>
+            <w:pPr>
+              <w:keepNext/>
               <w:spacing w:after="0" w:line="240"/>
               <w:jc w:val="left"/>
             </w:pPr>
@@ -4326,23 +4440,24 @@
         </w:tc>
         <w:tc>
           <w:tcPr>
-            <w:tcW w:type="dxa" w:w="3355"/>
-            <w:tcBorders>
-              <w:top w:val="single" w:color="808080" w:sz="4"/>
-              <w:left w:val="single" w:color="808080" w:sz="4"/>
-              <w:bottom w:val="single" w:color="808080" w:sz="4"/>
-              <w:right w:val="single" w:color="808080" w:sz="4"/>
-            </w:tcBorders>
-            <w:tcMar>
-              <w:top w:type="dxa" w:w="40"/>
-              <w:left w:type="dxa" w:w="80"/>
-              <w:bottom w:type="dxa" w:w="40"/>
-              <w:right w:type="dxa" w:w="80"/>
-            </w:tcMar>
-            <w:vAlign w:val="top"/>
-          </w:tcPr>
-          <w:p>
-            <w:pPr>
+            <w:tcW w:type="dxa" w:w="3255"/>
+            <w:tcBorders>
+              <w:top w:val="single" w:color="808080" w:sz="4"/>
+              <w:left w:val="single" w:color="808080" w:sz="4"/>
+              <w:bottom w:val="single" w:color="808080" w:sz="4"/>
+              <w:right w:val="single" w:color="808080" w:sz="4"/>
+            </w:tcBorders>
+            <w:tcMar>
+              <w:top w:type="dxa" w:w="40"/>
+              <w:left w:type="dxa" w:w="80"/>
+              <w:bottom w:type="dxa" w:w="40"/>
+              <w:right w:type="dxa" w:w="80"/>
+            </w:tcMar>
+            <w:vAlign w:val="top"/>
+          </w:tcPr>
+          <w:p>
+            <w:pPr>
+              <w:keepNext/>
               <w:spacing w:after="0" w:line="240"/>
               <w:jc w:val="left"/>
             </w:pPr>
@@ -4431,6 +4546,7 @@
           </w:tcPr>
           <w:p>
             <w:pPr>
+              <w:keepNext/>
               <w:spacing w:after="0" w:line="240"/>
               <w:jc w:val="left"/>
             </w:pPr>
@@ -4451,23 +4567,24 @@
         </w:trPr>
         <w:tc>
           <w:tcPr>
-            <w:tcW w:type="dxa" w:w="2900"/>
-            <w:tcBorders>
-              <w:top w:val="single" w:color="808080" w:sz="4"/>
-              <w:left w:val="single" w:color="808080" w:sz="4"/>
-              <w:bottom w:val="single" w:color="808080" w:sz="4"/>
-              <w:right w:val="single" w:color="808080" w:sz="4"/>
-            </w:tcBorders>
-            <w:tcMar>
-              <w:top w:type="dxa" w:w="40"/>
-              <w:left w:type="dxa" w:w="80"/>
-              <w:bottom w:type="dxa" w:w="40"/>
-              <w:right w:type="dxa" w:w="80"/>
-            </w:tcMar>
-            <w:vAlign w:val="top"/>
-          </w:tcPr>
-          <w:p>
-            <w:pPr>
+            <w:tcW w:type="dxa" w:w="3000"/>
+            <w:tcBorders>
+              <w:top w:val="single" w:color="808080" w:sz="4"/>
+              <w:left w:val="single" w:color="808080" w:sz="4"/>
+              <w:bottom w:val="single" w:color="808080" w:sz="4"/>
+              <w:right w:val="single" w:color="808080" w:sz="4"/>
+            </w:tcBorders>
+            <w:tcMar>
+              <w:top w:type="dxa" w:w="40"/>
+              <w:left w:type="dxa" w:w="80"/>
+              <w:bottom w:type="dxa" w:w="40"/>
+              <w:right w:type="dxa" w:w="80"/>
+            </w:tcMar>
+            <w:vAlign w:val="top"/>
+          </w:tcPr>
+          <w:p>
+            <w:pPr>
+              <w:keepNext/>
               <w:spacing w:after="0" w:line="240"/>
               <w:jc w:val="left"/>
             </w:pPr>
@@ -4483,23 +4600,24 @@
         </w:tc>
         <w:tc>
           <w:tcPr>
-            <w:tcW w:type="dxa" w:w="3355"/>
-            <w:tcBorders>
-              <w:top w:val="single" w:color="808080" w:sz="4"/>
-              <w:left w:val="single" w:color="808080" w:sz="4"/>
-              <w:bottom w:val="single" w:color="808080" w:sz="4"/>
-              <w:right w:val="single" w:color="808080" w:sz="4"/>
-            </w:tcBorders>
-            <w:tcMar>
-              <w:top w:type="dxa" w:w="40"/>
-              <w:left w:type="dxa" w:w="80"/>
-              <w:bottom w:type="dxa" w:w="40"/>
-              <w:right w:type="dxa" w:w="80"/>
-            </w:tcMar>
-            <w:vAlign w:val="top"/>
-          </w:tcPr>
-          <w:p>
-            <w:pPr>
+            <w:tcW w:type="dxa" w:w="3255"/>
+            <w:tcBorders>
+              <w:top w:val="single" w:color="808080" w:sz="4"/>
+              <w:left w:val="single" w:color="808080" w:sz="4"/>
+              <w:bottom w:val="single" w:color="808080" w:sz="4"/>
+              <w:right w:val="single" w:color="808080" w:sz="4"/>
+            </w:tcBorders>
+            <w:tcMar>
+              <w:top w:type="dxa" w:w="40"/>
+              <w:left w:type="dxa" w:w="80"/>
+              <w:bottom w:type="dxa" w:w="40"/>
+              <w:right w:type="dxa" w:w="80"/>
+            </w:tcMar>
+            <w:vAlign w:val="top"/>
+          </w:tcPr>
+          <w:p>
+            <w:pPr>
+              <w:keepNext/>
               <w:spacing w:after="0" w:line="240"/>
               <w:jc w:val="left"/>
             </w:pPr>
@@ -4636,6 +4754,7 @@
           </w:tcPr>
           <w:p>
             <w:pPr>
+              <w:keepNext/>
               <w:spacing w:after="0" w:line="240"/>
               <w:jc w:val="left"/>
             </w:pPr>
@@ -4672,23 +4791,24 @@
         </w:trPr>
         <w:tc>
           <w:tcPr>
-            <w:tcW w:type="dxa" w:w="2900"/>
-            <w:tcBorders>
-              <w:top w:val="single" w:color="808080" w:sz="4"/>
-              <w:left w:val="single" w:color="808080" w:sz="4"/>
-              <w:bottom w:val="single" w:color="808080" w:sz="4"/>
-              <w:right w:val="single" w:color="808080" w:sz="4"/>
-            </w:tcBorders>
-            <w:tcMar>
-              <w:top w:type="dxa" w:w="40"/>
-              <w:left w:type="dxa" w:w="80"/>
-              <w:bottom w:type="dxa" w:w="40"/>
-              <w:right w:type="dxa" w:w="80"/>
-            </w:tcMar>
-            <w:vAlign w:val="top"/>
-          </w:tcPr>
-          <w:p>
-            <w:pPr>
+            <w:tcW w:type="dxa" w:w="3000"/>
+            <w:tcBorders>
+              <w:top w:val="single" w:color="808080" w:sz="4"/>
+              <w:left w:val="single" w:color="808080" w:sz="4"/>
+              <w:bottom w:val="single" w:color="808080" w:sz="4"/>
+              <w:right w:val="single" w:color="808080" w:sz="4"/>
+            </w:tcBorders>
+            <w:tcMar>
+              <w:top w:type="dxa" w:w="40"/>
+              <w:left w:type="dxa" w:w="80"/>
+              <w:bottom w:type="dxa" w:w="40"/>
+              <w:right w:type="dxa" w:w="80"/>
+            </w:tcMar>
+            <w:vAlign w:val="top"/>
+          </w:tcPr>
+          <w:p>
+            <w:pPr>
+              <w:keepNext w:val="false"/>
               <w:spacing w:after="0" w:line="240"/>
               <w:jc w:val="left"/>
             </w:pPr>
@@ -4704,23 +4824,24 @@
         </w:tc>
         <w:tc>
           <w:tcPr>
-            <w:tcW w:type="dxa" w:w="3355"/>
-            <w:tcBorders>
-              <w:top w:val="single" w:color="808080" w:sz="4"/>
-              <w:left w:val="single" w:color="808080" w:sz="4"/>
-              <w:bottom w:val="single" w:color="808080" w:sz="4"/>
-              <w:right w:val="single" w:color="808080" w:sz="4"/>
-            </w:tcBorders>
-            <w:tcMar>
-              <w:top w:type="dxa" w:w="40"/>
-              <w:left w:type="dxa" w:w="80"/>
-              <w:bottom w:type="dxa" w:w="40"/>
-              <w:right w:type="dxa" w:w="80"/>
-            </w:tcMar>
-            <w:vAlign w:val="top"/>
-          </w:tcPr>
-          <w:p>
-            <w:pPr>
+            <w:tcW w:type="dxa" w:w="3255"/>
+            <w:tcBorders>
+              <w:top w:val="single" w:color="808080" w:sz="4"/>
+              <w:left w:val="single" w:color="808080" w:sz="4"/>
+              <w:bottom w:val="single" w:color="808080" w:sz="4"/>
+              <w:right w:val="single" w:color="808080" w:sz="4"/>
+            </w:tcBorders>
+            <w:tcMar>
+              <w:top w:type="dxa" w:w="40"/>
+              <w:left w:type="dxa" w:w="80"/>
+              <w:bottom w:type="dxa" w:w="40"/>
+              <w:right w:type="dxa" w:w="80"/>
+            </w:tcMar>
+            <w:vAlign w:val="top"/>
+          </w:tcPr>
+          <w:p>
+            <w:pPr>
+              <w:keepNext w:val="false"/>
               <w:spacing w:after="0" w:line="240"/>
               <w:jc w:val="left"/>
             </w:pPr>
@@ -4777,6 +4898,7 @@
           </w:tcPr>
           <w:p>
             <w:pPr>
+              <w:keepNext w:val="false"/>
               <w:spacing w:after="0" w:line="240"/>
               <w:jc w:val="left"/>
             </w:pPr>
@@ -4837,7 +4959,7 @@
           <w:sz w:val="22"/>
           <w:szCs w:val="22"/>
         </w:rPr>
-        <w:t xml:space="preserve">${VAR}</w:t>
+        <w:t xml:space="preserve">$⁠{VAR}</w:t>
       </w:r>
       <w:r>
         <w:rPr>
@@ -4902,7 +5024,7 @@
           <w:sz w:val="24"/>
           <w:szCs w:val="24"/>
         </w:rPr>
-        <w:t xml:space="preserve">За будь-якої помилки в БД (невідомий вузол чи метрика, IP, зайнятий іншим активним пристроєм, порушення обмежень) відкотити транзакцію: чинною лишається попередня версія.</w:t>
+        <w:t xml:space="preserve">За будь-якої помилки в БД (невідомий вузол чи метрика, IP-адреса, зайнята активним пристроєм поза файлом, порушення обмежень) відкотити транзакцію: чинною лишається попередня версія.</w:t>
       </w:r>
     </w:p>
     <w:p>
@@ -4917,7 +5039,7 @@
           <w:sz w:val="24"/>
           <w:szCs w:val="24"/>
         </w:rPr>
-        <w:t xml:space="preserve">Зв’язок перевірено прототипом завантажувача </w:t>
+        <w:t xml:space="preserve">Зв’язок перевірено на PostgreSQL 16 за допомогою прототипу завантажувача </w:t>
       </w:r>
       <w:r>
         <w:rPr>
@@ -4933,7 +5055,7 @@
           <w:sz w:val="24"/>
           <w:szCs w:val="24"/>
         </w:rPr>
-        <w:t xml:space="preserve"> на PostgreSQL 16 на 29 сценаріях: повторне застосування, повернення до старої версії, зміна та обмін IP-адресами між пристроями, конфлікт IP, невідомі вузол і метрика, некоректні файли (п. 5.7).</w:t>
+        <w:t xml:space="preserve"> у 29 сценаріях: повторне застосування, повернення до старої версії, зміна IP-адреси пристрою, обмін IP-адресами між пристроями, конфлікт IP-адрес, невідомі вузол і метрика, некоректні файли (п. 5.7).</w:t>
       </w:r>
     </w:p>
     <w:p>
@@ -4958,7 +5080,7 @@
           <w:sz w:val="24"/>
           <w:szCs w:val="24"/>
         </w:rPr>
-        <w:t xml:space="preserve">За результатами аналізу виділено 15 сутностей (табл. 4). Для кожної визначено природний ідентифікатор — атрибут або сукупність атрибутів, що однозначно визначає екземпляр сутності. Зв’язки між сутностями та їхню кардинальність показано на логічній моделі (рис. 2).</w:t>
+        <w:t xml:space="preserve">За результатами аналізу виділено 15 сутностей (табл. 4). Для кожної визначено природний ідентифікатор — атрибут або сукупність атрибутів, що однозначно ідентифікує екземпляр сутності. Зв’язки між сутностями та їхню кардинальність показано на логічній моделі (рис. 2).</w:t>
       </w:r>
     </w:p>
     <w:p>
@@ -5163,6 +5285,7 @@
           </w:tcPr>
           <w:p>
             <w:pPr>
+              <w:keepNext w:val="false"/>
               <w:spacing w:after="0" w:line="240"/>
               <w:jc w:val="left"/>
             </w:pPr>
@@ -5195,6 +5318,7 @@
           </w:tcPr>
           <w:p>
             <w:pPr>
+              <w:keepNext w:val="false"/>
               <w:spacing w:after="0" w:line="240"/>
               <w:jc w:val="left"/>
             </w:pPr>
@@ -5227,6 +5351,7 @@
           </w:tcPr>
           <w:p>
             <w:pPr>
+              <w:keepNext w:val="false"/>
               <w:spacing w:after="0" w:line="240"/>
               <w:jc w:val="left"/>
             </w:pPr>
@@ -5259,6 +5384,7 @@
           </w:tcPr>
           <w:p>
             <w:pPr>
+              <w:keepNext w:val="false"/>
               <w:spacing w:after="0" w:line="240"/>
               <w:jc w:val="left"/>
             </w:pPr>
@@ -5296,6 +5422,7 @@
           </w:tcPr>
           <w:p>
             <w:pPr>
+              <w:keepNext w:val="false"/>
               <w:spacing w:after="0" w:line="240"/>
               <w:jc w:val="left"/>
             </w:pPr>
@@ -5328,6 +5455,7 @@
           </w:tcPr>
           <w:p>
             <w:pPr>
+              <w:keepNext w:val="false"/>
               <w:spacing w:after="0" w:line="240"/>
               <w:jc w:val="left"/>
             </w:pPr>
@@ -5360,6 +5488,7 @@
           </w:tcPr>
           <w:p>
             <w:pPr>
+              <w:keepNext w:val="false"/>
               <w:spacing w:after="0" w:line="240"/>
               <w:jc w:val="left"/>
             </w:pPr>
@@ -5392,6 +5521,7 @@
           </w:tcPr>
           <w:p>
             <w:pPr>
+              <w:keepNext w:val="false"/>
               <w:spacing w:after="0" w:line="240"/>
               <w:jc w:val="left"/>
             </w:pPr>
@@ -5429,6 +5559,7 @@
           </w:tcPr>
           <w:p>
             <w:pPr>
+              <w:keepNext w:val="false"/>
               <w:spacing w:after="0" w:line="240"/>
               <w:jc w:val="left"/>
             </w:pPr>
@@ -5461,6 +5592,7 @@
           </w:tcPr>
           <w:p>
             <w:pPr>
+              <w:keepNext w:val="false"/>
               <w:spacing w:after="0" w:line="240"/>
               <w:jc w:val="left"/>
             </w:pPr>
@@ -5493,6 +5625,7 @@
           </w:tcPr>
           <w:p>
             <w:pPr>
+              <w:keepNext w:val="false"/>
               <w:spacing w:after="0" w:line="240"/>
               <w:jc w:val="left"/>
             </w:pPr>
@@ -5525,6 +5658,7 @@
           </w:tcPr>
           <w:p>
             <w:pPr>
+              <w:keepNext w:val="false"/>
               <w:spacing w:after="0" w:line="240"/>
               <w:jc w:val="left"/>
             </w:pPr>
@@ -5562,6 +5696,7 @@
           </w:tcPr>
           <w:p>
             <w:pPr>
+              <w:keepNext w:val="false"/>
               <w:spacing w:after="0" w:line="240"/>
               <w:jc w:val="left"/>
             </w:pPr>
@@ -5594,6 +5729,7 @@
           </w:tcPr>
           <w:p>
             <w:pPr>
+              <w:keepNext w:val="false"/>
               <w:spacing w:after="0" w:line="240"/>
               <w:jc w:val="left"/>
             </w:pPr>
@@ -5626,6 +5762,7 @@
           </w:tcPr>
           <w:p>
             <w:pPr>
+              <w:keepNext w:val="false"/>
               <w:spacing w:after="0" w:line="240"/>
               <w:jc w:val="left"/>
             </w:pPr>
@@ -5658,6 +5795,7 @@
           </w:tcPr>
           <w:p>
             <w:pPr>
+              <w:keepNext w:val="false"/>
               <w:spacing w:after="0" w:line="240"/>
               <w:jc w:val="left"/>
             </w:pPr>
@@ -5695,6 +5833,7 @@
           </w:tcPr>
           <w:p>
             <w:pPr>
+              <w:keepNext w:val="false"/>
               <w:spacing w:after="0" w:line="240"/>
               <w:jc w:val="left"/>
             </w:pPr>
@@ -5727,6 +5866,7 @@
           </w:tcPr>
           <w:p>
             <w:pPr>
+              <w:keepNext w:val="false"/>
               <w:spacing w:after="0" w:line="240"/>
               <w:jc w:val="left"/>
             </w:pPr>
@@ -5759,6 +5899,7 @@
           </w:tcPr>
           <w:p>
             <w:pPr>
+              <w:keepNext w:val="false"/>
               <w:spacing w:after="0" w:line="240"/>
               <w:jc w:val="left"/>
             </w:pPr>
@@ -5791,6 +5932,7 @@
           </w:tcPr>
           <w:p>
             <w:pPr>
+              <w:keepNext w:val="false"/>
               <w:spacing w:after="0" w:line="240"/>
               <w:jc w:val="left"/>
             </w:pPr>
@@ -5828,6 +5970,7 @@
           </w:tcPr>
           <w:p>
             <w:pPr>
+              <w:keepNext w:val="false"/>
               <w:spacing w:after="0" w:line="240"/>
               <w:jc w:val="left"/>
             </w:pPr>
@@ -5860,6 +6003,7 @@
           </w:tcPr>
           <w:p>
             <w:pPr>
+              <w:keepNext w:val="false"/>
               <w:spacing w:after="0" w:line="240"/>
               <w:jc w:val="left"/>
             </w:pPr>
@@ -5892,6 +6036,7 @@
           </w:tcPr>
           <w:p>
             <w:pPr>
+              <w:keepNext w:val="false"/>
               <w:spacing w:after="0" w:line="240"/>
               <w:jc w:val="left"/>
             </w:pPr>
@@ -5924,6 +6069,7 @@
           </w:tcPr>
           <w:p>
             <w:pPr>
+              <w:keepNext w:val="false"/>
               <w:spacing w:after="0" w:line="240"/>
               <w:jc w:val="left"/>
             </w:pPr>
@@ -5961,6 +6107,7 @@
           </w:tcPr>
           <w:p>
             <w:pPr>
+              <w:keepNext w:val="false"/>
               <w:spacing w:after="0" w:line="240"/>
               <w:jc w:val="left"/>
             </w:pPr>
@@ -5993,16 +6140,17 @@
           </w:tcPr>
           <w:p>
             <w:pPr>
-              <w:spacing w:after="0" w:line="240"/>
-              <w:jc w:val="left"/>
-            </w:pPr>
-            <w:r>
-              <w:rPr>
-                <w:rFonts w:ascii="Times New Roman" w:cs="Times New Roman" w:eastAsia="Times New Roman" w:hAnsi="Times New Roman"/>
-                <w:sz w:val="20"/>
-                <w:szCs w:val="20"/>
-              </w:rPr>
-              <w:t xml:space="preserve">OID і множник, з яких метрика зчитується для типу обладнання</w:t>
+              <w:keepNext w:val="false"/>
+              <w:spacing w:after="0" w:line="240"/>
+              <w:jc w:val="left"/>
+            </w:pPr>
+            <w:r>
+              <w:rPr>
+                <w:rFonts w:ascii="Times New Roman" w:cs="Times New Roman" w:eastAsia="Times New Roman" w:hAnsi="Times New Roman"/>
+                <w:sz w:val="20"/>
+                <w:szCs w:val="20"/>
+              </w:rPr>
+              <w:t xml:space="preserve">OID, з якого зчитується метрика для типу обладнання, і множник для перерахунку значення</w:t>
             </w:r>
           </w:p>
         </w:tc>
@@ -6025,6 +6173,7 @@
           </w:tcPr>
           <w:p>
             <w:pPr>
+              <w:keepNext w:val="false"/>
               <w:spacing w:after="0" w:line="240"/>
               <w:jc w:val="left"/>
             </w:pPr>
@@ -6057,6 +6206,7 @@
           </w:tcPr>
           <w:p>
             <w:pPr>
+              <w:keepNext w:val="false"/>
               <w:spacing w:after="0" w:line="240"/>
               <w:jc w:val="left"/>
             </w:pPr>
@@ -6094,6 +6244,7 @@
           </w:tcPr>
           <w:p>
             <w:pPr>
+              <w:keepNext w:val="false"/>
               <w:spacing w:after="0" w:line="240"/>
               <w:jc w:val="left"/>
             </w:pPr>
@@ -6126,6 +6277,7 @@
           </w:tcPr>
           <w:p>
             <w:pPr>
+              <w:keepNext w:val="false"/>
               <w:spacing w:after="0" w:line="240"/>
               <w:jc w:val="left"/>
             </w:pPr>
@@ -6158,6 +6310,7 @@
           </w:tcPr>
           <w:p>
             <w:pPr>
+              <w:keepNext w:val="false"/>
               <w:spacing w:after="0" w:line="240"/>
               <w:jc w:val="left"/>
             </w:pPr>
@@ -6190,6 +6343,7 @@
           </w:tcPr>
           <w:p>
             <w:pPr>
+              <w:keepNext w:val="false"/>
               <w:spacing w:after="0" w:line="240"/>
               <w:jc w:val="left"/>
             </w:pPr>
@@ -6227,6 +6381,7 @@
           </w:tcPr>
           <w:p>
             <w:pPr>
+              <w:keepNext w:val="false"/>
               <w:spacing w:after="0" w:line="240"/>
               <w:jc w:val="left"/>
             </w:pPr>
@@ -6259,6 +6414,7 @@
           </w:tcPr>
           <w:p>
             <w:pPr>
+              <w:keepNext w:val="false"/>
               <w:spacing w:after="0" w:line="240"/>
               <w:jc w:val="left"/>
             </w:pPr>
@@ -6291,6 +6447,7 @@
           </w:tcPr>
           <w:p>
             <w:pPr>
+              <w:keepNext w:val="false"/>
               <w:spacing w:after="0" w:line="240"/>
               <w:jc w:val="left"/>
             </w:pPr>
@@ -6323,6 +6480,7 @@
           </w:tcPr>
           <w:p>
             <w:pPr>
+              <w:keepNext w:val="false"/>
               <w:spacing w:after="0" w:line="240"/>
               <w:jc w:val="left"/>
             </w:pPr>
@@ -6360,6 +6518,7 @@
           </w:tcPr>
           <w:p>
             <w:pPr>
+              <w:keepNext w:val="false"/>
               <w:spacing w:after="0" w:line="240"/>
               <w:jc w:val="left"/>
             </w:pPr>
@@ -6392,6 +6551,7 @@
           </w:tcPr>
           <w:p>
             <w:pPr>
+              <w:keepNext w:val="false"/>
               <w:spacing w:after="0" w:line="240"/>
               <w:jc w:val="left"/>
             </w:pPr>
@@ -6424,6 +6584,7 @@
           </w:tcPr>
           <w:p>
             <w:pPr>
+              <w:keepNext w:val="false"/>
               <w:spacing w:after="0" w:line="240"/>
               <w:jc w:val="left"/>
             </w:pPr>
@@ -6456,6 +6617,7 @@
           </w:tcPr>
           <w:p>
             <w:pPr>
+              <w:keepNext w:val="false"/>
               <w:spacing w:after="0" w:line="240"/>
               <w:jc w:val="left"/>
             </w:pPr>
@@ -6493,6 +6655,7 @@
           </w:tcPr>
           <w:p>
             <w:pPr>
+              <w:keepNext w:val="false"/>
               <w:spacing w:after="0" w:line="240"/>
               <w:jc w:val="left"/>
             </w:pPr>
@@ -6525,6 +6688,7 @@
           </w:tcPr>
           <w:p>
             <w:pPr>
+              <w:keepNext w:val="false"/>
               <w:spacing w:after="0" w:line="240"/>
               <w:jc w:val="left"/>
             </w:pPr>
@@ -6557,6 +6721,7 @@
           </w:tcPr>
           <w:p>
             <w:pPr>
+              <w:keepNext w:val="false"/>
               <w:spacing w:after="0" w:line="240"/>
               <w:jc w:val="left"/>
             </w:pPr>
@@ -6589,6 +6754,7 @@
           </w:tcPr>
           <w:p>
             <w:pPr>
+              <w:keepNext w:val="false"/>
               <w:spacing w:after="0" w:line="240"/>
               <w:jc w:val="left"/>
             </w:pPr>
@@ -6626,6 +6792,7 @@
           </w:tcPr>
           <w:p>
             <w:pPr>
+              <w:keepNext w:val="false"/>
               <w:spacing w:after="0" w:line="240"/>
               <w:jc w:val="left"/>
             </w:pPr>
@@ -6658,6 +6825,7 @@
           </w:tcPr>
           <w:p>
             <w:pPr>
+              <w:keepNext w:val="false"/>
               <w:spacing w:after="0" w:line="240"/>
               <w:jc w:val="left"/>
             </w:pPr>
@@ -6690,6 +6858,7 @@
           </w:tcPr>
           <w:p>
             <w:pPr>
+              <w:keepNext w:val="false"/>
               <w:spacing w:after="0" w:line="240"/>
               <w:jc w:val="left"/>
             </w:pPr>
@@ -6722,6 +6891,7 @@
           </w:tcPr>
           <w:p>
             <w:pPr>
+              <w:keepNext w:val="false"/>
               <w:spacing w:after="0" w:line="240"/>
               <w:jc w:val="left"/>
             </w:pPr>
@@ -6759,6 +6929,7 @@
           </w:tcPr>
           <w:p>
             <w:pPr>
+              <w:keepNext w:val="false"/>
               <w:spacing w:after="0" w:line="240"/>
               <w:jc w:val="left"/>
             </w:pPr>
@@ -6791,6 +6962,7 @@
           </w:tcPr>
           <w:p>
             <w:pPr>
+              <w:keepNext w:val="false"/>
               <w:spacing w:after="0" w:line="240"/>
               <w:jc w:val="left"/>
             </w:pPr>
@@ -6823,6 +6995,7 @@
           </w:tcPr>
           <w:p>
             <w:pPr>
+              <w:keepNext w:val="false"/>
               <w:spacing w:after="0" w:line="240"/>
               <w:jc w:val="left"/>
             </w:pPr>
@@ -6855,6 +7028,7 @@
           </w:tcPr>
           <w:p>
             <w:pPr>
+              <w:keepNext w:val="false"/>
               <w:spacing w:after="0" w:line="240"/>
               <w:jc w:val="left"/>
             </w:pPr>
@@ -6892,6 +7066,7 @@
           </w:tcPr>
           <w:p>
             <w:pPr>
+              <w:keepNext w:val="false"/>
               <w:spacing w:after="0" w:line="240"/>
               <w:jc w:val="left"/>
             </w:pPr>
@@ -6924,6 +7099,7 @@
           </w:tcPr>
           <w:p>
             <w:pPr>
+              <w:keepNext w:val="false"/>
               <w:spacing w:after="0" w:line="240"/>
               <w:jc w:val="left"/>
             </w:pPr>
@@ -6956,6 +7132,7 @@
           </w:tcPr>
           <w:p>
             <w:pPr>
+              <w:keepNext w:val="false"/>
               <w:spacing w:after="0" w:line="240"/>
               <w:jc w:val="left"/>
             </w:pPr>
@@ -6988,6 +7165,7 @@
           </w:tcPr>
           <w:p>
             <w:pPr>
+              <w:keepNext w:val="false"/>
               <w:spacing w:after="0" w:line="240"/>
               <w:jc w:val="left"/>
             </w:pPr>
@@ -7025,6 +7203,7 @@
           </w:tcPr>
           <w:p>
             <w:pPr>
+              <w:keepNext w:val="false"/>
               <w:spacing w:after="0" w:line="240"/>
               <w:jc w:val="left"/>
             </w:pPr>
@@ -7057,6 +7236,7 @@
           </w:tcPr>
           <w:p>
             <w:pPr>
+              <w:keepNext w:val="false"/>
               <w:spacing w:after="0" w:line="240"/>
               <w:jc w:val="left"/>
             </w:pPr>
@@ -7089,6 +7269,7 @@
           </w:tcPr>
           <w:p>
             <w:pPr>
+              <w:keepNext w:val="false"/>
               <w:spacing w:after="0" w:line="240"/>
               <w:jc w:val="left"/>
             </w:pPr>
@@ -7121,6 +7302,7 @@
           </w:tcPr>
           <w:p>
             <w:pPr>
+              <w:keepNext w:val="false"/>
               <w:spacing w:after="0" w:line="240"/>
               <w:jc w:val="left"/>
             </w:pPr>
@@ -7191,7 +7373,7 @@
           <w:sz w:val="24"/>
           <w:szCs w:val="24"/>
         </w:rPr>
-        <w:t xml:space="preserve">Кожна сутність перетворюється на відношення із сурогатним первинним ключем </w:t>
+        <w:t xml:space="preserve">Кожна сутність перетворюється на відношення. Сутності з довгими або змінюваними природними ідентифікаторами (логін, ім’я пристрою, назва, код) отримують сурогатний первинний ключ </w:t>
       </w:r>
       <w:r>
         <w:rPr>
@@ -7207,7 +7389,7 @@
           <w:sz w:val="24"/>
           <w:szCs w:val="24"/>
         </w:rPr>
-        <w:t xml:space="preserve">; природний ідентифікатор (логін, ім’я пристрою, назва) стає альтернативним ключем (UNIQUE). IP-адреса пристрою ключем не є: її можна змінити або віддати новому пристрою, а унікальність IP серед активних пристроїв забезпечує частковий унікальний індекс.</w:t>
+        <w:t xml:space="preserve">, а природний ідентифікатор стає альтернативним ключем (UNIQUE); винятки — ДБЖ, ПОКАЗНИК і ШАБЛОН ОПИТУВАННЯ (правила 3–4). IP-адреса пристрою ключем не є: її можна змінити або віддати новому пристрою, а унікальність IP-адрес серед активних пристроїв забезпечує частковий унікальний індекс.</w:t>
       </w:r>
     </w:p>
     <w:p>
@@ -7328,7 +7510,103 @@
           <w:sz w:val="24"/>
           <w:szCs w:val="24"/>
         </w:rPr>
-        <w:t xml:space="preserve">); асоціативні сутності ПОРІГ і ШАБЛОН ОПИТУВАННЯ стають відношеннями з двома FK.</w:t>
+        <w:t xml:space="preserve">). Асоціативні сутності між ТИПОМ ОБЛАДНАННЯ та МЕТРИКОЮ стають відношеннями з двома FK: ШАБЛОН ОПИТУВАННЯ — зі складеним первинним ключем (</w:t>
+      </w:r>
+      <w:r>
+        <w:rPr>
+          <w:rFonts w:ascii="Courier New" w:cs="Courier New" w:eastAsia="Courier New" w:hAnsi="Courier New"/>
+          <w:sz w:val="22"/>
+          <w:szCs w:val="22"/>
+        </w:rPr>
+        <w:t xml:space="preserve">equipment_type_id</w:t>
+      </w:r>
+      <w:r>
+        <w:rPr>
+          <w:rFonts w:ascii="Times New Roman" w:cs="Times New Roman" w:eastAsia="Times New Roman" w:hAnsi="Times New Roman"/>
+          <w:sz w:val="24"/>
+          <w:szCs w:val="24"/>
+        </w:rPr>
+        <w:t xml:space="preserve">, </w:t>
+      </w:r>
+      <w:r>
+        <w:rPr>
+          <w:rFonts w:ascii="Courier New" w:cs="Courier New" w:eastAsia="Courier New" w:hAnsi="Courier New"/>
+          <w:sz w:val="22"/>
+          <w:szCs w:val="22"/>
+        </w:rPr>
+        <w:t xml:space="preserve">metric_id</w:t>
+      </w:r>
+      <w:r>
+        <w:rPr>
+          <w:rFonts w:ascii="Times New Roman" w:cs="Times New Roman" w:eastAsia="Times New Roman" w:hAnsi="Times New Roman"/>
+          <w:sz w:val="24"/>
+          <w:szCs w:val="24"/>
+        </w:rPr>
+        <w:t xml:space="preserve">), ПОРІГ — із сурогатним ключем </w:t>
+      </w:r>
+      <w:r>
+        <w:rPr>
+          <w:rFonts w:ascii="Courier New" w:cs="Courier New" w:eastAsia="Courier New" w:hAnsi="Courier New"/>
+          <w:sz w:val="22"/>
+          <w:szCs w:val="22"/>
+        </w:rPr>
+        <w:t xml:space="preserve">id</w:t>
+      </w:r>
+      <w:r>
+        <w:rPr>
+          <w:rFonts w:ascii="Times New Roman" w:cs="Times New Roman" w:eastAsia="Times New Roman" w:hAnsi="Times New Roman"/>
+          <w:sz w:val="24"/>
+          <w:szCs w:val="24"/>
+        </w:rPr>
+        <w:t xml:space="preserve"> і альтернативним ключем (</w:t>
+      </w:r>
+      <w:r>
+        <w:rPr>
+          <w:rFonts w:ascii="Courier New" w:cs="Courier New" w:eastAsia="Courier New" w:hAnsi="Courier New"/>
+          <w:sz w:val="22"/>
+          <w:szCs w:val="22"/>
+        </w:rPr>
+        <w:t xml:space="preserve">equipment_type_id</w:t>
+      </w:r>
+      <w:r>
+        <w:rPr>
+          <w:rFonts w:ascii="Times New Roman" w:cs="Times New Roman" w:eastAsia="Times New Roman" w:hAnsi="Times New Roman"/>
+          <w:sz w:val="24"/>
+          <w:szCs w:val="24"/>
+        </w:rPr>
+        <w:t xml:space="preserve">, </w:t>
+      </w:r>
+      <w:r>
+        <w:rPr>
+          <w:rFonts w:ascii="Courier New" w:cs="Courier New" w:eastAsia="Courier New" w:hAnsi="Courier New"/>
+          <w:sz w:val="22"/>
+          <w:szCs w:val="22"/>
+        </w:rPr>
+        <w:t xml:space="preserve">metric_id</w:t>
+      </w:r>
+      <w:r>
+        <w:rPr>
+          <w:rFonts w:ascii="Times New Roman" w:cs="Times New Roman" w:eastAsia="Times New Roman" w:hAnsi="Times New Roman"/>
+          <w:sz w:val="24"/>
+          <w:szCs w:val="24"/>
+        </w:rPr>
+        <w:t xml:space="preserve">, </w:t>
+      </w:r>
+      <w:r>
+        <w:rPr>
+          <w:rFonts w:ascii="Courier New" w:cs="Courier New" w:eastAsia="Courier New" w:hAnsi="Courier New"/>
+          <w:sz w:val="22"/>
+          <w:szCs w:val="22"/>
+        </w:rPr>
+        <w:t xml:space="preserve">severity</w:t>
+      </w:r>
+      <w:r>
+        <w:rPr>
+          <w:rFonts w:ascii="Times New Roman" w:cs="Times New Roman" w:eastAsia="Times New Roman" w:hAnsi="Times New Roman"/>
+          <w:sz w:val="24"/>
+          <w:szCs w:val="24"/>
+        </w:rPr>
+        <w:t xml:space="preserve">).</w:t>
       </w:r>
     </w:p>
     <w:p>
@@ -10035,7 +10313,7 @@
           <w:sz w:val="24"/>
           <w:szCs w:val="24"/>
         </w:rPr>
-        <w:t xml:space="preserve"> — зовнішні ключі (табл. 5). Правила видалення обрано так, щоб історія аварій і дій користувачів не втрачалася.</w:t>
+        <w:t xml:space="preserve"> — зовнішні ключі (табл. 5). Правила видалення обрано так, щоб історія інцидентів не втрачалася, а записи журналу зберігалися й після видалення пов’язаних об’єктів.</w:t>
       </w:r>
     </w:p>
     <w:p>
@@ -10240,6 +10518,7 @@
           </w:tcPr>
           <w:p>
             <w:pPr>
+              <w:keepNext w:val="false"/>
               <w:spacing w:after="0" w:line="240"/>
               <w:jc w:val="left"/>
             </w:pPr>
@@ -10272,6 +10551,7 @@
           </w:tcPr>
           <w:p>
             <w:pPr>
+              <w:keepNext w:val="false"/>
               <w:spacing w:after="0" w:line="240"/>
               <w:jc w:val="left"/>
             </w:pPr>
@@ -10304,6 +10584,7 @@
           </w:tcPr>
           <w:p>
             <w:pPr>
+              <w:keepNext w:val="false"/>
               <w:spacing w:after="0" w:line="240"/>
               <w:jc w:val="center"/>
             </w:pPr>
@@ -10336,6 +10617,7 @@
           </w:tcPr>
           <w:p>
             <w:pPr>
+              <w:keepNext w:val="false"/>
               <w:spacing w:after="0" w:line="240"/>
               <w:jc w:val="left"/>
             </w:pPr>
@@ -10373,6 +10655,7 @@
           </w:tcPr>
           <w:p>
             <w:pPr>
+              <w:keepNext w:val="false"/>
               <w:spacing w:after="0" w:line="240"/>
               <w:jc w:val="left"/>
             </w:pPr>
@@ -10421,6 +10704,7 @@
           </w:tcPr>
           <w:p>
             <w:pPr>
+              <w:keepNext w:val="false"/>
               <w:spacing w:after="0" w:line="240"/>
               <w:jc w:val="left"/>
             </w:pPr>
@@ -10453,6 +10737,7 @@
           </w:tcPr>
           <w:p>
             <w:pPr>
+              <w:keepNext w:val="false"/>
               <w:spacing w:after="0" w:line="240"/>
               <w:jc w:val="center"/>
             </w:pPr>
@@ -10485,16 +10770,17 @@
           </w:tcPr>
           <w:p>
             <w:pPr>
-              <w:spacing w:after="0" w:line="240"/>
-              <w:jc w:val="left"/>
-            </w:pPr>
-            <w:r>
-              <w:rPr>
-                <w:rFonts w:ascii="Times New Roman" w:cs="Times New Roman" w:eastAsia="Times New Roman" w:hAnsi="Times New Roman"/>
-                <w:sz w:val="20"/>
-                <w:szCs w:val="20"/>
-              </w:rPr>
-              <w:t xml:space="preserve">Тип і вузол з обладнанням не видаляються</w:t>
+              <w:keepNext w:val="false"/>
+              <w:spacing w:after="0" w:line="240"/>
+              <w:jc w:val="left"/>
+            </w:pPr>
+            <w:r>
+              <w:rPr>
+                <w:rFonts w:ascii="Times New Roman" w:cs="Times New Roman" w:eastAsia="Times New Roman" w:hAnsi="Times New Roman"/>
+                <w:sz w:val="20"/>
+                <w:szCs w:val="20"/>
+              </w:rPr>
+              <w:t xml:space="preserve">Тип і вузол, до яких прив’язане обладнання, не видаляються</w:t>
             </w:r>
           </w:p>
         </w:tc>
@@ -10522,6 +10808,7 @@
           </w:tcPr>
           <w:p>
             <w:pPr>
+              <w:keepNext w:val="false"/>
               <w:spacing w:after="0" w:line="240"/>
               <w:jc w:val="left"/>
             </w:pPr>
@@ -10554,6 +10841,7 @@
           </w:tcPr>
           <w:p>
             <w:pPr>
+              <w:keepNext w:val="false"/>
               <w:spacing w:after="0" w:line="240"/>
               <w:jc w:val="left"/>
             </w:pPr>
@@ -10586,6 +10874,7 @@
           </w:tcPr>
           <w:p>
             <w:pPr>
+              <w:keepNext w:val="false"/>
               <w:spacing w:after="0" w:line="240"/>
               <w:jc w:val="center"/>
             </w:pPr>
@@ -10618,6 +10907,7 @@
           </w:tcPr>
           <w:p>
             <w:pPr>
+              <w:keepNext w:val="false"/>
               <w:spacing w:after="0" w:line="240"/>
               <w:jc w:val="left"/>
             </w:pPr>
@@ -10655,6 +10945,7 @@
           </w:tcPr>
           <w:p>
             <w:pPr>
+              <w:keepNext w:val="false"/>
               <w:spacing w:after="0" w:line="240"/>
               <w:jc w:val="left"/>
             </w:pPr>
@@ -10719,6 +11010,7 @@
           </w:tcPr>
           <w:p>
             <w:pPr>
+              <w:keepNext w:val="false"/>
               <w:spacing w:after="0" w:line="240"/>
               <w:jc w:val="left"/>
             </w:pPr>
@@ -10751,6 +11043,7 @@
           </w:tcPr>
           <w:p>
             <w:pPr>
+              <w:keepNext w:val="false"/>
               <w:spacing w:after="0" w:line="240"/>
               <w:jc w:val="center"/>
             </w:pPr>
@@ -10783,16 +11076,17 @@
           </w:tcPr>
           <w:p>
             <w:pPr>
-              <w:spacing w:after="0" w:line="240"/>
-              <w:jc w:val="left"/>
-            </w:pPr>
-            <w:r>
-              <w:rPr>
-                <w:rFonts w:ascii="Times New Roman" w:cs="Times New Roman" w:eastAsia="Times New Roman" w:hAnsi="Times New Roman"/>
-                <w:sz w:val="20"/>
-                <w:szCs w:val="20"/>
-              </w:rPr>
-              <w:t xml:space="preserve">Версії конфігурації — історія, не видаляються</w:t>
+              <w:keepNext w:val="false"/>
+              <w:spacing w:after="0" w:line="240"/>
+              <w:jc w:val="left"/>
+            </w:pPr>
+            <w:r>
+              <w:rPr>
+                <w:rFonts w:ascii="Times New Roman" w:cs="Times New Roman" w:eastAsia="Times New Roman" w:hAnsi="Times New Roman"/>
+                <w:sz w:val="20"/>
+                <w:szCs w:val="20"/>
+              </w:rPr>
+              <w:t xml:space="preserve">Версії конфігурації є історією й не видаляються</w:t>
             </w:r>
           </w:p>
         </w:tc>
@@ -10820,6 +11114,7 @@
           </w:tcPr>
           <w:p>
             <w:pPr>
+              <w:keepNext w:val="false"/>
               <w:spacing w:after="0" w:line="240"/>
               <w:jc w:val="left"/>
             </w:pPr>
@@ -10852,6 +11147,7 @@
           </w:tcPr>
           <w:p>
             <w:pPr>
+              <w:keepNext w:val="false"/>
               <w:spacing w:after="0" w:line="240"/>
               <w:jc w:val="left"/>
             </w:pPr>
@@ -10884,6 +11180,7 @@
           </w:tcPr>
           <w:p>
             <w:pPr>
+              <w:keepNext w:val="false"/>
               <w:spacing w:after="0" w:line="240"/>
               <w:jc w:val="center"/>
             </w:pPr>
@@ -10916,6 +11213,7 @@
           </w:tcPr>
           <w:p>
             <w:pPr>
+              <w:keepNext w:val="false"/>
               <w:spacing w:after="0" w:line="240"/>
               <w:jc w:val="left"/>
             </w:pPr>
@@ -10953,6 +11251,7 @@
           </w:tcPr>
           <w:p>
             <w:pPr>
+              <w:keepNext w:val="false"/>
               <w:spacing w:after="0" w:line="240"/>
               <w:jc w:val="left"/>
             </w:pPr>
@@ -10985,6 +11284,7 @@
           </w:tcPr>
           <w:p>
             <w:pPr>
+              <w:keepNext w:val="false"/>
               <w:spacing w:after="0" w:line="240"/>
               <w:jc w:val="left"/>
             </w:pPr>
@@ -11017,6 +11317,7 @@
           </w:tcPr>
           <w:p>
             <w:pPr>
+              <w:keepNext w:val="false"/>
               <w:spacing w:after="0" w:line="240"/>
               <w:jc w:val="center"/>
             </w:pPr>
@@ -11049,6 +11350,7 @@
           </w:tcPr>
           <w:p>
             <w:pPr>
+              <w:keepNext w:val="false"/>
               <w:spacing w:after="0" w:line="240"/>
               <w:jc w:val="left"/>
             </w:pPr>
@@ -11086,6 +11388,7 @@
           </w:tcPr>
           <w:p>
             <w:pPr>
+              <w:keepNext w:val="false"/>
               <w:spacing w:after="0" w:line="240"/>
               <w:jc w:val="left"/>
             </w:pPr>
@@ -11150,6 +11453,7 @@
           </w:tcPr>
           <w:p>
             <w:pPr>
+              <w:keepNext w:val="false"/>
               <w:spacing w:after="0" w:line="240"/>
               <w:jc w:val="left"/>
             </w:pPr>
@@ -11182,6 +11486,7 @@
           </w:tcPr>
           <w:p>
             <w:pPr>
+              <w:keepNext w:val="false"/>
               <w:spacing w:after="0" w:line="240"/>
               <w:jc w:val="center"/>
             </w:pPr>
@@ -11214,6 +11519,7 @@
           </w:tcPr>
           <w:p>
             <w:pPr>
+              <w:keepNext w:val="false"/>
               <w:spacing w:after="0" w:line="240"/>
               <w:jc w:val="left"/>
             </w:pPr>
@@ -11251,6 +11557,7 @@
           </w:tcPr>
           <w:p>
             <w:pPr>
+              <w:keepNext w:val="false"/>
               <w:spacing w:after="0" w:line="240"/>
               <w:jc w:val="left"/>
             </w:pPr>
@@ -11283,6 +11590,7 @@
           </w:tcPr>
           <w:p>
             <w:pPr>
+              <w:keepNext w:val="false"/>
               <w:spacing w:after="0" w:line="240"/>
               <w:jc w:val="left"/>
             </w:pPr>
@@ -11315,6 +11623,7 @@
           </w:tcPr>
           <w:p>
             <w:pPr>
+              <w:keepNext w:val="false"/>
               <w:spacing w:after="0" w:line="240"/>
               <w:jc w:val="center"/>
             </w:pPr>
@@ -11347,6 +11656,7 @@
           </w:tcPr>
           <w:p>
             <w:pPr>
+              <w:keepNext w:val="false"/>
               <w:spacing w:after="0" w:line="240"/>
               <w:jc w:val="left"/>
             </w:pPr>
@@ -11384,6 +11694,7 @@
           </w:tcPr>
           <w:p>
             <w:pPr>
+              <w:keepNext w:val="false"/>
               <w:spacing w:after="0" w:line="240"/>
               <w:jc w:val="left"/>
             </w:pPr>
@@ -11416,6 +11727,7 @@
           </w:tcPr>
           <w:p>
             <w:pPr>
+              <w:keepNext w:val="false"/>
               <w:spacing w:after="0" w:line="240"/>
               <w:jc w:val="left"/>
             </w:pPr>
@@ -11448,6 +11760,7 @@
           </w:tcPr>
           <w:p>
             <w:pPr>
+              <w:keepNext w:val="false"/>
               <w:spacing w:after="0" w:line="240"/>
               <w:jc w:val="center"/>
             </w:pPr>
@@ -11480,6 +11793,7 @@
           </w:tcPr>
           <w:p>
             <w:pPr>
+              <w:keepNext w:val="false"/>
               <w:spacing w:after="0" w:line="240"/>
               <w:jc w:val="left"/>
             </w:pPr>
@@ -11517,6 +11831,7 @@
           </w:tcPr>
           <w:p>
             <w:pPr>
+              <w:keepNext w:val="false"/>
               <w:spacing w:after="0" w:line="240"/>
               <w:jc w:val="left"/>
             </w:pPr>
@@ -11549,6 +11864,7 @@
           </w:tcPr>
           <w:p>
             <w:pPr>
+              <w:keepNext w:val="false"/>
               <w:spacing w:after="0" w:line="240"/>
               <w:jc w:val="left"/>
             </w:pPr>
@@ -11581,6 +11897,7 @@
           </w:tcPr>
           <w:p>
             <w:pPr>
+              <w:keepNext w:val="false"/>
               <w:spacing w:after="0" w:line="240"/>
               <w:jc w:val="center"/>
             </w:pPr>
@@ -11613,6 +11930,7 @@
           </w:tcPr>
           <w:p>
             <w:pPr>
+              <w:keepNext w:val="false"/>
               <w:spacing w:after="0" w:line="240"/>
               <w:jc w:val="left"/>
             </w:pPr>
@@ -11650,6 +11968,7 @@
           </w:tcPr>
           <w:p>
             <w:pPr>
+              <w:keepNext w:val="false"/>
               <w:spacing w:after="0" w:line="240"/>
               <w:jc w:val="left"/>
             </w:pPr>
@@ -11698,6 +12017,7 @@
           </w:tcPr>
           <w:p>
             <w:pPr>
+              <w:keepNext w:val="false"/>
               <w:spacing w:after="0" w:line="240"/>
               <w:jc w:val="left"/>
             </w:pPr>
@@ -11730,6 +12050,7 @@
           </w:tcPr>
           <w:p>
             <w:pPr>
+              <w:keepNext w:val="false"/>
               <w:spacing w:after="0" w:line="240"/>
               <w:jc w:val="center"/>
             </w:pPr>
@@ -11762,16 +12083,17 @@
           </w:tcPr>
           <w:p>
             <w:pPr>
-              <w:spacing w:after="0" w:line="240"/>
-              <w:jc w:val="left"/>
-            </w:pPr>
-            <w:r>
-              <w:rPr>
-                <w:rFonts w:ascii="Times New Roman" w:cs="Times New Roman" w:eastAsia="Times New Roman" w:hAnsi="Times New Roman"/>
-                <w:sz w:val="20"/>
-                <w:szCs w:val="20"/>
-              </w:rPr>
-              <w:t xml:space="preserve">Історія аварій зберігається; обладнання й пороги деактивуються</w:t>
+              <w:keepNext w:val="false"/>
+              <w:spacing w:after="0" w:line="240"/>
+              <w:jc w:val="left"/>
+            </w:pPr>
+            <w:r>
+              <w:rPr>
+                <w:rFonts w:ascii="Times New Roman" w:cs="Times New Roman" w:eastAsia="Times New Roman" w:hAnsi="Times New Roman"/>
+                <w:sz w:val="20"/>
+                <w:szCs w:val="20"/>
+              </w:rPr>
+              <w:t xml:space="preserve">Історія інцидентів зберігається; обладнання й пороги деактивуються</w:t>
             </w:r>
           </w:p>
         </w:tc>
@@ -11799,6 +12121,7 @@
           </w:tcPr>
           <w:p>
             <w:pPr>
+              <w:keepNext w:val="false"/>
               <w:spacing w:after="0" w:line="240"/>
               <w:jc w:val="left"/>
             </w:pPr>
@@ -11847,6 +12170,7 @@
           </w:tcPr>
           <w:p>
             <w:pPr>
+              <w:keepNext w:val="false"/>
               <w:spacing w:after="0" w:line="240"/>
               <w:jc w:val="left"/>
             </w:pPr>
@@ -11879,6 +12203,7 @@
           </w:tcPr>
           <w:p>
             <w:pPr>
+              <w:keepNext w:val="false"/>
               <w:spacing w:after="0" w:line="240"/>
               <w:jc w:val="center"/>
             </w:pPr>
@@ -11911,16 +12236,17 @@
           </w:tcPr>
           <w:p>
             <w:pPr>
-              <w:spacing w:after="0" w:line="240"/>
-              <w:jc w:val="left"/>
-            </w:pPr>
-            <w:r>
-              <w:rPr>
-                <w:rFonts w:ascii="Times New Roman" w:cs="Times New Roman" w:eastAsia="Times New Roman" w:hAnsi="Times New Roman"/>
-                <w:sz w:val="20"/>
-                <w:szCs w:val="20"/>
-              </w:rPr>
-              <w:t xml:space="preserve">Користувач з історією не видаляється, а блокується</w:t>
+              <w:keepNext w:val="false"/>
+              <w:spacing w:after="0" w:line="240"/>
+              <w:jc w:val="left"/>
+            </w:pPr>
+            <w:r>
+              <w:rPr>
+                <w:rFonts w:ascii="Times New Roman" w:cs="Times New Roman" w:eastAsia="Times New Roman" w:hAnsi="Times New Roman"/>
+                <w:sz w:val="20"/>
+                <w:szCs w:val="20"/>
+              </w:rPr>
+              <w:t xml:space="preserve">Користувач з історією інцидентів і сповіщень не видаляється, а блокується</w:t>
             </w:r>
           </w:p>
         </w:tc>
@@ -11948,6 +12274,7 @@
           </w:tcPr>
           <w:p>
             <w:pPr>
+              <w:keepNext w:val="false"/>
               <w:spacing w:after="0" w:line="240"/>
               <w:jc w:val="left"/>
             </w:pPr>
@@ -11980,6 +12307,7 @@
           </w:tcPr>
           <w:p>
             <w:pPr>
+              <w:keepNext w:val="false"/>
               <w:spacing w:after="0" w:line="240"/>
               <w:jc w:val="left"/>
             </w:pPr>
@@ -12012,6 +12340,7 @@
           </w:tcPr>
           <w:p>
             <w:pPr>
+              <w:keepNext w:val="false"/>
               <w:spacing w:after="0" w:line="240"/>
               <w:jc w:val="center"/>
             </w:pPr>
@@ -12044,6 +12373,7 @@
           </w:tcPr>
           <w:p>
             <w:pPr>
+              <w:keepNext w:val="false"/>
               <w:spacing w:after="0" w:line="240"/>
               <w:jc w:val="left"/>
             </w:pPr>
@@ -12081,6 +12411,7 @@
           </w:tcPr>
           <w:p>
             <w:pPr>
+              <w:keepNext w:val="false"/>
               <w:spacing w:after="0" w:line="240"/>
               <w:jc w:val="left"/>
             </w:pPr>
@@ -12145,6 +12476,7 @@
           </w:tcPr>
           <w:p>
             <w:pPr>
+              <w:keepNext w:val="false"/>
               <w:spacing w:after="0" w:line="240"/>
               <w:jc w:val="left"/>
             </w:pPr>
@@ -12177,6 +12509,7 @@
           </w:tcPr>
           <w:p>
             <w:pPr>
+              <w:keepNext w:val="false"/>
               <w:spacing w:after="0" w:line="240"/>
               <w:jc w:val="center"/>
             </w:pPr>
@@ -12209,6 +12542,7 @@
           </w:tcPr>
           <w:p>
             <w:pPr>
+              <w:keepNext w:val="false"/>
               <w:spacing w:after="0" w:line="240"/>
               <w:jc w:val="left"/>
             </w:pPr>
@@ -12241,7 +12575,7 @@
           <w:sz w:val="24"/>
           <w:szCs w:val="24"/>
         </w:rPr>
-        <w:t xml:space="preserve">Основні бізнес-правила та механізми їх забезпечення наведено в табл. 6. Правила, що потребують процедурної логіки (лічильники, таймери, перевірки між кількома таблицями), буде реалізовано в лабораторній роботі №2 тригерами та збереженими процедурами.</w:t>
+        <w:t xml:space="preserve">Основні бізнес-правила та механізми їх забезпечення наведено в табл. 6. Правила, що потребують процедурної логіки (лічильники, таймери, перевірки між кількома таблицями), буде реалізовано в ЛР2 тригерами та збереженими процедурами.</w:t>
       </w:r>
     </w:p>
     <w:p>
@@ -12410,6 +12744,7 @@
           </w:tcPr>
           <w:p>
             <w:pPr>
+              <w:keepNext w:val="false"/>
               <w:spacing w:after="0" w:line="240"/>
               <w:jc w:val="center"/>
             </w:pPr>
@@ -12442,6 +12777,7 @@
           </w:tcPr>
           <w:p>
             <w:pPr>
+              <w:keepNext w:val="false"/>
               <w:spacing w:after="0" w:line="240"/>
               <w:jc w:val="left"/>
             </w:pPr>
@@ -12474,6 +12810,7 @@
           </w:tcPr>
           <w:p>
             <w:pPr>
+              <w:keepNext w:val="false"/>
               <w:spacing w:after="0" w:line="240"/>
               <w:jc w:val="left"/>
             </w:pPr>
@@ -12575,6 +12912,7 @@
           </w:tcPr>
           <w:p>
             <w:pPr>
+              <w:keepNext w:val="false"/>
               <w:spacing w:after="0" w:line="240"/>
               <w:jc w:val="center"/>
             </w:pPr>
@@ -12607,6 +12945,7 @@
           </w:tcPr>
           <w:p>
             <w:pPr>
+              <w:keepNext w:val="false"/>
               <w:spacing w:after="0" w:line="240"/>
               <w:jc w:val="left"/>
             </w:pPr>
@@ -12639,6 +12978,7 @@
           </w:tcPr>
           <w:p>
             <w:pPr>
+              <w:keepNext w:val="false"/>
               <w:spacing w:after="0" w:line="240"/>
               <w:jc w:val="left"/>
             </w:pPr>
@@ -12700,6 +13040,7 @@
           </w:tcPr>
           <w:p>
             <w:pPr>
+              <w:keepNext w:val="false"/>
               <w:spacing w:after="0" w:line="240"/>
               <w:jc w:val="center"/>
             </w:pPr>
@@ -12732,16 +13073,17 @@
           </w:tcPr>
           <w:p>
             <w:pPr>
-              <w:spacing w:after="0" w:line="240"/>
-              <w:jc w:val="left"/>
-            </w:pPr>
-            <w:r>
-              <w:rPr>
-                <w:rFonts w:ascii="Times New Roman" w:cs="Times New Roman" w:eastAsia="Times New Roman" w:hAnsi="Times New Roman"/>
-                <w:sz w:val="20"/>
-                <w:szCs w:val="20"/>
-              </w:rPr>
-              <w:t xml:space="preserve">IP-адреса — адреса вузла (не мережі), унікальна серед активних пристроїв</w:t>
+              <w:keepNext w:val="false"/>
+              <w:spacing w:after="0" w:line="240"/>
+              <w:jc w:val="left"/>
+            </w:pPr>
+            <w:r>
+              <w:rPr>
+                <w:rFonts w:ascii="Times New Roman" w:cs="Times New Roman" w:eastAsia="Times New Roman" w:hAnsi="Times New Roman"/>
+                <w:sz w:val="20"/>
+                <w:szCs w:val="20"/>
+              </w:rPr>
+              <w:t xml:space="preserve">IP-адреса — адреса окремого хоста (не мережі), унікальна серед активних пристроїв</w:t>
             </w:r>
           </w:p>
         </w:tc>
@@ -12764,6 +13106,7 @@
           </w:tcPr>
           <w:p>
             <w:pPr>
+              <w:keepNext w:val="false"/>
               <w:spacing w:after="0" w:line="240"/>
               <w:jc w:val="left"/>
             </w:pPr>
@@ -12817,6 +13160,7 @@
           </w:tcPr>
           <w:p>
             <w:pPr>
+              <w:keepNext w:val="false"/>
               <w:spacing w:after="0" w:line="240"/>
               <w:jc w:val="center"/>
             </w:pPr>
@@ -12849,6 +13193,7 @@
           </w:tcPr>
           <w:p>
             <w:pPr>
+              <w:keepNext w:val="false"/>
               <w:spacing w:after="0" w:line="240"/>
               <w:jc w:val="left"/>
             </w:pPr>
@@ -12881,6 +13226,7 @@
           </w:tcPr>
           <w:p>
             <w:pPr>
+              <w:keepNext w:val="false"/>
               <w:spacing w:after="0" w:line="240"/>
               <w:jc w:val="left"/>
             </w:pPr>
@@ -12918,6 +13264,7 @@
           </w:tcPr>
           <w:p>
             <w:pPr>
+              <w:keepNext w:val="false"/>
               <w:spacing w:after="0" w:line="240"/>
               <w:jc w:val="center"/>
             </w:pPr>
@@ -12950,6 +13297,7 @@
           </w:tcPr>
           <w:p>
             <w:pPr>
+              <w:keepNext w:val="false"/>
               <w:spacing w:after="0" w:line="240"/>
               <w:jc w:val="left"/>
             </w:pPr>
@@ -12982,6 +13330,7 @@
           </w:tcPr>
           <w:p>
             <w:pPr>
+              <w:keepNext w:val="false"/>
               <w:spacing w:after="0" w:line="240"/>
               <w:jc w:val="left"/>
             </w:pPr>
@@ -13059,6 +13408,7 @@
           </w:tcPr>
           <w:p>
             <w:pPr>
+              <w:keepNext w:val="false"/>
               <w:spacing w:after="0" w:line="240"/>
               <w:jc w:val="center"/>
             </w:pPr>
@@ -13091,6 +13441,7 @@
           </w:tcPr>
           <w:p>
             <w:pPr>
+              <w:keepNext w:val="false"/>
               <w:spacing w:after="0" w:line="240"/>
               <w:jc w:val="left"/>
             </w:pPr>
@@ -13123,6 +13474,7 @@
           </w:tcPr>
           <w:p>
             <w:pPr>
+              <w:keepNext w:val="false"/>
               <w:spacing w:after="0" w:line="240"/>
               <w:jc w:val="left"/>
             </w:pPr>
@@ -13192,6 +13544,7 @@
           </w:tcPr>
           <w:p>
             <w:pPr>
+              <w:keepNext w:val="false"/>
               <w:spacing w:after="0" w:line="240"/>
               <w:jc w:val="center"/>
             </w:pPr>
@@ -13224,6 +13577,7 @@
           </w:tcPr>
           <w:p>
             <w:pPr>
+              <w:keepNext w:val="false"/>
               <w:spacing w:after="0" w:line="240"/>
               <w:jc w:val="left"/>
             </w:pPr>
@@ -13256,6 +13610,7 @@
           </w:tcPr>
           <w:p>
             <w:pPr>
+              <w:keepNext w:val="false"/>
               <w:spacing w:after="0" w:line="240"/>
               <w:jc w:val="left"/>
             </w:pPr>
@@ -13309,6 +13664,7 @@
           </w:tcPr>
           <w:p>
             <w:pPr>
+              <w:keepNext w:val="false"/>
               <w:spacing w:after="0" w:line="240"/>
               <w:jc w:val="center"/>
             </w:pPr>
@@ -13341,6 +13697,7 @@
           </w:tcPr>
           <w:p>
             <w:pPr>
+              <w:keepNext w:val="false"/>
               <w:spacing w:after="0" w:line="240"/>
               <w:jc w:val="left"/>
             </w:pPr>
@@ -13373,6 +13730,7 @@
           </w:tcPr>
           <w:p>
             <w:pPr>
+              <w:keepNext w:val="false"/>
               <w:spacing w:after="0" w:line="240"/>
               <w:jc w:val="left"/>
             </w:pPr>
@@ -13442,6 +13800,7 @@
           </w:tcPr>
           <w:p>
             <w:pPr>
+              <w:keepNext w:val="false"/>
               <w:spacing w:after="0" w:line="240"/>
               <w:jc w:val="center"/>
             </w:pPr>
@@ -13474,6 +13833,7 @@
           </w:tcPr>
           <w:p>
             <w:pPr>
+              <w:keepNext w:val="false"/>
               <w:spacing w:after="0" w:line="240"/>
               <w:jc w:val="left"/>
             </w:pPr>
@@ -13506,6 +13866,7 @@
           </w:tcPr>
           <w:p>
             <w:pPr>
+              <w:keepNext w:val="false"/>
               <w:spacing w:after="0" w:line="240"/>
               <w:jc w:val="left"/>
             </w:pPr>
@@ -13607,6 +13968,7 @@
           </w:tcPr>
           <w:p>
             <w:pPr>
+              <w:keepNext w:val="false"/>
               <w:spacing w:after="0" w:line="240"/>
               <w:jc w:val="center"/>
             </w:pPr>
@@ -13639,6 +14001,7 @@
           </w:tcPr>
           <w:p>
             <w:pPr>
+              <w:keepNext w:val="false"/>
               <w:spacing w:after="0" w:line="240"/>
               <w:jc w:val="left"/>
             </w:pPr>
@@ -13671,6 +14034,7 @@
           </w:tcPr>
           <w:p>
             <w:pPr>
+              <w:keepNext w:val="false"/>
               <w:spacing w:after="0" w:line="240"/>
               <w:jc w:val="left"/>
             </w:pPr>
@@ -13740,6 +14104,7 @@
           </w:tcPr>
           <w:p>
             <w:pPr>
+              <w:keepNext w:val="false"/>
               <w:spacing w:after="0" w:line="240"/>
               <w:jc w:val="center"/>
             </w:pPr>
@@ -13772,16 +14137,17 @@
           </w:tcPr>
           <w:p>
             <w:pPr>
-              <w:spacing w:after="0" w:line="240"/>
-              <w:jc w:val="left"/>
-            </w:pPr>
-            <w:r>
-              <w:rPr>
-                <w:rFonts w:ascii="Times New Roman" w:cs="Times New Roman" w:eastAsia="Times New Roman" w:hAnsi="Times New Roman"/>
-                <w:sz w:val="20"/>
-                <w:szCs w:val="20"/>
-              </w:rPr>
-              <w:t xml:space="preserve">Історія не втрачається: обладнання та користувачі з історією лише деактивуються</w:t>
+              <w:keepNext w:val="false"/>
+              <w:spacing w:after="0" w:line="240"/>
+              <w:jc w:val="left"/>
+            </w:pPr>
+            <w:r>
+              <w:rPr>
+                <w:rFonts w:ascii="Times New Roman" w:cs="Times New Roman" w:eastAsia="Times New Roman" w:hAnsi="Times New Roman"/>
+                <w:sz w:val="20"/>
+                <w:szCs w:val="20"/>
+              </w:rPr>
+              <w:t xml:space="preserve">Історія інцидентів не втрачається: обладнання з інцидентами та користувачі, що приймали інциденти чи отримували сповіщення, не видаляються, а деактивуються</w:t>
             </w:r>
           </w:p>
         </w:tc>
@@ -13804,16 +14170,65 @@
           </w:tcPr>
           <w:p>
             <w:pPr>
-              <w:spacing w:after="0" w:line="240"/>
-              <w:jc w:val="left"/>
-            </w:pPr>
-            <w:r>
-              <w:rPr>
-                <w:rFonts w:ascii="Times New Roman" w:cs="Times New Roman" w:eastAsia="Times New Roman" w:hAnsi="Times New Roman"/>
-                <w:sz w:val="20"/>
-                <w:szCs w:val="20"/>
-              </w:rPr>
-              <w:t xml:space="preserve">ON DELETE RESTRICT, поля </w:t>
+              <w:keepNext w:val="false"/>
+              <w:spacing w:after="0" w:line="240"/>
+              <w:jc w:val="left"/>
+            </w:pPr>
+            <w:r>
+              <w:rPr>
+                <w:rFonts w:ascii="Times New Roman" w:cs="Times New Roman" w:eastAsia="Times New Roman" w:hAnsi="Times New Roman"/>
+                <w:sz w:val="20"/>
+                <w:szCs w:val="20"/>
+              </w:rPr>
+              <w:t xml:space="preserve">ON DELETE RESTRICT (</w:t>
+            </w:r>
+            <w:r>
+              <w:rPr>
+                <w:rFonts w:ascii="Courier New" w:cs="Courier New" w:eastAsia="Courier New" w:hAnsi="Courier New"/>
+                <w:sz w:val="16"/>
+                <w:szCs w:val="16"/>
+              </w:rPr>
+              <w:t xml:space="preserve">fk_incident_equipment</w:t>
+            </w:r>
+            <w:r>
+              <w:rPr>
+                <w:rFonts w:ascii="Times New Roman" w:cs="Times New Roman" w:eastAsia="Times New Roman" w:hAnsi="Times New Roman"/>
+                <w:sz w:val="20"/>
+                <w:szCs w:val="20"/>
+              </w:rPr>
+              <w:t xml:space="preserve">, </w:t>
+            </w:r>
+            <w:r>
+              <w:rPr>
+                <w:rFonts w:ascii="Courier New" w:cs="Courier New" w:eastAsia="Courier New" w:hAnsi="Courier New"/>
+                <w:sz w:val="16"/>
+                <w:szCs w:val="16"/>
+              </w:rPr>
+              <w:t xml:space="preserve">fk_incident_ack_user</w:t>
+            </w:r>
+            <w:r>
+              <w:rPr>
+                <w:rFonts w:ascii="Times New Roman" w:cs="Times New Roman" w:eastAsia="Times New Roman" w:hAnsi="Times New Roman"/>
+                <w:sz w:val="20"/>
+                <w:szCs w:val="20"/>
+              </w:rPr>
+              <w:t xml:space="preserve">, </w:t>
+            </w:r>
+            <w:r>
+              <w:rPr>
+                <w:rFonts w:ascii="Courier New" w:cs="Courier New" w:eastAsia="Courier New" w:hAnsi="Courier New"/>
+                <w:sz w:val="16"/>
+                <w:szCs w:val="16"/>
+              </w:rPr>
+              <w:t xml:space="preserve">fk_notification_user</w:t>
+            </w:r>
+            <w:r>
+              <w:rPr>
+                <w:rFonts w:ascii="Times New Roman" w:cs="Times New Roman" w:eastAsia="Times New Roman" w:hAnsi="Times New Roman"/>
+                <w:sz w:val="20"/>
+                <w:szCs w:val="20"/>
+              </w:rPr>
+              <w:t xml:space="preserve">), поля </w:t>
             </w:r>
             <w:r>
               <w:rPr>
@@ -13849,6 +14264,7 @@
           </w:tcPr>
           <w:p>
             <w:pPr>
+              <w:keepNext w:val="false"/>
               <w:spacing w:after="0" w:line="240"/>
               <w:jc w:val="center"/>
             </w:pPr>
@@ -13881,6 +14297,7 @@
           </w:tcPr>
           <w:p>
             <w:pPr>
+              <w:keepNext w:val="false"/>
               <w:spacing w:after="0" w:line="240"/>
               <w:jc w:val="left"/>
             </w:pPr>
@@ -13913,6 +14330,7 @@
           </w:tcPr>
           <w:p>
             <w:pPr>
+              <w:keepNext w:val="false"/>
               <w:spacing w:after="0" w:line="240"/>
               <w:jc w:val="left"/>
             </w:pPr>
@@ -13966,6 +14384,7 @@
           </w:tcPr>
           <w:p>
             <w:pPr>
+              <w:keepNext w:val="false"/>
               <w:spacing w:after="0" w:line="240"/>
               <w:jc w:val="center"/>
             </w:pPr>
@@ -13998,6 +14417,7 @@
           </w:tcPr>
           <w:p>
             <w:pPr>
+              <w:keepNext w:val="false"/>
               <w:spacing w:after="0" w:line="240"/>
               <w:jc w:val="left"/>
             </w:pPr>
@@ -14030,6 +14450,7 @@
           </w:tcPr>
           <w:p>
             <w:pPr>
+              <w:keepNext w:val="false"/>
               <w:spacing w:after="0" w:line="240"/>
               <w:jc w:val="left"/>
             </w:pPr>
@@ -14047,7 +14468,7 @@
                 <w:sz w:val="20"/>
                 <w:szCs w:val="20"/>
               </w:rPr>
-              <w:t xml:space="preserve">, </w:t>
+              <w:t xml:space="preserve"> (формат імені змінної), перевірка файлу завантажувачем; </w:t>
             </w:r>
             <w:r>
               <w:rPr>
@@ -14115,6 +14536,7 @@
           </w:tcPr>
           <w:p>
             <w:pPr>
+              <w:keepNext w:val="false"/>
               <w:spacing w:after="0" w:line="240"/>
               <w:jc w:val="center"/>
             </w:pPr>
@@ -14147,6 +14569,7 @@
           </w:tcPr>
           <w:p>
             <w:pPr>
+              <w:keepNext w:val="false"/>
               <w:spacing w:after="0" w:line="240"/>
               <w:jc w:val="left"/>
             </w:pPr>
@@ -14179,6 +14602,7 @@
           </w:tcPr>
           <w:p>
             <w:pPr>
+              <w:keepNext w:val="false"/>
               <w:spacing w:after="0" w:line="240"/>
               <w:jc w:val="left"/>
             </w:pPr>
@@ -14248,6 +14672,7 @@
           </w:tcPr>
           <w:p>
             <w:pPr>
+              <w:keepNext w:val="false"/>
               <w:spacing w:after="0" w:line="240"/>
               <w:jc w:val="center"/>
             </w:pPr>
@@ -14280,6 +14705,7 @@
           </w:tcPr>
           <w:p>
             <w:pPr>
+              <w:keepNext w:val="false"/>
               <w:spacing w:after="0" w:line="240"/>
               <w:jc w:val="left"/>
             </w:pPr>
@@ -14312,6 +14738,7 @@
           </w:tcPr>
           <w:p>
             <w:pPr>
+              <w:keepNext w:val="false"/>
               <w:spacing w:after="0" w:line="240"/>
               <w:jc w:val="left"/>
             </w:pPr>
@@ -14354,6 +14781,174 @@
                 <w:szCs w:val="20"/>
               </w:rPr>
               <w:t xml:space="preserve">; одна транзакція (у ЛР2 — процедура)</w:t>
+            </w:r>
+          </w:p>
+        </w:tc>
+      </w:tr>
+      <w:tr>
+        <w:trPr>
+          <w:cantSplit/>
+        </w:trPr>
+        <w:tc>
+          <w:tcPr>
+            <w:tcW w:type="dxa" w:w="900"/>
+            <w:tcBorders>
+              <w:top w:val="single" w:color="808080" w:sz="4"/>
+              <w:left w:val="single" w:color="808080" w:sz="4"/>
+              <w:bottom w:val="single" w:color="808080" w:sz="4"/>
+              <w:right w:val="single" w:color="808080" w:sz="4"/>
+            </w:tcBorders>
+            <w:tcMar>
+              <w:top w:type="dxa" w:w="40"/>
+              <w:left w:type="dxa" w:w="80"/>
+              <w:bottom w:type="dxa" w:w="40"/>
+              <w:right w:type="dxa" w:w="80"/>
+            </w:tcMar>
+            <w:vAlign w:val="top"/>
+          </w:tcPr>
+          <w:p>
+            <w:pPr>
+              <w:keepNext w:val="false"/>
+              <w:spacing w:after="0" w:line="240"/>
+              <w:jc w:val="center"/>
+            </w:pPr>
+            <w:r>
+              <w:rPr>
+                <w:rFonts w:ascii="Times New Roman" w:cs="Times New Roman" w:eastAsia="Times New Roman" w:hAnsi="Times New Roman"/>
+                <w:sz w:val="20"/>
+                <w:szCs w:val="20"/>
+              </w:rPr>
+              <w:t xml:space="preserve">БП-16</w:t>
+            </w:r>
+          </w:p>
+        </w:tc>
+        <w:tc>
+          <w:tcPr>
+            <w:tcW w:type="dxa" w:w="4555"/>
+            <w:tcBorders>
+              <w:top w:val="single" w:color="808080" w:sz="4"/>
+              <w:left w:val="single" w:color="808080" w:sz="4"/>
+              <w:bottom w:val="single" w:color="808080" w:sz="4"/>
+              <w:right w:val="single" w:color="808080" w:sz="4"/>
+            </w:tcBorders>
+            <w:tcMar>
+              <w:top w:type="dxa" w:w="40"/>
+              <w:left w:type="dxa" w:w="80"/>
+              <w:bottom w:type="dxa" w:w="40"/>
+              <w:right w:type="dxa" w:w="80"/>
+            </w:tcMar>
+            <w:vAlign w:val="top"/>
+          </w:tcPr>
+          <w:p>
+            <w:pPr>
+              <w:keepNext w:val="false"/>
+              <w:spacing w:after="0" w:line="240"/>
+              <w:jc w:val="left"/>
+            </w:pPr>
+            <w:r>
+              <w:rPr>
+                <w:rFonts w:ascii="Times New Roman" w:cs="Times New Roman" w:eastAsia="Times New Roman" w:hAnsi="Times New Roman"/>
+                <w:sz w:val="20"/>
+                <w:szCs w:val="20"/>
+              </w:rPr>
+              <w:t xml:space="preserve">Після N невдалих опитувань поспіль (типово 3) — статус «офлайн» та інцидент (SR-04.2); ескалація через 5 хв; антифлуд 10 хв (SR-07.2)</w:t>
+            </w:r>
+          </w:p>
+        </w:tc>
+        <w:tc>
+          <w:tcPr>
+            <w:tcW w:type="dxa" w:w="3900"/>
+            <w:tcBorders>
+              <w:top w:val="single" w:color="808080" w:sz="4"/>
+              <w:left w:val="single" w:color="808080" w:sz="4"/>
+              <w:bottom w:val="single" w:color="808080" w:sz="4"/>
+              <w:right w:val="single" w:color="808080" w:sz="4"/>
+            </w:tcBorders>
+            <w:tcMar>
+              <w:top w:type="dxa" w:w="40"/>
+              <w:left w:type="dxa" w:w="80"/>
+              <w:bottom w:type="dxa" w:w="40"/>
+              <w:right w:type="dxa" w:w="80"/>
+            </w:tcMar>
+            <w:vAlign w:val="top"/>
+          </w:tcPr>
+          <w:p>
+            <w:pPr>
+              <w:keepNext w:val="false"/>
+              <w:spacing w:after="0" w:line="240"/>
+              <w:jc w:val="left"/>
+            </w:pPr>
+            <w:r>
+              <w:rPr>
+                <w:rFonts w:ascii="Times New Roman" w:cs="Times New Roman" w:eastAsia="Times New Roman" w:hAnsi="Times New Roman"/>
+                <w:sz w:val="20"/>
+                <w:szCs w:val="20"/>
+              </w:rPr>
+              <w:t xml:space="preserve">Поля </w:t>
+            </w:r>
+            <w:r>
+              <w:rPr>
+                <w:rFonts w:ascii="Courier New" w:cs="Courier New" w:eastAsia="Courier New" w:hAnsi="Courier New"/>
+                <w:sz w:val="16"/>
+                <w:szCs w:val="16"/>
+              </w:rPr>
+              <w:t xml:space="preserve">failed_polls</w:t>
+            </w:r>
+            <w:r>
+              <w:rPr>
+                <w:rFonts w:ascii="Times New Roman" w:cs="Times New Roman" w:eastAsia="Times New Roman" w:hAnsi="Times New Roman"/>
+                <w:sz w:val="20"/>
+                <w:szCs w:val="20"/>
+              </w:rPr>
+              <w:t xml:space="preserve">, </w:t>
+            </w:r>
+            <w:r>
+              <w:rPr>
+                <w:rFonts w:ascii="Courier New" w:cs="Courier New" w:eastAsia="Courier New" w:hAnsi="Courier New"/>
+                <w:sz w:val="16"/>
+                <w:szCs w:val="16"/>
+              </w:rPr>
+              <w:t xml:space="preserve">escalated_at</w:t>
+            </w:r>
+            <w:r>
+              <w:rPr>
+                <w:rFonts w:ascii="Times New Roman" w:cs="Times New Roman" w:eastAsia="Times New Roman" w:hAnsi="Times New Roman"/>
+                <w:sz w:val="20"/>
+                <w:szCs w:val="20"/>
+              </w:rPr>
+              <w:t xml:space="preserve">; індекси </w:t>
+            </w:r>
+            <w:r>
+              <w:rPr>
+                <w:rFonts w:ascii="Courier New" w:cs="Courier New" w:eastAsia="Courier New" w:hAnsi="Courier New"/>
+                <w:sz w:val="16"/>
+                <w:szCs w:val="16"/>
+              </w:rPr>
+              <w:t xml:space="preserve">ix_incident_new</w:t>
+            </w:r>
+            <w:r>
+              <w:rPr>
+                <w:rFonts w:ascii="Times New Roman" w:cs="Times New Roman" w:eastAsia="Times New Roman" w:hAnsi="Times New Roman"/>
+                <w:sz w:val="20"/>
+                <w:szCs w:val="20"/>
+              </w:rPr>
+              <w:t xml:space="preserve">, </w:t>
+            </w:r>
+            <w:r>
+              <w:rPr>
+                <w:rFonts w:ascii="Courier New" w:cs="Courier New" w:eastAsia="Courier New" w:hAnsi="Courier New"/>
+                <w:sz w:val="16"/>
+                <w:szCs w:val="16"/>
+              </w:rPr>
+              <w:t xml:space="preserve">ix_notification_antiflood</w:t>
+            </w:r>
+            <w:r>
+              <w:rPr>
+                <w:rFonts w:ascii="Times New Roman" w:cs="Times New Roman" w:eastAsia="Times New Roman" w:hAnsi="Times New Roman"/>
+                <w:sz w:val="20"/>
+                <w:szCs w:val="20"/>
+              </w:rPr>
+              <w:t xml:space="preserve">; процедури ЛР2</w:t>
             </w:r>
           </w:p>
         </w:tc>
@@ -14413,7 +15008,7 @@
           <w:sz w:val="24"/>
           <w:szCs w:val="24"/>
         </w:rPr>
-        <w:t xml:space="preserve"> (NFR-03). Вона підтримує транзакції ACID і декларативні обмеження, спеціалізовані типи (</w:t>
+        <w:t xml:space="preserve"> (NFR-03). Ця СУБД підтримує транзакції ACID і декларативні обмеження, спеціалізовані типи (</w:t>
       </w:r>
       <w:r>
         <w:rPr>
@@ -14477,7 +15072,7 @@
           <w:sz w:val="24"/>
           <w:szCs w:val="24"/>
         </w:rPr>
-        <w:t xml:space="preserve"> (з версії 15), а також працює on-premise у Docker-контейнері (ЛР2 ТСПП).</w:t>
+        <w:t xml:space="preserve"> (з версії 15), а також може працювати на власному сервері провайдера (on-premise) у Docker-контейнері (ЛР2 ТСПП).</w:t>
       </w:r>
     </w:p>
     <w:p>
@@ -14898,6 +15493,7 @@
           </w:tcPr>
           <w:p>
             <w:pPr>
+              <w:keepNext w:val="false"/>
               <w:spacing w:after="0" w:line="240"/>
               <w:jc w:val="left"/>
             </w:pPr>
@@ -14930,6 +15526,7 @@
           </w:tcPr>
           <w:p>
             <w:pPr>
+              <w:keepNext w:val="false"/>
               <w:spacing w:after="0" w:line="240"/>
               <w:jc w:val="center"/>
             </w:pPr>
@@ -14962,6 +15559,7 @@
           </w:tcPr>
           <w:p>
             <w:pPr>
+              <w:keepNext w:val="false"/>
               <w:spacing w:after="0" w:line="240"/>
               <w:jc w:val="left"/>
             </w:pPr>
@@ -15090,32 +15688,17 @@
           </w:tcPr>
           <w:p>
             <w:pPr>
-              <w:spacing w:after="0" w:line="240"/>
-              <w:jc w:val="left"/>
-            </w:pPr>
-            <w:r>
-              <w:rPr>
-                <w:rFonts w:ascii="Times New Roman" w:cs="Times New Roman" w:eastAsia="Times New Roman" w:hAnsi="Times New Roman"/>
-                <w:sz w:val="20"/>
-                <w:szCs w:val="20"/>
-              </w:rPr>
-              <w:t xml:space="preserve">Діапазону до 32 767 достатньо; </w:t>
-            </w:r>
-            <w:r>
-              <w:rPr>
-                <w:rFonts w:ascii="Courier New" w:cs="Courier New" w:eastAsia="Courier New" w:hAnsi="Courier New"/>
-                <w:sz w:val="16"/>
-                <w:szCs w:val="16"/>
-              </w:rPr>
-              <w:t xml:space="preserve">metric_id</w:t>
-            </w:r>
-            <w:r>
-              <w:rPr>
-                <w:rFonts w:ascii="Times New Roman" w:cs="Times New Roman" w:eastAsia="Times New Roman" w:hAnsi="Times New Roman"/>
-                <w:sz w:val="20"/>
-                <w:szCs w:val="20"/>
-              </w:rPr>
-              <w:t xml:space="preserve"> є в кожному рядку телеметрії</w:t>
+              <w:keepNext w:val="false"/>
+              <w:spacing w:after="0" w:line="240"/>
+              <w:jc w:val="left"/>
+            </w:pPr>
+            <w:r>
+              <w:rPr>
+                <w:rFonts w:ascii="Times New Roman" w:cs="Times New Roman" w:eastAsia="Times New Roman" w:hAnsi="Times New Roman"/>
+                <w:sz w:val="20"/>
+                <w:szCs w:val="20"/>
+              </w:rPr>
+              <w:t xml:space="preserve">Діапазону до 32 767 достатньо для довідників і лічильників</w:t>
             </w:r>
           </w:p>
         </w:tc>
@@ -15143,6 +15726,7 @@
           </w:tcPr>
           <w:p>
             <w:pPr>
+              <w:keepNext w:val="false"/>
               <w:spacing w:after="0" w:line="240"/>
               <w:jc w:val="left"/>
             </w:pPr>
@@ -15175,6 +15759,7 @@
           </w:tcPr>
           <w:p>
             <w:pPr>
+              <w:keepNext w:val="false"/>
               <w:spacing w:after="0" w:line="240"/>
               <w:jc w:val="center"/>
             </w:pPr>
@@ -15207,6 +15792,7 @@
           </w:tcPr>
           <w:p>
             <w:pPr>
+              <w:keepNext w:val="false"/>
               <w:spacing w:after="0" w:line="240"/>
               <w:jc w:val="left"/>
             </w:pPr>
@@ -15335,6 +15921,7 @@
           </w:tcPr>
           <w:p>
             <w:pPr>
+              <w:keepNext w:val="false"/>
               <w:spacing w:after="0" w:line="240"/>
               <w:jc w:val="left"/>
             </w:pPr>
@@ -15372,6 +15959,7 @@
           </w:tcPr>
           <w:p>
             <w:pPr>
+              <w:keepNext w:val="false"/>
               <w:spacing w:after="0" w:line="240"/>
               <w:jc w:val="left"/>
             </w:pPr>
@@ -15404,6 +15992,7 @@
           </w:tcPr>
           <w:p>
             <w:pPr>
+              <w:keepNext w:val="false"/>
               <w:spacing w:after="0" w:line="240"/>
               <w:jc w:val="center"/>
             </w:pPr>
@@ -15436,6 +16025,7 @@
           </w:tcPr>
           <w:p>
             <w:pPr>
+              <w:keepNext w:val="false"/>
               <w:spacing w:after="0" w:line="240"/>
               <w:jc w:val="left"/>
             </w:pPr>
@@ -15532,6 +16122,7 @@
           </w:tcPr>
           <w:p>
             <w:pPr>
+              <w:keepNext w:val="false"/>
               <w:spacing w:after="0" w:line="240"/>
               <w:jc w:val="left"/>
             </w:pPr>
@@ -15569,6 +16160,7 @@
           </w:tcPr>
           <w:p>
             <w:pPr>
+              <w:keepNext w:val="false"/>
               <w:spacing w:after="0" w:line="240"/>
               <w:jc w:val="left"/>
             </w:pPr>
@@ -15601,6 +16193,7 @@
           </w:tcPr>
           <w:p>
             <w:pPr>
+              <w:keepNext w:val="false"/>
               <w:spacing w:after="0" w:line="240"/>
               <w:jc w:val="center"/>
             </w:pPr>
@@ -15633,6 +16226,7 @@
           </w:tcPr>
           <w:p>
             <w:pPr>
+              <w:keepNext w:val="false"/>
               <w:spacing w:after="0" w:line="240"/>
               <w:jc w:val="left"/>
             </w:pPr>
@@ -15665,6 +16259,7 @@
           </w:tcPr>
           <w:p>
             <w:pPr>
+              <w:keepNext w:val="false"/>
               <w:spacing w:after="0" w:line="240"/>
               <w:jc w:val="left"/>
             </w:pPr>
@@ -15702,6 +16297,7 @@
           </w:tcPr>
           <w:p>
             <w:pPr>
+              <w:keepNext w:val="false"/>
               <w:spacing w:after="0" w:line="240"/>
               <w:jc w:val="left"/>
             </w:pPr>
@@ -15734,6 +16330,7 @@
           </w:tcPr>
           <w:p>
             <w:pPr>
+              <w:keepNext w:val="false"/>
               <w:spacing w:after="0" w:line="240"/>
               <w:jc w:val="center"/>
             </w:pPr>
@@ -15743,7 +16340,7 @@
                 <w:sz w:val="20"/>
                 <w:szCs w:val="20"/>
               </w:rPr>
-              <w:t xml:space="preserve">n + 1…4 Б</w:t>
+              <w:t xml:space="preserve">довжина в байтах + 1…4 Б</w:t>
             </w:r>
           </w:p>
         </w:tc>
@@ -15766,6 +16363,7 @@
           </w:tcPr>
           <w:p>
             <w:pPr>
+              <w:keepNext w:val="false"/>
               <w:spacing w:after="0" w:line="240"/>
               <w:jc w:val="left"/>
             </w:pPr>
@@ -15806,6 +16404,7 @@
           </w:tcPr>
           <w:p>
             <w:pPr>
+              <w:keepNext w:val="false"/>
               <w:spacing w:after="0" w:line="240"/>
               <w:jc w:val="left"/>
             </w:pPr>
@@ -15843,6 +16442,7 @@
           </w:tcPr>
           <w:p>
             <w:pPr>
+              <w:keepNext w:val="false"/>
               <w:spacing w:after="0" w:line="240"/>
               <w:jc w:val="left"/>
             </w:pPr>
@@ -15875,6 +16475,7 @@
           </w:tcPr>
           <w:p>
             <w:pPr>
+              <w:keepNext w:val="false"/>
               <w:spacing w:after="0" w:line="240"/>
               <w:jc w:val="center"/>
             </w:pPr>
@@ -15907,6 +16508,7 @@
           </w:tcPr>
           <w:p>
             <w:pPr>
+              <w:keepNext w:val="false"/>
               <w:spacing w:after="0" w:line="240"/>
               <w:jc w:val="left"/>
             </w:pPr>
@@ -15971,6 +16573,7 @@
           </w:tcPr>
           <w:p>
             <w:pPr>
+              <w:keepNext w:val="false"/>
               <w:spacing w:after="0" w:line="240"/>
               <w:jc w:val="left"/>
             </w:pPr>
@@ -16008,6 +16611,7 @@
           </w:tcPr>
           <w:p>
             <w:pPr>
+              <w:keepNext w:val="false"/>
               <w:spacing w:after="0" w:line="240"/>
               <w:jc w:val="left"/>
             </w:pPr>
@@ -16040,6 +16644,7 @@
           </w:tcPr>
           <w:p>
             <w:pPr>
+              <w:keepNext w:val="false"/>
               <w:spacing w:after="0" w:line="240"/>
               <w:jc w:val="center"/>
             </w:pPr>
@@ -16072,6 +16677,7 @@
           </w:tcPr>
           <w:p>
             <w:pPr>
+              <w:keepNext w:val="false"/>
               <w:spacing w:after="0" w:line="240"/>
               <w:jc w:val="left"/>
             </w:pPr>
@@ -16104,6 +16710,7 @@
           </w:tcPr>
           <w:p>
             <w:pPr>
+              <w:keepNext w:val="false"/>
               <w:spacing w:after="0" w:line="240"/>
               <w:jc w:val="left"/>
             </w:pPr>
@@ -16141,6 +16748,7 @@
           </w:tcPr>
           <w:p>
             <w:pPr>
+              <w:keepNext w:val="false"/>
               <w:spacing w:after="0" w:line="240"/>
               <w:jc w:val="left"/>
             </w:pPr>
@@ -16173,6 +16781,7 @@
           </w:tcPr>
           <w:p>
             <w:pPr>
+              <w:keepNext w:val="false"/>
               <w:spacing w:after="0" w:line="240"/>
               <w:jc w:val="center"/>
             </w:pPr>
@@ -16205,6 +16814,7 @@
           </w:tcPr>
           <w:p>
             <w:pPr>
+              <w:keepNext w:val="false"/>
               <w:spacing w:after="0" w:line="240"/>
               <w:jc w:val="left"/>
             </w:pPr>
@@ -16253,6 +16863,7 @@
           </w:tcPr>
           <w:p>
             <w:pPr>
+              <w:keepNext w:val="false"/>
               <w:spacing w:after="0" w:line="240"/>
               <w:jc w:val="left"/>
             </w:pPr>
@@ -16290,6 +16901,7 @@
           </w:tcPr>
           <w:p>
             <w:pPr>
+              <w:keepNext w:val="false"/>
               <w:spacing w:after="0" w:line="240"/>
               <w:jc w:val="left"/>
             </w:pPr>
@@ -16322,6 +16934,7 @@
           </w:tcPr>
           <w:p>
             <w:pPr>
+              <w:keepNext w:val="false"/>
               <w:spacing w:after="0" w:line="240"/>
               <w:jc w:val="center"/>
             </w:pPr>
@@ -16354,6 +16967,7 @@
           </w:tcPr>
           <w:p>
             <w:pPr>
+              <w:keepNext w:val="false"/>
               <w:spacing w:after="0" w:line="240"/>
               <w:jc w:val="left"/>
             </w:pPr>
@@ -16418,6 +17032,7 @@
           </w:tcPr>
           <w:p>
             <w:pPr>
+              <w:keepNext w:val="false"/>
               <w:spacing w:after="0" w:line="240"/>
               <w:jc w:val="left"/>
             </w:pPr>
@@ -16455,6 +17070,7 @@
           </w:tcPr>
           <w:p>
             <w:pPr>
+              <w:keepNext w:val="false"/>
               <w:spacing w:after="0" w:line="240"/>
               <w:jc w:val="left"/>
             </w:pPr>
@@ -16487,6 +17103,7 @@
           </w:tcPr>
           <w:p>
             <w:pPr>
+              <w:keepNext w:val="false"/>
               <w:spacing w:after="0" w:line="240"/>
               <w:jc w:val="center"/>
             </w:pPr>
@@ -16519,6 +17136,7 @@
           </w:tcPr>
           <w:p>
             <w:pPr>
+              <w:keepNext w:val="false"/>
               <w:spacing w:after="0" w:line="240"/>
               <w:jc w:val="left"/>
             </w:pPr>
@@ -16551,6 +17169,7 @@
           </w:tcPr>
           <w:p>
             <w:pPr>
+              <w:keepNext w:val="false"/>
               <w:spacing w:after="0" w:line="240"/>
               <w:jc w:val="left"/>
             </w:pPr>
@@ -16588,6 +17207,7 @@
           </w:tcPr>
           <w:p>
             <w:pPr>
+              <w:keepNext w:val="false"/>
               <w:spacing w:after="0" w:line="240"/>
               <w:jc w:val="left"/>
             </w:pPr>
@@ -16620,6 +17240,7 @@
           </w:tcPr>
           <w:p>
             <w:pPr>
+              <w:keepNext w:val="false"/>
               <w:spacing w:after="0" w:line="240"/>
               <w:jc w:val="center"/>
             </w:pPr>
@@ -16652,6 +17273,7 @@
           </w:tcPr>
           <w:p>
             <w:pPr>
+              <w:keepNext w:val="false"/>
               <w:spacing w:after="0" w:line="240"/>
               <w:jc w:val="left"/>
             </w:pPr>
@@ -16684,6 +17306,7 @@
           </w:tcPr>
           <w:p>
             <w:pPr>
+              <w:keepNext w:val="false"/>
               <w:spacing w:after="0" w:line="240"/>
               <w:jc w:val="left"/>
             </w:pPr>
@@ -16721,6 +17344,7 @@
           </w:tcPr>
           <w:p>
             <w:pPr>
+              <w:keepNext w:val="false"/>
               <w:spacing w:after="0" w:line="240"/>
               <w:jc w:val="left"/>
             </w:pPr>
@@ -16753,6 +17377,7 @@
           </w:tcPr>
           <w:p>
             <w:pPr>
+              <w:keepNext w:val="false"/>
               <w:spacing w:after="0" w:line="240"/>
               <w:jc w:val="center"/>
             </w:pPr>
@@ -16785,6 +17410,7 @@
           </w:tcPr>
           <w:p>
             <w:pPr>
+              <w:keepNext w:val="false"/>
               <w:spacing w:after="0" w:line="240"/>
               <w:jc w:val="left"/>
             </w:pPr>
@@ -16833,6 +17459,7 @@
           </w:tcPr>
           <w:p>
             <w:pPr>
+              <w:keepNext w:val="false"/>
               <w:spacing w:after="0" w:line="240"/>
               <w:jc w:val="left"/>
             </w:pPr>
@@ -16870,6 +17497,7 @@
           </w:tcPr>
           <w:p>
             <w:pPr>
+              <w:keepNext w:val="false"/>
               <w:spacing w:after="0" w:line="240"/>
               <w:jc w:val="left"/>
             </w:pPr>
@@ -16902,6 +17530,7 @@
           </w:tcPr>
           <w:p>
             <w:pPr>
+              <w:keepNext w:val="false"/>
               <w:spacing w:after="0" w:line="240"/>
               <w:jc w:val="center"/>
             </w:pPr>
@@ -16934,6 +17563,7 @@
           </w:tcPr>
           <w:p>
             <w:pPr>
+              <w:keepNext w:val="false"/>
               <w:spacing w:after="0" w:line="240"/>
               <w:jc w:val="left"/>
             </w:pPr>
@@ -16966,6 +17596,7 @@
           </w:tcPr>
           <w:p>
             <w:pPr>
+              <w:keepNext w:val="false"/>
               <w:spacing w:after="0" w:line="240"/>
               <w:jc w:val="left"/>
             </w:pPr>
@@ -17177,6 +17808,7 @@
           </w:tcPr>
           <w:p>
             <w:pPr>
+              <w:keepNext w:val="false"/>
               <w:spacing w:after="0" w:line="240"/>
               <w:jc w:val="left"/>
             </w:pPr>
@@ -17209,6 +17841,7 @@
           </w:tcPr>
           <w:p>
             <w:pPr>
+              <w:keepNext w:val="false"/>
               <w:spacing w:after="0" w:line="240"/>
               <w:jc w:val="left"/>
             </w:pPr>
@@ -17241,6 +17874,7 @@
           </w:tcPr>
           <w:p>
             <w:pPr>
+              <w:keepNext w:val="false"/>
               <w:spacing w:after="0" w:line="240"/>
               <w:jc w:val="left"/>
             </w:pPr>
@@ -17278,6 +17912,7 @@
           </w:tcPr>
           <w:p>
             <w:pPr>
+              <w:keepNext w:val="false"/>
               <w:spacing w:after="0" w:line="240"/>
               <w:jc w:val="left"/>
             </w:pPr>
@@ -17310,6 +17945,7 @@
           </w:tcPr>
           <w:p>
             <w:pPr>
+              <w:keepNext w:val="false"/>
               <w:spacing w:after="0" w:line="240"/>
               <w:jc w:val="left"/>
             </w:pPr>
@@ -17342,6 +17978,7 @@
           </w:tcPr>
           <w:p>
             <w:pPr>
+              <w:keepNext w:val="false"/>
               <w:spacing w:after="0" w:line="240"/>
               <w:jc w:val="left"/>
             </w:pPr>
@@ -17379,6 +18016,7 @@
           </w:tcPr>
           <w:p>
             <w:pPr>
+              <w:keepNext w:val="false"/>
               <w:spacing w:after="0" w:line="240"/>
               <w:jc w:val="left"/>
             </w:pPr>
@@ -17411,6 +18049,7 @@
           </w:tcPr>
           <w:p>
             <w:pPr>
+              <w:keepNext w:val="false"/>
               <w:spacing w:after="0" w:line="240"/>
               <w:jc w:val="left"/>
             </w:pPr>
@@ -17443,6 +18082,7 @@
           </w:tcPr>
           <w:p>
             <w:pPr>
+              <w:keepNext w:val="false"/>
               <w:spacing w:after="0" w:line="240"/>
               <w:jc w:val="left"/>
             </w:pPr>
@@ -17480,6 +18120,7 @@
           </w:tcPr>
           <w:p>
             <w:pPr>
+              <w:keepNext w:val="false"/>
               <w:spacing w:after="0" w:line="240"/>
               <w:jc w:val="left"/>
             </w:pPr>
@@ -17512,6 +18153,7 @@
           </w:tcPr>
           <w:p>
             <w:pPr>
+              <w:keepNext w:val="false"/>
               <w:spacing w:after="0" w:line="240"/>
               <w:jc w:val="left"/>
             </w:pPr>
@@ -17544,6 +18186,7 @@
           </w:tcPr>
           <w:p>
             <w:pPr>
+              <w:keepNext w:val="false"/>
               <w:spacing w:after="0" w:line="240"/>
               <w:jc w:val="left"/>
             </w:pPr>
@@ -17581,6 +18224,7 @@
           </w:tcPr>
           <w:p>
             <w:pPr>
+              <w:keepNext w:val="false"/>
               <w:spacing w:after="0" w:line="240"/>
               <w:jc w:val="left"/>
             </w:pPr>
@@ -17613,6 +18257,7 @@
           </w:tcPr>
           <w:p>
             <w:pPr>
+              <w:keepNext w:val="false"/>
               <w:spacing w:after="0" w:line="240"/>
               <w:jc w:val="left"/>
             </w:pPr>
@@ -17645,6 +18290,7 @@
           </w:tcPr>
           <w:p>
             <w:pPr>
+              <w:keepNext w:val="false"/>
               <w:spacing w:after="0" w:line="240"/>
               <w:jc w:val="left"/>
             </w:pPr>
@@ -17682,6 +18328,7 @@
           </w:tcPr>
           <w:p>
             <w:pPr>
+              <w:keepNext w:val="false"/>
               <w:spacing w:after="0" w:line="240"/>
               <w:jc w:val="left"/>
             </w:pPr>
@@ -17714,6 +18361,7 @@
           </w:tcPr>
           <w:p>
             <w:pPr>
+              <w:keepNext w:val="false"/>
               <w:spacing w:after="0" w:line="240"/>
               <w:jc w:val="left"/>
             </w:pPr>
@@ -17746,6 +18394,7 @@
           </w:tcPr>
           <w:p>
             <w:pPr>
+              <w:keepNext w:val="false"/>
               <w:spacing w:after="0" w:line="240"/>
               <w:jc w:val="left"/>
             </w:pPr>
@@ -17783,6 +18432,7 @@
           </w:tcPr>
           <w:p>
             <w:pPr>
+              <w:keepNext w:val="false"/>
               <w:spacing w:after="0" w:line="240"/>
               <w:jc w:val="left"/>
             </w:pPr>
@@ -17815,6 +18465,7 @@
           </w:tcPr>
           <w:p>
             <w:pPr>
+              <w:keepNext w:val="false"/>
               <w:spacing w:after="0" w:line="240"/>
               <w:jc w:val="left"/>
             </w:pPr>
@@ -17847,6 +18498,7 @@
           </w:tcPr>
           <w:p>
             <w:pPr>
+              <w:keepNext w:val="false"/>
               <w:spacing w:after="0" w:line="240"/>
               <w:jc w:val="left"/>
             </w:pPr>
@@ -17884,6 +18536,7 @@
           </w:tcPr>
           <w:p>
             <w:pPr>
+              <w:keepNext w:val="false"/>
               <w:spacing w:after="0" w:line="240"/>
               <w:jc w:val="left"/>
             </w:pPr>
@@ -17916,6 +18569,7 @@
           </w:tcPr>
           <w:p>
             <w:pPr>
+              <w:keepNext w:val="false"/>
               <w:spacing w:after="0" w:line="240"/>
               <w:jc w:val="left"/>
             </w:pPr>
@@ -17948,6 +18602,7 @@
           </w:tcPr>
           <w:p>
             <w:pPr>
+              <w:keepNext w:val="false"/>
               <w:spacing w:after="0" w:line="240"/>
               <w:jc w:val="left"/>
             </w:pPr>
@@ -17985,6 +18640,7 @@
           </w:tcPr>
           <w:p>
             <w:pPr>
+              <w:keepNext w:val="false"/>
               <w:spacing w:after="0" w:line="240"/>
               <w:jc w:val="left"/>
             </w:pPr>
@@ -18017,6 +18673,7 @@
           </w:tcPr>
           <w:p>
             <w:pPr>
+              <w:keepNext w:val="false"/>
               <w:spacing w:after="0" w:line="240"/>
               <w:jc w:val="left"/>
             </w:pPr>
@@ -18049,6 +18706,7 @@
           </w:tcPr>
           <w:p>
             <w:pPr>
+              <w:keepNext w:val="false"/>
               <w:spacing w:after="0" w:line="240"/>
               <w:jc w:val="left"/>
             </w:pPr>
@@ -18086,6 +18744,7 @@
           </w:tcPr>
           <w:p>
             <w:pPr>
+              <w:keepNext w:val="false"/>
               <w:spacing w:after="0" w:line="240"/>
               <w:jc w:val="left"/>
             </w:pPr>
@@ -18118,6 +18777,7 @@
           </w:tcPr>
           <w:p>
             <w:pPr>
+              <w:keepNext w:val="false"/>
               <w:spacing w:after="0" w:line="240"/>
               <w:jc w:val="left"/>
             </w:pPr>
@@ -18150,6 +18810,7 @@
           </w:tcPr>
           <w:p>
             <w:pPr>
+              <w:keepNext w:val="false"/>
               <w:spacing w:after="0" w:line="240"/>
               <w:jc w:val="left"/>
             </w:pPr>
@@ -18187,6 +18848,7 @@
           </w:tcPr>
           <w:p>
             <w:pPr>
+              <w:keepNext w:val="false"/>
               <w:spacing w:after="0" w:line="240"/>
               <w:jc w:val="left"/>
             </w:pPr>
@@ -18219,6 +18881,7 @@
           </w:tcPr>
           <w:p>
             <w:pPr>
+              <w:keepNext w:val="false"/>
               <w:spacing w:after="0" w:line="240"/>
               <w:jc w:val="left"/>
             </w:pPr>
@@ -18251,6 +18914,7 @@
           </w:tcPr>
           <w:p>
             <w:pPr>
+              <w:keepNext w:val="false"/>
               <w:spacing w:after="0" w:line="240"/>
               <w:jc w:val="left"/>
             </w:pPr>
@@ -18288,6 +18952,7 @@
           </w:tcPr>
           <w:p>
             <w:pPr>
+              <w:keepNext w:val="false"/>
               <w:spacing w:after="0" w:line="240"/>
               <w:jc w:val="left"/>
             </w:pPr>
@@ -18320,6 +18985,7 @@
           </w:tcPr>
           <w:p>
             <w:pPr>
+              <w:keepNext w:val="false"/>
               <w:spacing w:after="0" w:line="240"/>
               <w:jc w:val="left"/>
             </w:pPr>
@@ -18352,6 +19018,7 @@
           </w:tcPr>
           <w:p>
             <w:pPr>
+              <w:keepNext w:val="false"/>
               <w:spacing w:after="0" w:line="240"/>
               <w:jc w:val="left"/>
             </w:pPr>
@@ -18394,7 +19061,7 @@
           <w:sz w:val="24"/>
           <w:szCs w:val="24"/>
         </w:rPr>
-        <w:t xml:space="preserve">PostgreSQL автоматично індексує лише первинні ключі та UNIQUE, тому індекси для зовнішніх ключів і типових запитів створено явно (табл. 9). Часткові індекси (з умовою WHERE) охоплюють лише потрібні рядки — відкриті інциденти, сповіщення в черзі, ненульові зовнішні ключі — і тому залишаються малими. Індекс за </w:t>
+        <w:t xml:space="preserve">PostgreSQL автоматично індексує лише первинні ключі та UNIQUE, тому індекси для зовнішніх ключів і типових запитів створено явно (табл. 9). Часткові індекси (з умовою WHERE) охоплюють лише потрібні рядки — відкриті інциденти, сповіщення в черзі, рядки із заповненими зовнішніми ключами — і тому залишаються малими. Окремий індекс (</w:t>
       </w:r>
       <w:r>
         <w:rPr>
@@ -18402,7 +19069,39 @@
           <w:sz w:val="22"/>
           <w:szCs w:val="22"/>
         </w:rPr>
-        <w:t xml:space="preserve">metric_reading.metric_id</w:t>
+        <w:t xml:space="preserve">metric_id</w:t>
+      </w:r>
+      <w:r>
+        <w:rPr>
+          <w:rFonts w:ascii="Times New Roman" w:cs="Times New Roman" w:eastAsia="Times New Roman" w:hAnsi="Times New Roman"/>
+          <w:sz w:val="24"/>
+          <w:szCs w:val="24"/>
+        </w:rPr>
+        <w:t xml:space="preserve">, </w:t>
+      </w:r>
+      <w:r>
+        <w:rPr>
+          <w:rFonts w:ascii="Courier New" w:cs="Courier New" w:eastAsia="Courier New" w:hAnsi="Courier New"/>
+          <w:sz w:val="22"/>
+          <w:szCs w:val="22"/>
+        </w:rPr>
+        <w:t xml:space="preserve">read_at</w:t>
+      </w:r>
+      <w:r>
+        <w:rPr>
+          <w:rFonts w:ascii="Times New Roman" w:cs="Times New Roman" w:eastAsia="Times New Roman" w:hAnsi="Times New Roman"/>
+          <w:sz w:val="24"/>
+          <w:szCs w:val="24"/>
+        </w:rPr>
+        <w:t xml:space="preserve">) для зовнішнього ключа </w:t>
+      </w:r>
+      <w:r>
+        <w:rPr>
+          <w:rFonts w:ascii="Courier New" w:cs="Courier New" w:eastAsia="Courier New" w:hAnsi="Courier New"/>
+          <w:sz w:val="22"/>
+          <w:szCs w:val="22"/>
+        </w:rPr>
+        <w:t xml:space="preserve">fk_reading_metric</w:t>
       </w:r>
       <w:r>
         <w:rPr>
@@ -18615,6 +19314,7 @@
           </w:tcPr>
           <w:p>
             <w:pPr>
+              <w:keepNext w:val="false"/>
               <w:spacing w:after="0" w:line="240"/>
               <w:jc w:val="left"/>
             </w:pPr>
@@ -18647,6 +19347,7 @@
           </w:tcPr>
           <w:p>
             <w:pPr>
+              <w:keepNext w:val="false"/>
               <w:spacing w:after="0" w:line="240"/>
               <w:jc w:val="left"/>
             </w:pPr>
@@ -18679,6 +19380,7 @@
           </w:tcPr>
           <w:p>
             <w:pPr>
+              <w:keepNext w:val="false"/>
               <w:spacing w:after="0" w:line="240"/>
               <w:jc w:val="left"/>
             </w:pPr>
@@ -18711,6 +19413,7 @@
           </w:tcPr>
           <w:p>
             <w:pPr>
+              <w:keepNext w:val="false"/>
               <w:spacing w:after="0" w:line="240"/>
               <w:jc w:val="left"/>
             </w:pPr>
@@ -18748,6 +19451,7 @@
           </w:tcPr>
           <w:p>
             <w:pPr>
+              <w:keepNext w:val="false"/>
               <w:spacing w:after="0" w:line="240"/>
               <w:jc w:val="left"/>
             </w:pPr>
@@ -18780,6 +19484,7 @@
           </w:tcPr>
           <w:p>
             <w:pPr>
+              <w:keepNext w:val="false"/>
               <w:spacing w:after="0" w:line="240"/>
               <w:jc w:val="left"/>
             </w:pPr>
@@ -18812,6 +19517,7 @@
           </w:tcPr>
           <w:p>
             <w:pPr>
+              <w:keepNext w:val="false"/>
               <w:spacing w:after="0" w:line="240"/>
               <w:jc w:val="left"/>
             </w:pPr>
@@ -18844,6 +19550,7 @@
           </w:tcPr>
           <w:p>
             <w:pPr>
+              <w:keepNext w:val="false"/>
               <w:spacing w:after="0" w:line="240"/>
               <w:jc w:val="left"/>
             </w:pPr>
@@ -18881,6 +19588,7 @@
           </w:tcPr>
           <w:p>
             <w:pPr>
+              <w:keepNext w:val="false"/>
               <w:spacing w:after="0" w:line="240"/>
               <w:jc w:val="left"/>
             </w:pPr>
@@ -18945,6 +19653,7 @@
           </w:tcPr>
           <w:p>
             <w:pPr>
+              <w:keepNext w:val="false"/>
               <w:spacing w:after="0" w:line="240"/>
               <w:jc w:val="left"/>
             </w:pPr>
@@ -18977,6 +19686,7 @@
           </w:tcPr>
           <w:p>
             <w:pPr>
+              <w:keepNext w:val="false"/>
               <w:spacing w:after="0" w:line="240"/>
               <w:jc w:val="left"/>
             </w:pPr>
@@ -19009,6 +19719,7 @@
           </w:tcPr>
           <w:p>
             <w:pPr>
+              <w:keepNext w:val="false"/>
               <w:spacing w:after="0" w:line="240"/>
               <w:jc w:val="left"/>
             </w:pPr>
@@ -19046,6 +19757,7 @@
           </w:tcPr>
           <w:p>
             <w:pPr>
+              <w:keepNext w:val="false"/>
               <w:spacing w:after="0" w:line="240"/>
               <w:jc w:val="left"/>
             </w:pPr>
@@ -19078,6 +19790,7 @@
           </w:tcPr>
           <w:p>
             <w:pPr>
+              <w:keepNext w:val="false"/>
               <w:spacing w:after="0" w:line="240"/>
               <w:jc w:val="left"/>
             </w:pPr>
@@ -19110,6 +19823,7 @@
           </w:tcPr>
           <w:p>
             <w:pPr>
+              <w:keepNext w:val="false"/>
               <w:spacing w:after="0" w:line="240"/>
               <w:jc w:val="left"/>
             </w:pPr>
@@ -19142,6 +19856,7 @@
           </w:tcPr>
           <w:p>
             <w:pPr>
+              <w:keepNext w:val="false"/>
               <w:spacing w:after="0" w:line="240"/>
               <w:jc w:val="left"/>
             </w:pPr>
@@ -19179,6 +19894,7 @@
           </w:tcPr>
           <w:p>
             <w:pPr>
+              <w:keepNext w:val="false"/>
               <w:spacing w:after="0" w:line="240"/>
               <w:jc w:val="left"/>
             </w:pPr>
@@ -19211,6 +19927,7 @@
           </w:tcPr>
           <w:p>
             <w:pPr>
+              <w:keepNext w:val="false"/>
               <w:spacing w:after="0" w:line="240"/>
               <w:jc w:val="left"/>
             </w:pPr>
@@ -19243,6 +19960,7 @@
           </w:tcPr>
           <w:p>
             <w:pPr>
+              <w:keepNext w:val="false"/>
               <w:spacing w:after="0" w:line="240"/>
               <w:jc w:val="left"/>
             </w:pPr>
@@ -19275,6 +19993,7 @@
           </w:tcPr>
           <w:p>
             <w:pPr>
+              <w:keepNext w:val="false"/>
               <w:spacing w:after="0" w:line="240"/>
               <w:jc w:val="left"/>
             </w:pPr>
@@ -19312,6 +20031,7 @@
           </w:tcPr>
           <w:p>
             <w:pPr>
+              <w:keepNext w:val="false"/>
               <w:spacing w:after="0" w:line="240"/>
               <w:jc w:val="left"/>
             </w:pPr>
@@ -19344,6 +20064,7 @@
           </w:tcPr>
           <w:p>
             <w:pPr>
+              <w:keepNext w:val="false"/>
               <w:spacing w:after="0" w:line="240"/>
               <w:jc w:val="left"/>
             </w:pPr>
@@ -19376,6 +20097,7 @@
           </w:tcPr>
           <w:p>
             <w:pPr>
+              <w:keepNext w:val="false"/>
               <w:spacing w:after="0" w:line="240"/>
               <w:jc w:val="left"/>
             </w:pPr>
@@ -19408,16 +20130,17 @@
           </w:tcPr>
           <w:p>
             <w:pPr>
-              <w:spacing w:after="0" w:line="240"/>
-              <w:jc w:val="left"/>
-            </w:pPr>
-            <w:r>
-              <w:rPr>
-                <w:rFonts w:ascii="Times New Roman" w:cs="Times New Roman" w:eastAsia="Times New Roman" w:hAnsi="Times New Roman"/>
-                <w:sz w:val="20"/>
-                <w:szCs w:val="20"/>
-              </w:rPr>
-              <w:t xml:space="preserve">БП-03: IP унікальна серед активних пристроїв</w:t>
+              <w:keepNext w:val="false"/>
+              <w:spacing w:after="0" w:line="240"/>
+              <w:jc w:val="left"/>
+            </w:pPr>
+            <w:r>
+              <w:rPr>
+                <w:rFonts w:ascii="Times New Roman" w:cs="Times New Roman" w:eastAsia="Times New Roman" w:hAnsi="Times New Roman"/>
+                <w:sz w:val="20"/>
+                <w:szCs w:val="20"/>
+              </w:rPr>
+              <w:t xml:space="preserve">БП-03: IP-адреса унікальна серед активних пристроїв</w:t>
             </w:r>
           </w:p>
         </w:tc>
@@ -19445,6 +20168,7 @@
           </w:tcPr>
           <w:p>
             <w:pPr>
+              <w:keepNext w:val="false"/>
               <w:spacing w:after="0" w:line="240"/>
               <w:jc w:val="left"/>
             </w:pPr>
@@ -19477,6 +20201,7 @@
           </w:tcPr>
           <w:p>
             <w:pPr>
+              <w:keepNext w:val="false"/>
               <w:spacing w:after="0" w:line="240"/>
               <w:jc w:val="left"/>
             </w:pPr>
@@ -19509,6 +20234,7 @@
           </w:tcPr>
           <w:p>
             <w:pPr>
+              <w:keepNext w:val="false"/>
               <w:spacing w:after="0" w:line="240"/>
               <w:jc w:val="left"/>
             </w:pPr>
@@ -19541,6 +20267,7 @@
           </w:tcPr>
           <w:p>
             <w:pPr>
+              <w:keepNext w:val="false"/>
               <w:spacing w:after="0" w:line="240"/>
               <w:jc w:val="left"/>
             </w:pPr>
@@ -19578,6 +20305,7 @@
           </w:tcPr>
           <w:p>
             <w:pPr>
+              <w:keepNext w:val="false"/>
               <w:spacing w:after="0" w:line="240"/>
               <w:jc w:val="left"/>
             </w:pPr>
@@ -19674,6 +20402,7 @@
           </w:tcPr>
           <w:p>
             <w:pPr>
+              <w:keepNext w:val="false"/>
               <w:spacing w:after="0" w:line="240"/>
               <w:jc w:val="left"/>
             </w:pPr>
@@ -19706,6 +20435,7 @@
           </w:tcPr>
           <w:p>
             <w:pPr>
+              <w:keepNext w:val="false"/>
               <w:spacing w:after="0" w:line="240"/>
               <w:jc w:val="left"/>
             </w:pPr>
@@ -19738,6 +20468,7 @@
           </w:tcPr>
           <w:p>
             <w:pPr>
+              <w:keepNext w:val="false"/>
               <w:spacing w:after="0" w:line="240"/>
               <w:jc w:val="left"/>
             </w:pPr>
@@ -19775,6 +20506,7 @@
           </w:tcPr>
           <w:p>
             <w:pPr>
+              <w:keepNext w:val="false"/>
               <w:spacing w:after="0" w:line="240"/>
               <w:jc w:val="left"/>
             </w:pPr>
@@ -19807,6 +20539,7 @@
           </w:tcPr>
           <w:p>
             <w:pPr>
+              <w:keepNext w:val="false"/>
               <w:spacing w:after="0" w:line="240"/>
               <w:jc w:val="left"/>
             </w:pPr>
@@ -19839,6 +20572,7 @@
           </w:tcPr>
           <w:p>
             <w:pPr>
+              <w:keepNext w:val="false"/>
               <w:spacing w:after="0" w:line="240"/>
               <w:jc w:val="left"/>
             </w:pPr>
@@ -19871,6 +20605,7 @@
           </w:tcPr>
           <w:p>
             <w:pPr>
+              <w:keepNext w:val="false"/>
               <w:spacing w:after="0" w:line="240"/>
               <w:jc w:val="left"/>
             </w:pPr>
@@ -19908,6 +20643,7 @@
           </w:tcPr>
           <w:p>
             <w:pPr>
+              <w:keepNext w:val="false"/>
               <w:spacing w:after="0" w:line="240"/>
               <w:jc w:val="left"/>
             </w:pPr>
@@ -19956,6 +20692,7 @@
           </w:tcPr>
           <w:p>
             <w:pPr>
+              <w:keepNext w:val="false"/>
               <w:spacing w:after="0" w:line="240"/>
               <w:jc w:val="left"/>
             </w:pPr>
@@ -19988,6 +20725,7 @@
           </w:tcPr>
           <w:p>
             <w:pPr>
+              <w:keepNext w:val="false"/>
               <w:spacing w:after="0" w:line="240"/>
               <w:jc w:val="left"/>
             </w:pPr>
@@ -20020,6 +20758,7 @@
           </w:tcPr>
           <w:p>
             <w:pPr>
+              <w:keepNext w:val="false"/>
               <w:spacing w:after="0" w:line="240"/>
               <w:jc w:val="left"/>
             </w:pPr>
@@ -20057,6 +20796,7 @@
           </w:tcPr>
           <w:p>
             <w:pPr>
+              <w:keepNext w:val="false"/>
               <w:spacing w:after="0" w:line="240"/>
               <w:jc w:val="left"/>
             </w:pPr>
@@ -20089,6 +20829,7 @@
           </w:tcPr>
           <w:p>
             <w:pPr>
+              <w:keepNext w:val="false"/>
               <w:spacing w:after="0" w:line="240"/>
               <w:jc w:val="left"/>
             </w:pPr>
@@ -20121,6 +20862,7 @@
           </w:tcPr>
           <w:p>
             <w:pPr>
+              <w:keepNext w:val="false"/>
               <w:spacing w:after="0" w:line="240"/>
               <w:jc w:val="left"/>
             </w:pPr>
@@ -20153,6 +20895,7 @@
           </w:tcPr>
           <w:p>
             <w:pPr>
+              <w:keepNext w:val="false"/>
               <w:spacing w:after="0" w:line="240"/>
               <w:jc w:val="left"/>
             </w:pPr>
@@ -20190,6 +20933,7 @@
           </w:tcPr>
           <w:p>
             <w:pPr>
+              <w:keepNext w:val="false"/>
               <w:spacing w:after="0" w:line="240"/>
               <w:jc w:val="left"/>
             </w:pPr>
@@ -20222,6 +20966,7 @@
           </w:tcPr>
           <w:p>
             <w:pPr>
+              <w:keepNext w:val="false"/>
               <w:spacing w:after="0" w:line="240"/>
               <w:jc w:val="left"/>
             </w:pPr>
@@ -20254,6 +20999,7 @@
           </w:tcPr>
           <w:p>
             <w:pPr>
+              <w:keepNext w:val="false"/>
               <w:spacing w:after="0" w:line="240"/>
               <w:jc w:val="left"/>
             </w:pPr>
@@ -20286,6 +21032,7 @@
           </w:tcPr>
           <w:p>
             <w:pPr>
+              <w:keepNext w:val="false"/>
               <w:spacing w:after="0" w:line="240"/>
               <w:jc w:val="left"/>
             </w:pPr>
@@ -20323,6 +21070,7 @@
           </w:tcPr>
           <w:p>
             <w:pPr>
+              <w:keepNext w:val="false"/>
               <w:spacing w:after="0" w:line="240"/>
               <w:jc w:val="left"/>
             </w:pPr>
@@ -20371,6 +21119,7 @@
           </w:tcPr>
           <w:p>
             <w:pPr>
+              <w:keepNext w:val="false"/>
               <w:spacing w:after="0" w:line="240"/>
               <w:jc w:val="left"/>
             </w:pPr>
@@ -20403,6 +21152,7 @@
           </w:tcPr>
           <w:p>
             <w:pPr>
+              <w:keepNext w:val="false"/>
               <w:spacing w:after="0" w:line="240"/>
               <w:jc w:val="left"/>
             </w:pPr>
@@ -20435,6 +21185,7 @@
           </w:tcPr>
           <w:p>
             <w:pPr>
+              <w:keepNext w:val="false"/>
               <w:spacing w:after="0" w:line="240"/>
               <w:jc w:val="left"/>
             </w:pPr>
@@ -20472,6 +21223,7 @@
           </w:tcPr>
           <w:p>
             <w:pPr>
+              <w:keepNext w:val="false"/>
               <w:spacing w:after="0" w:line="240"/>
               <w:jc w:val="left"/>
             </w:pPr>
@@ -20504,6 +21256,7 @@
           </w:tcPr>
           <w:p>
             <w:pPr>
+              <w:keepNext w:val="false"/>
               <w:spacing w:after="0" w:line="240"/>
               <w:jc w:val="left"/>
             </w:pPr>
@@ -20536,6 +21289,7 @@
           </w:tcPr>
           <w:p>
             <w:pPr>
+              <w:keepNext w:val="false"/>
               <w:spacing w:after="0" w:line="240"/>
               <w:jc w:val="left"/>
             </w:pPr>
@@ -20568,6 +21322,7 @@
           </w:tcPr>
           <w:p>
             <w:pPr>
+              <w:keepNext w:val="false"/>
               <w:spacing w:after="0" w:line="240"/>
               <w:jc w:val="left"/>
             </w:pPr>
@@ -20605,6 +21360,7 @@
           </w:tcPr>
           <w:p>
             <w:pPr>
+              <w:keepNext w:val="false"/>
               <w:spacing w:after="0" w:line="240"/>
               <w:jc w:val="left"/>
             </w:pPr>
@@ -20637,6 +21393,7 @@
           </w:tcPr>
           <w:p>
             <w:pPr>
+              <w:keepNext w:val="false"/>
               <w:spacing w:after="0" w:line="240"/>
               <w:jc w:val="left"/>
             </w:pPr>
@@ -20669,6 +21426,7 @@
           </w:tcPr>
           <w:p>
             <w:pPr>
+              <w:keepNext w:val="false"/>
               <w:spacing w:after="0" w:line="240"/>
               <w:jc w:val="left"/>
             </w:pPr>
@@ -20701,6 +21459,7 @@
           </w:tcPr>
           <w:p>
             <w:pPr>
+              <w:keepNext w:val="false"/>
               <w:spacing w:after="0" w:line="240"/>
               <w:jc w:val="left"/>
             </w:pPr>
@@ -20738,6 +21497,7 @@
           </w:tcPr>
           <w:p>
             <w:pPr>
+              <w:keepNext w:val="false"/>
               <w:spacing w:after="0" w:line="240"/>
               <w:jc w:val="left"/>
             </w:pPr>
@@ -20770,6 +21530,7 @@
           </w:tcPr>
           <w:p>
             <w:pPr>
+              <w:keepNext w:val="false"/>
               <w:spacing w:after="0" w:line="240"/>
               <w:jc w:val="left"/>
             </w:pPr>
@@ -20802,6 +21563,7 @@
           </w:tcPr>
           <w:p>
             <w:pPr>
+              <w:keepNext w:val="false"/>
               <w:spacing w:after="0" w:line="240"/>
               <w:jc w:val="left"/>
             </w:pPr>
@@ -20834,6 +21596,7 @@
           </w:tcPr>
           <w:p>
             <w:pPr>
+              <w:keepNext w:val="false"/>
               <w:spacing w:after="0" w:line="240"/>
               <w:jc w:val="left"/>
             </w:pPr>
@@ -20871,6 +21634,7 @@
           </w:tcPr>
           <w:p>
             <w:pPr>
+              <w:keepNext w:val="false"/>
               <w:spacing w:after="0" w:line="240"/>
               <w:jc w:val="left"/>
             </w:pPr>
@@ -20919,6 +21683,7 @@
           </w:tcPr>
           <w:p>
             <w:pPr>
+              <w:keepNext w:val="false"/>
               <w:spacing w:after="0" w:line="240"/>
               <w:jc w:val="left"/>
             </w:pPr>
@@ -20951,6 +21716,7 @@
           </w:tcPr>
           <w:p>
             <w:pPr>
+              <w:keepNext w:val="false"/>
               <w:spacing w:after="0" w:line="240"/>
               <w:jc w:val="left"/>
             </w:pPr>
@@ -20983,6 +21749,7 @@
           </w:tcPr>
           <w:p>
             <w:pPr>
+              <w:keepNext w:val="false"/>
               <w:spacing w:after="0" w:line="240"/>
               <w:jc w:val="left"/>
             </w:pPr>
@@ -21020,6 +21787,7 @@
           </w:tcPr>
           <w:p>
             <w:pPr>
+              <w:keepNext w:val="false"/>
               <w:spacing w:after="0" w:line="240"/>
               <w:jc w:val="left"/>
             </w:pPr>
@@ -21052,6 +21820,7 @@
           </w:tcPr>
           <w:p>
             <w:pPr>
+              <w:keepNext w:val="false"/>
               <w:spacing w:after="0" w:line="240"/>
               <w:jc w:val="left"/>
             </w:pPr>
@@ -21084,6 +21853,7 @@
           </w:tcPr>
           <w:p>
             <w:pPr>
+              <w:keepNext w:val="false"/>
               <w:spacing w:after="0" w:line="240"/>
               <w:jc w:val="left"/>
             </w:pPr>
@@ -21116,6 +21886,7 @@
           </w:tcPr>
           <w:p>
             <w:pPr>
+              <w:keepNext w:val="false"/>
               <w:spacing w:after="0" w:line="240"/>
               <w:jc w:val="left"/>
             </w:pPr>
@@ -21153,6 +21924,7 @@
           </w:tcPr>
           <w:p>
             <w:pPr>
+              <w:keepNext w:val="false"/>
               <w:spacing w:after="0" w:line="240"/>
               <w:jc w:val="left"/>
             </w:pPr>
@@ -21201,6 +21973,7 @@
           </w:tcPr>
           <w:p>
             <w:pPr>
+              <w:keepNext w:val="false"/>
               <w:spacing w:after="0" w:line="240"/>
               <w:jc w:val="left"/>
             </w:pPr>
@@ -21233,6 +22006,7 @@
           </w:tcPr>
           <w:p>
             <w:pPr>
+              <w:keepNext w:val="false"/>
               <w:spacing w:after="0" w:line="240"/>
               <w:jc w:val="left"/>
             </w:pPr>
@@ -21265,6 +22039,7 @@
           </w:tcPr>
           <w:p>
             <w:pPr>
+              <w:keepNext w:val="false"/>
               <w:spacing w:after="0" w:line="240"/>
               <w:jc w:val="left"/>
             </w:pPr>
@@ -21307,7 +22082,7 @@
           <w:sz w:val="24"/>
           <w:szCs w:val="24"/>
         </w:rPr>
-        <w:t xml:space="preserve">Повну фізичну модель — 15 таблиць з типами даних PostgreSQL, ключами, обмеженнями NOT NULL / UNIQUE і 23 зовнішні ключі — наведено на рис. 3 (аркуш формату А3). Для друку на аркушах А4 ту саму модель подано трьома фрагментами (рис. 4–6); таблиці інших фрагментів показано пунктирними заглушками. Позначення: NN — NOT NULL, UQ — UNIQUE або частковий унікальний індекс, ID — GENERATED ALWAYS AS IDENTITY, «partitioned» — секціонована таблиця.</w:t>
+        <w:t xml:space="preserve">Повну фізичну модель — 15 таблиць з типами даних PostgreSQL, ключами, обмеженнями NOT NULL / UNIQUE і 23 зовнішніми ключами — наведено на рис. 3 (аркуш формату А3). Для друку на аркушах А4 ту саму модель подано трьома фрагментами (рис. 4–6); таблиці інших фрагментів показано пунктирними заглушками. Позначення: NN — NOT NULL, UQ — UNIQUE або частковий унікальний індекс, ID — GENERATED ALWAYS AS IDENTITY, «partitioned» — секціонована таблиця.</w:t>
       </w:r>
     </w:p>
     <w:p>
@@ -21402,7 +22177,7 @@
       <w:r>
         <w:drawing>
           <wp:inline distT="0" distB="0" distL="0" distR="0">
-            <wp:extent cx="5905500" cy="6667500"/>
+            <wp:extent cx="5905500" cy="4972050"/>
             <wp:effectExtent t="0" r="0" b="0" l="0"/>
             <wp:docPr id="1" name="05_physical_equipment.png" descr="Фізична модель, фрагмент: обладнання та телеметрія" title="Фізична модель, фрагмент: обладнання та телеметрія"/>
             <wp:cNvGraphicFramePr>
@@ -21427,7 +22202,7 @@
                   <pic:spPr bwMode="auto">
                     <a:xfrm>
                       <a:off x="0" y="0"/>
-                      <a:ext cx="5905500" cy="6667500"/>
+                      <a:ext cx="5905500" cy="4972050"/>
                     </a:xfrm>
                     <a:prstGeom prst="rect">
                       <a:avLst/>
@@ -21588,7 +22363,24 @@
     </w:p>
     <w:p>
       <w:pPr>
+        <w:keepNext/>
+        <w:spacing w:after="100" w:before="0" w:line="276"/>
+        <w:ind w:firstLine="567"/>
+        <w:jc w:val="both"/>
+      </w:pPr>
+      <w:r>
+        <w:rPr>
+          <w:rFonts w:ascii="Times New Roman" w:cs="Times New Roman" w:eastAsia="Times New Roman" w:hAnsi="Times New Roman"/>
+          <w:sz w:val="24"/>
+          <w:szCs w:val="24"/>
+        </w:rPr>
+        <w:t xml:space="preserve">Захист даних забезпечують такі рішення:</w:t>
+      </w:r>
+    </w:p>
+    <w:p>
+      <w:pPr>
         <w:pStyle w:val="ListParagraph"/>
+        <w:keepNext/>
         <w:numPr>
           <w:ilvl w:val="0"/>
           <w:numId w:val="2"/>
@@ -21602,7 +22394,7 @@
           <w:sz w:val="24"/>
           <w:szCs w:val="24"/>
         </w:rPr>
-        <w:t xml:space="preserve">Паролі зберігаються лише як bcrypt-хеші (</w:t>
+        <w:t xml:space="preserve">паролі зберігаються лише як bcrypt-хеші (</w:t>
       </w:r>
       <w:r>
         <w:rPr>
@@ -21618,12 +22410,13 @@
           <w:sz w:val="24"/>
           <w:szCs w:val="24"/>
         </w:rPr>
-        <w:t xml:space="preserve">).</w:t>
+        <w:t xml:space="preserve">);</w:t>
       </w:r>
     </w:p>
     <w:p>
       <w:pPr>
         <w:pStyle w:val="ListParagraph"/>
+        <w:keepNext/>
         <w:numPr>
           <w:ilvl w:val="0"/>
           <w:numId w:val="2"/>
@@ -21637,7 +22430,7 @@
           <w:sz w:val="24"/>
           <w:szCs w:val="24"/>
         </w:rPr>
-        <w:t xml:space="preserve">Секрети SNMP не зберігаються ні в БД, ні в YAML-файлі: у файлі — посилання </w:t>
+        <w:t xml:space="preserve">секрети SNMP не зберігаються ні в БД, ні в YAML-файлі: у файлі записано посилання </w:t>
       </w:r>
       <w:r>
         <w:rPr>
@@ -21645,7 +22438,7 @@
           <w:sz w:val="22"/>
           <w:szCs w:val="22"/>
         </w:rPr>
-        <w:t xml:space="preserve">${ІМ’Я}</w:t>
+        <w:t xml:space="preserve">$⁠{VAR}</w:t>
       </w:r>
       <w:r>
         <w:rPr>
@@ -21653,7 +22446,7 @@
           <w:sz w:val="24"/>
           <w:szCs w:val="24"/>
         </w:rPr>
-        <w:t xml:space="preserve">, у БД — лише ім’я змінної середовища (</w:t>
+        <w:t xml:space="preserve"> на змінну середовища, а в БД — лише ім’я цієї змінної (</w:t>
       </w:r>
       <w:r>
         <w:rPr>
@@ -21669,12 +22462,13 @@
           <w:sz w:val="24"/>
           <w:szCs w:val="24"/>
         </w:rPr>
-        <w:t xml:space="preserve">).</w:t>
+        <w:t xml:space="preserve">);</w:t>
       </w:r>
     </w:p>
     <w:p>
       <w:pPr>
         <w:pStyle w:val="ListParagraph"/>
+        <w:keepNext w:val="false"/>
         <w:numPr>
           <w:ilvl w:val="0"/>
           <w:numId w:val="2"/>
@@ -21688,17 +22482,29 @@
           <w:sz w:val="24"/>
           <w:szCs w:val="24"/>
         </w:rPr>
-        <w:t xml:space="preserve">Кожен сервіс працює з БД під окремою роллю СУБД з мінімально необхідними привілеями.</w:t>
+        <w:t xml:space="preserve">зміни конфігурації фіксуються в журналі подій (</w:t>
+      </w:r>
+      <w:r>
+        <w:rPr>
+          <w:rFonts w:ascii="Courier New" w:cs="Courier New" w:eastAsia="Courier New" w:hAnsi="Courier New"/>
+          <w:sz w:val="22"/>
+          <w:szCs w:val="22"/>
+        </w:rPr>
+        <w:t xml:space="preserve">event_log</w:t>
+      </w:r>
+      <w:r>
+        <w:rPr>
+          <w:rFonts w:ascii="Times New Roman" w:cs="Times New Roman" w:eastAsia="Times New Roman" w:hAnsi="Times New Roman"/>
+          <w:sz w:val="24"/>
+          <w:szCs w:val="24"/>
+        </w:rPr>
+        <w:t xml:space="preserve">).</w:t>
       </w:r>
     </w:p>
     <w:p>
       <w:pPr>
-        <w:pStyle w:val="ListParagraph"/>
-        <w:numPr>
-          <w:ilvl w:val="0"/>
-          <w:numId w:val="2"/>
-        </w:numPr>
-        <w:spacing w:after="60" w:line="276"/>
+        <w:spacing w:after="100" w:before="0" w:line="276"/>
+        <w:ind w:firstLine="567"/>
         <w:jc w:val="both"/>
       </w:pPr>
       <w:r>
@@ -21707,7 +22513,7 @@
           <w:sz w:val="24"/>
           <w:szCs w:val="24"/>
         </w:rPr>
-        <w:t xml:space="preserve">Зміни конфігурації фіксуються в </w:t>
+        <w:t xml:space="preserve">Окремі ролі СУБД для кожного сервісу з мінімально необхідними привілеями та щоденне резервне копіювання (</w:t>
       </w:r>
       <w:r>
         <w:rPr>
@@ -21715,7 +22521,7 @@
           <w:sz w:val="22"/>
           <w:szCs w:val="22"/>
         </w:rPr>
-        <w:t xml:space="preserve">event_log</w:t>
+        <w:t xml:space="preserve">pg_dump</w:t>
       </w:r>
       <w:r>
         <w:rPr>
@@ -21723,23 +22529,7 @@
           <w:sz w:val="24"/>
           <w:szCs w:val="24"/>
         </w:rPr>
-        <w:t xml:space="preserve">; щоденне резервне копіювання виконується </w:t>
-      </w:r>
-      <w:r>
-        <w:rPr>
-          <w:rFonts w:ascii="Courier New" w:cs="Courier New" w:eastAsia="Courier New" w:hAnsi="Courier New"/>
-          <w:sz w:val="22"/>
-          <w:szCs w:val="22"/>
-        </w:rPr>
-        <w:t xml:space="preserve">pg_dump</w:t>
-      </w:r>
-      <w:r>
-        <w:rPr>
-          <w:rFonts w:ascii="Times New Roman" w:cs="Times New Roman" w:eastAsia="Times New Roman" w:hAnsi="Times New Roman"/>
-          <w:sz w:val="24"/>
-          <w:szCs w:val="24"/>
-        </w:rPr>
-        <w:t xml:space="preserve">.</w:t>
+        <w:t xml:space="preserve">) буде налаштовано в ЛР2.</w:t>
       </w:r>
     </w:p>
     <w:p>
@@ -21764,7 +22554,7 @@
           <w:sz w:val="24"/>
           <w:szCs w:val="24"/>
         </w:rPr>
-        <w:t xml:space="preserve">Працездатність БД перевірено на PostgreSQL 16 за чотирма напрямами (табл. 10). Кожну виявлену проблему окремо відтворювали, а після виправлень перевірку повторювали.</w:t>
+        <w:t xml:space="preserve">Працездатність БД перевірено на PostgreSQL 16 за чотирма напрямами (табл. 10); виявлені проблеми виправлено, після чого перевірки повторено.</w:t>
       </w:r>
     </w:p>
     <w:p>
@@ -21933,6 +22723,7 @@
           </w:tcPr>
           <w:p>
             <w:pPr>
+              <w:keepNext/>
               <w:spacing w:after="0" w:line="240"/>
               <w:jc w:val="left"/>
             </w:pPr>
@@ -21965,6 +22756,7 @@
           </w:tcPr>
           <w:p>
             <w:pPr>
+              <w:keepNext/>
               <w:spacing w:after="0" w:line="240"/>
               <w:jc w:val="left"/>
             </w:pPr>
@@ -22029,16 +22821,17 @@
           </w:tcPr>
           <w:p>
             <w:pPr>
-              <w:spacing w:after="0" w:line="240"/>
-              <w:jc w:val="left"/>
-            </w:pPr>
-            <w:r>
-              <w:rPr>
-                <w:rFonts w:ascii="Times New Roman" w:cs="Times New Roman" w:eastAsia="Times New Roman" w:hAnsi="Times New Roman"/>
-                <w:sz w:val="20"/>
-                <w:szCs w:val="20"/>
-              </w:rPr>
-              <w:t xml:space="preserve">15 таблиць, 12 ENUM, 90 обмежень, 28 індексів, 17 секцій; автотест — 51 з 51 на порожній і заповненій БД</w:t>
+              <w:keepNext/>
+              <w:spacing w:after="0" w:line="240"/>
+              <w:jc w:val="left"/>
+            </w:pPr>
+            <w:r>
+              <w:rPr>
+                <w:rFonts w:ascii="Times New Roman" w:cs="Times New Roman" w:eastAsia="Times New Roman" w:hAnsi="Times New Roman"/>
+                <w:sz w:val="20"/>
+                <w:szCs w:val="20"/>
+              </w:rPr>
+              <w:t xml:space="preserve">15 таблиць, 12 ENUM, 90 обмежень, 28 явно створених індексів, 17 секцій; автотест — 51 з 51 на порожній і заповненій БД</w:t>
             </w:r>
           </w:p>
         </w:tc>
@@ -22066,6 +22859,7 @@
           </w:tcPr>
           <w:p>
             <w:pPr>
+              <w:keepNext/>
               <w:spacing w:after="0" w:line="240"/>
               <w:jc w:val="left"/>
             </w:pPr>
@@ -22098,16 +22892,17 @@
           </w:tcPr>
           <w:p>
             <w:pPr>
-              <w:spacing w:after="0" w:line="240"/>
-              <w:jc w:val="left"/>
-            </w:pPr>
-            <w:r>
-              <w:rPr>
-                <w:rFonts w:ascii="Times New Roman" w:cs="Times New Roman" w:eastAsia="Times New Roman" w:hAnsi="Times New Roman"/>
-                <w:sz w:val="20"/>
-                <w:szCs w:val="20"/>
-              </w:rPr>
-              <w:t xml:space="preserve">29 сценаріїв застосування файлу, зокрема крайові: обмін IP, повернення до старої версії, некоректний YAML, спроби SQL-ін’єкції</w:t>
+              <w:keepNext/>
+              <w:spacing w:after="0" w:line="240"/>
+              <w:jc w:val="left"/>
+            </w:pPr>
+            <w:r>
+              <w:rPr>
+                <w:rFonts w:ascii="Times New Roman" w:cs="Times New Roman" w:eastAsia="Times New Roman" w:hAnsi="Times New Roman"/>
+                <w:sz w:val="20"/>
+                <w:szCs w:val="20"/>
+              </w:rPr>
+              <w:t xml:space="preserve">29 сценаріїв застосування файлу, зокрема граничні: обмін IP-адресами, повернення до старої версії, некоректний YAML, спроби SQL-ін’єкції</w:t>
             </w:r>
           </w:p>
         </w:tc>
@@ -22130,16 +22925,17 @@
           </w:tcPr>
           <w:p>
             <w:pPr>
-              <w:spacing w:after="0" w:line="240"/>
-              <w:jc w:val="left"/>
-            </w:pPr>
-            <w:r>
-              <w:rPr>
-                <w:rFonts w:ascii="Times New Roman" w:cs="Times New Roman" w:eastAsia="Times New Roman" w:hAnsi="Times New Roman"/>
-                <w:sz w:val="20"/>
-                <w:szCs w:val="20"/>
-              </w:rPr>
-              <w:t xml:space="preserve">Виявлені дефекти завантажувача виправлено; повторний прогін — без помилок</w:t>
+              <w:keepNext/>
+              <w:spacing w:after="0" w:line="240"/>
+              <w:jc w:val="left"/>
+            </w:pPr>
+            <w:r>
+              <w:rPr>
+                <w:rFonts w:ascii="Times New Roman" w:cs="Times New Roman" w:eastAsia="Times New Roman" w:hAnsi="Times New Roman"/>
+                <w:sz w:val="20"/>
+                <w:szCs w:val="20"/>
+              </w:rPr>
+              <w:t xml:space="preserve">Виявлені дефекти завантажувача виправлено; повторний запуск — без помилок</w:t>
             </w:r>
           </w:p>
         </w:tc>
@@ -22167,6 +22963,7 @@
           </w:tcPr>
           <w:p>
             <w:pPr>
+              <w:keepNext/>
               <w:spacing w:after="0" w:line="240"/>
               <w:jc w:val="left"/>
             </w:pPr>
@@ -22199,6 +22996,7 @@
           </w:tcPr>
           <w:p>
             <w:pPr>
+              <w:keepNext/>
               <w:spacing w:after="0" w:line="240"/>
               <w:jc w:val="left"/>
             </w:pPr>
@@ -22231,6 +23029,7 @@
           </w:tcPr>
           <w:p>
             <w:pPr>
+              <w:keepNext/>
               <w:spacing w:after="0" w:line="240"/>
               <w:jc w:val="left"/>
             </w:pPr>
@@ -22268,6 +23067,7 @@
           </w:tcPr>
           <w:p>
             <w:pPr>
+              <w:keepNext w:val="false"/>
               <w:spacing w:after="0" w:line="240"/>
               <w:jc w:val="left"/>
             </w:pPr>
@@ -22300,6 +23100,7 @@
           </w:tcPr>
           <w:p>
             <w:pPr>
+              <w:keepNext w:val="false"/>
               <w:spacing w:after="0" w:line="240"/>
               <w:jc w:val="left"/>
             </w:pPr>
@@ -22332,6 +23133,7 @@
           </w:tcPr>
           <w:p>
             <w:pPr>
+              <w:keepNext w:val="false"/>
               <w:spacing w:after="0" w:line="240"/>
               <w:jc w:val="left"/>
             </w:pPr>
@@ -22378,9 +23180,9 @@
     </w:p>
     <w:p>
       <w:pPr>
-        <w:pStyle w:val="Heading3"/>
+        <w:pStyle w:val="Heading2"/>
         <w:keepNext/>
-        <w:spacing w:after="100" w:before="160"/>
+        <w:spacing w:after="120" w:before="220"/>
       </w:pPr>
       <w:r>
         <w:t xml:space="preserve">6.1 Таблиця roles</w:t>
@@ -22388,6 +23190,7 @@
     </w:p>
     <w:p>
       <w:pPr>
+        <w:keepNext/>
         <w:spacing w:after="100" w:before="0" w:line="276"/>
         <w:ind w:firstLine="567"/>
         <w:jc w:val="both"/>
@@ -22398,7 +23201,7 @@
           <w:sz w:val="24"/>
           <w:szCs w:val="24"/>
         </w:rPr>
-        <w:t xml:space="preserve">Довідник ролей доступу. Містить дві ролі — «Сапорт» (</w:t>
+        <w:t xml:space="preserve">Довідник ролей доступу: «Сапорт» (</w:t>
       </w:r>
       <w:r>
         <w:rPr>
@@ -22430,7 +23233,7 @@
           <w:sz w:val="24"/>
           <w:szCs w:val="24"/>
         </w:rPr>
-        <w:t xml:space="preserve">); права ролі перевіряються застосунком (API Gateway) і дублюються ролями СУБД.</w:t>
+        <w:t xml:space="preserve">); права ролей перевіряє застосунок (API Gateway).</w:t>
       </w:r>
     </w:p>
     <w:p>
@@ -22671,6 +23474,7 @@
           </w:tcPr>
           <w:p>
             <w:pPr>
+              <w:keepNext/>
               <w:spacing w:after="0" w:line="240"/>
               <w:jc w:val="left"/>
             </w:pPr>
@@ -22734,6 +23538,7 @@
           </w:tcPr>
           <w:p>
             <w:pPr>
+              <w:keepNext/>
               <w:spacing w:after="0" w:line="240"/>
               <w:jc w:val="center"/>
             </w:pPr>
@@ -22766,6 +23571,7 @@
           </w:tcPr>
           <w:p>
             <w:pPr>
+              <w:keepNext/>
               <w:spacing w:after="0" w:line="240"/>
               <w:jc w:val="center"/>
             </w:pPr>
@@ -22798,6 +23604,7 @@
           </w:tcPr>
           <w:p>
             <w:pPr>
+              <w:keepNext/>
               <w:spacing w:after="0" w:line="240"/>
               <w:jc w:val="left"/>
             </w:pPr>
@@ -22835,6 +23642,7 @@
           </w:tcPr>
           <w:p>
             <w:pPr>
+              <w:keepNext/>
               <w:spacing w:after="0" w:line="240"/>
               <w:jc w:val="left"/>
             </w:pPr>
@@ -22898,6 +23706,7 @@
           </w:tcPr>
           <w:p>
             <w:pPr>
+              <w:keepNext/>
               <w:spacing w:after="0" w:line="240"/>
               <w:jc w:val="center"/>
             </w:pPr>
@@ -22930,6 +23739,7 @@
           </w:tcPr>
           <w:p>
             <w:pPr>
+              <w:keepNext/>
               <w:spacing w:after="0" w:line="240"/>
               <w:jc w:val="center"/>
             </w:pPr>
@@ -22962,6 +23772,7 @@
           </w:tcPr>
           <w:p>
             <w:pPr>
+              <w:keepNext/>
               <w:spacing w:after="0" w:line="240"/>
               <w:jc w:val="left"/>
             </w:pPr>
@@ -23031,6 +23842,7 @@
           </w:tcPr>
           <w:p>
             <w:pPr>
+              <w:keepNext/>
               <w:spacing w:after="0" w:line="240"/>
               <w:jc w:val="left"/>
             </w:pPr>
@@ -23094,6 +23906,7 @@
           </w:tcPr>
           <w:p>
             <w:pPr>
+              <w:keepNext/>
               <w:spacing w:after="0" w:line="240"/>
               <w:jc w:val="center"/>
             </w:pPr>
@@ -23126,6 +23939,7 @@
           </w:tcPr>
           <w:p>
             <w:pPr>
+              <w:keepNext/>
               <w:spacing w:after="0" w:line="240"/>
               <w:jc w:val="center"/>
             </w:pPr>
@@ -23158,6 +23972,7 @@
           </w:tcPr>
           <w:p>
             <w:pPr>
+              <w:keepNext/>
               <w:spacing w:after="0" w:line="240"/>
               <w:jc w:val="left"/>
             </w:pPr>
@@ -23195,6 +24010,7 @@
           </w:tcPr>
           <w:p>
             <w:pPr>
+              <w:keepNext w:val="false"/>
               <w:spacing w:after="0" w:line="240"/>
               <w:jc w:val="left"/>
             </w:pPr>
@@ -23258,6 +24074,7 @@
           </w:tcPr>
           <w:p>
             <w:pPr>
+              <w:keepNext w:val="false"/>
               <w:spacing w:after="0" w:line="240"/>
               <w:jc w:val="center"/>
             </w:pPr>
@@ -23290,6 +24107,7 @@
           </w:tcPr>
           <w:p>
             <w:pPr>
+              <w:keepNext w:val="false"/>
               <w:spacing w:after="0" w:line="240"/>
               <w:jc w:val="center"/>
             </w:pPr>
@@ -23322,6 +24140,7 @@
           </w:tcPr>
           <w:p>
             <w:pPr>
+              <w:keepNext w:val="false"/>
               <w:spacing w:after="0" w:line="240"/>
               <w:jc w:val="left"/>
             </w:pPr>
@@ -23344,9 +24163,9 @@
     </w:p>
     <w:p>
       <w:pPr>
-        <w:pStyle w:val="Heading3"/>
+        <w:pStyle w:val="Heading2"/>
         <w:keepNext/>
-        <w:spacing w:after="100" w:before="160"/>
+        <w:spacing w:after="120" w:before="220"/>
       </w:pPr>
       <w:r>
         <w:t xml:space="preserve">6.2 Таблиця users</w:t>
@@ -23354,6 +24173,7 @@
     </w:p>
     <w:p>
       <w:pPr>
+        <w:keepNext/>
         <w:spacing w:after="100" w:before="0" w:line="276"/>
         <w:ind w:firstLine="567"/>
         <w:jc w:val="both"/>
@@ -23364,7 +24184,7 @@
           <w:sz w:val="24"/>
           <w:szCs w:val="24"/>
         </w:rPr>
-        <w:t xml:space="preserve">Облікові записи інженерів і адміністраторів (FR-01, FR-11). Пароль зберігається лише як хеш; користувач з історією не видаляється, а блокується ознакою </w:t>
+        <w:t xml:space="preserve">Облікові записи інженерів і адміністраторів (FR-01, FR-11). Пароль зберігається лише як хеш; користувач, що приймав інциденти чи отримував сповіщення, не видаляється, а блокується ознакою </w:t>
       </w:r>
       <w:r>
         <w:rPr>
@@ -23621,6 +24441,7 @@
           </w:tcPr>
           <w:p>
             <w:pPr>
+              <w:keepNext w:val="false"/>
               <w:spacing w:after="0" w:line="240"/>
               <w:jc w:val="left"/>
             </w:pPr>
@@ -23684,6 +24505,7 @@
           </w:tcPr>
           <w:p>
             <w:pPr>
+              <w:keepNext w:val="false"/>
               <w:spacing w:after="0" w:line="240"/>
               <w:jc w:val="center"/>
             </w:pPr>
@@ -23716,6 +24538,7 @@
           </w:tcPr>
           <w:p>
             <w:pPr>
+              <w:keepNext w:val="false"/>
               <w:spacing w:after="0" w:line="240"/>
               <w:jc w:val="center"/>
             </w:pPr>
@@ -23748,6 +24571,7 @@
           </w:tcPr>
           <w:p>
             <w:pPr>
+              <w:keepNext w:val="false"/>
               <w:spacing w:after="0" w:line="240"/>
               <w:jc w:val="left"/>
             </w:pPr>
@@ -23785,6 +24609,7 @@
           </w:tcPr>
           <w:p>
             <w:pPr>
+              <w:keepNext w:val="false"/>
               <w:spacing w:after="0" w:line="240"/>
               <w:jc w:val="left"/>
             </w:pPr>
@@ -23848,6 +24673,7 @@
           </w:tcPr>
           <w:p>
             <w:pPr>
+              <w:keepNext w:val="false"/>
               <w:spacing w:after="0" w:line="240"/>
               <w:jc w:val="center"/>
             </w:pPr>
@@ -23880,6 +24706,7 @@
           </w:tcPr>
           <w:p>
             <w:pPr>
+              <w:keepNext w:val="false"/>
               <w:spacing w:after="0" w:line="240"/>
               <w:jc w:val="center"/>
             </w:pPr>
@@ -23912,6 +24739,7 @@
           </w:tcPr>
           <w:p>
             <w:pPr>
+              <w:keepNext w:val="false"/>
               <w:spacing w:after="0" w:line="240"/>
               <w:jc w:val="left"/>
             </w:pPr>
@@ -23949,6 +24777,7 @@
           </w:tcPr>
           <w:p>
             <w:pPr>
+              <w:keepNext w:val="false"/>
               <w:spacing w:after="0" w:line="240"/>
               <w:jc w:val="left"/>
             </w:pPr>
@@ -24012,6 +24841,7 @@
           </w:tcPr>
           <w:p>
             <w:pPr>
+              <w:keepNext w:val="false"/>
               <w:spacing w:after="0" w:line="240"/>
               <w:jc w:val="center"/>
             </w:pPr>
@@ -24044,6 +24874,7 @@
           </w:tcPr>
           <w:p>
             <w:pPr>
+              <w:keepNext w:val="false"/>
               <w:spacing w:after="0" w:line="240"/>
               <w:jc w:val="center"/>
             </w:pPr>
@@ -24076,6 +24907,7 @@
           </w:tcPr>
           <w:p>
             <w:pPr>
+              <w:keepNext w:val="false"/>
               <w:spacing w:after="0" w:line="240"/>
               <w:jc w:val="left"/>
             </w:pPr>
@@ -24113,6 +24945,7 @@
           </w:tcPr>
           <w:p>
             <w:pPr>
+              <w:keepNext w:val="false"/>
               <w:spacing w:after="0" w:line="240"/>
               <w:jc w:val="left"/>
             </w:pPr>
@@ -24176,6 +25009,7 @@
           </w:tcPr>
           <w:p>
             <w:pPr>
+              <w:keepNext w:val="false"/>
               <w:spacing w:after="0" w:line="240"/>
               <w:jc w:val="center"/>
             </w:pPr>
@@ -24208,6 +25042,7 @@
           </w:tcPr>
           <w:p>
             <w:pPr>
+              <w:keepNext w:val="false"/>
               <w:spacing w:after="0" w:line="240"/>
               <w:jc w:val="center"/>
             </w:pPr>
@@ -24240,6 +25075,7 @@
           </w:tcPr>
           <w:p>
             <w:pPr>
+              <w:keepNext w:val="false"/>
               <w:spacing w:after="0" w:line="240"/>
               <w:jc w:val="left"/>
             </w:pPr>
@@ -24277,6 +25113,7 @@
           </w:tcPr>
           <w:p>
             <w:pPr>
+              <w:keepNext w:val="false"/>
               <w:spacing w:after="0" w:line="240"/>
               <w:jc w:val="left"/>
             </w:pPr>
@@ -24340,6 +25177,7 @@
           </w:tcPr>
           <w:p>
             <w:pPr>
+              <w:keepNext w:val="false"/>
               <w:spacing w:after="0" w:line="240"/>
               <w:jc w:val="center"/>
             </w:pPr>
@@ -24372,6 +25210,7 @@
           </w:tcPr>
           <w:p>
             <w:pPr>
+              <w:keepNext w:val="false"/>
               <w:spacing w:after="0" w:line="240"/>
               <w:jc w:val="center"/>
             </w:pPr>
@@ -24404,6 +25243,7 @@
           </w:tcPr>
           <w:p>
             <w:pPr>
+              <w:keepNext w:val="false"/>
               <w:spacing w:after="0" w:line="240"/>
               <w:jc w:val="left"/>
             </w:pPr>
@@ -24441,6 +25281,7 @@
           </w:tcPr>
           <w:p>
             <w:pPr>
+              <w:keepNext w:val="false"/>
               <w:spacing w:after="0" w:line="240"/>
               <w:jc w:val="left"/>
             </w:pPr>
@@ -24504,6 +25345,7 @@
           </w:tcPr>
           <w:p>
             <w:pPr>
+              <w:keepNext w:val="false"/>
               <w:spacing w:after="0" w:line="240"/>
               <w:jc w:val="center"/>
             </w:pPr>
@@ -24536,6 +25378,7 @@
           </w:tcPr>
           <w:p>
             <w:pPr>
+              <w:keepNext w:val="false"/>
               <w:spacing w:after="0" w:line="240"/>
               <w:jc w:val="center"/>
             </w:pPr>
@@ -24568,6 +25411,7 @@
           </w:tcPr>
           <w:p>
             <w:pPr>
+              <w:keepNext w:val="false"/>
               <w:spacing w:after="0" w:line="240"/>
               <w:jc w:val="left"/>
             </w:pPr>
@@ -24605,6 +25449,7 @@
           </w:tcPr>
           <w:p>
             <w:pPr>
+              <w:keepNext w:val="false"/>
               <w:spacing w:after="0" w:line="240"/>
               <w:jc w:val="left"/>
             </w:pPr>
@@ -24668,6 +25513,7 @@
           </w:tcPr>
           <w:p>
             <w:pPr>
+              <w:keepNext w:val="false"/>
               <w:spacing w:after="0" w:line="240"/>
               <w:jc w:val="center"/>
             </w:pPr>
@@ -24700,6 +25546,7 @@
           </w:tcPr>
           <w:p>
             <w:pPr>
+              <w:keepNext w:val="false"/>
               <w:spacing w:after="0" w:line="240"/>
               <w:jc w:val="center"/>
             </w:pPr>
@@ -24732,6 +25579,7 @@
           </w:tcPr>
           <w:p>
             <w:pPr>
+              <w:keepNext w:val="false"/>
               <w:spacing w:after="0" w:line="240"/>
               <w:jc w:val="left"/>
             </w:pPr>
@@ -24769,6 +25617,7 @@
           </w:tcPr>
           <w:p>
             <w:pPr>
+              <w:keepNext w:val="false"/>
               <w:spacing w:after="0" w:line="240"/>
               <w:jc w:val="left"/>
             </w:pPr>
@@ -24832,6 +25681,7 @@
           </w:tcPr>
           <w:p>
             <w:pPr>
+              <w:keepNext w:val="false"/>
               <w:spacing w:after="0" w:line="240"/>
               <w:jc w:val="center"/>
             </w:pPr>
@@ -24864,6 +25714,7 @@
           </w:tcPr>
           <w:p>
             <w:pPr>
+              <w:keepNext w:val="false"/>
               <w:spacing w:after="0" w:line="240"/>
               <w:jc w:val="center"/>
             </w:pPr>
@@ -24896,6 +25747,7 @@
           </w:tcPr>
           <w:p>
             <w:pPr>
+              <w:keepNext w:val="false"/>
               <w:spacing w:after="0" w:line="240"/>
               <w:jc w:val="left"/>
             </w:pPr>
@@ -24933,6 +25785,7 @@
           </w:tcPr>
           <w:p>
             <w:pPr>
+              <w:keepNext w:val="false"/>
               <w:spacing w:after="0" w:line="240"/>
               <w:jc w:val="left"/>
             </w:pPr>
@@ -24996,6 +25849,7 @@
           </w:tcPr>
           <w:p>
             <w:pPr>
+              <w:keepNext w:val="false"/>
               <w:spacing w:after="0" w:line="240"/>
               <w:jc w:val="center"/>
             </w:pPr>
@@ -25028,6 +25882,7 @@
           </w:tcPr>
           <w:p>
             <w:pPr>
+              <w:keepNext w:val="false"/>
               <w:spacing w:after="0" w:line="240"/>
               <w:jc w:val="center"/>
             </w:pPr>
@@ -25060,6 +25915,7 @@
           </w:tcPr>
           <w:p>
             <w:pPr>
+              <w:keepNext w:val="false"/>
               <w:spacing w:after="0" w:line="240"/>
               <w:jc w:val="left"/>
             </w:pPr>
@@ -25097,6 +25953,7 @@
           </w:tcPr>
           <w:p>
             <w:pPr>
+              <w:keepNext w:val="false"/>
               <w:spacing w:after="0" w:line="240"/>
               <w:jc w:val="left"/>
             </w:pPr>
@@ -25160,6 +26017,7 @@
           </w:tcPr>
           <w:p>
             <w:pPr>
+              <w:keepNext w:val="false"/>
               <w:spacing w:after="0" w:line="240"/>
               <w:jc w:val="center"/>
             </w:pPr>
@@ -25192,6 +26050,7 @@
           </w:tcPr>
           <w:p>
             <w:pPr>
+              <w:keepNext w:val="false"/>
               <w:spacing w:after="0" w:line="240"/>
               <w:jc w:val="center"/>
             </w:pPr>
@@ -25224,6 +26083,7 @@
           </w:tcPr>
           <w:p>
             <w:pPr>
+              <w:keepNext w:val="false"/>
               <w:spacing w:after="0" w:line="240"/>
               <w:jc w:val="left"/>
             </w:pPr>
@@ -25246,9 +26106,9 @@
     </w:p>
     <w:p>
       <w:pPr>
-        <w:pStyle w:val="Heading3"/>
+        <w:pStyle w:val="Heading2"/>
         <w:keepNext/>
-        <w:spacing w:after="100" w:before="160"/>
+        <w:spacing w:after="120" w:before="220"/>
       </w:pPr>
       <w:r>
         <w:t xml:space="preserve">6.3 Таблиця locations</w:t>
@@ -25256,6 +26116,7 @@
     </w:p>
     <w:p>
       <w:pPr>
+        <w:keepNext/>
         <w:spacing w:after="100" w:before="0" w:line="276"/>
         <w:ind w:firstLine="567"/>
         <w:jc w:val="both"/>
@@ -25507,6 +26368,7 @@
           </w:tcPr>
           <w:p>
             <w:pPr>
+              <w:keepNext/>
               <w:spacing w:after="0" w:line="240"/>
               <w:jc w:val="left"/>
             </w:pPr>
@@ -25570,6 +26432,7 @@
           </w:tcPr>
           <w:p>
             <w:pPr>
+              <w:keepNext/>
               <w:spacing w:after="0" w:line="240"/>
               <w:jc w:val="center"/>
             </w:pPr>
@@ -25602,6 +26465,7 @@
           </w:tcPr>
           <w:p>
             <w:pPr>
+              <w:keepNext/>
               <w:spacing w:after="0" w:line="240"/>
               <w:jc w:val="center"/>
             </w:pPr>
@@ -25634,6 +26498,7 @@
           </w:tcPr>
           <w:p>
             <w:pPr>
+              <w:keepNext/>
               <w:spacing w:after="0" w:line="240"/>
               <w:jc w:val="left"/>
             </w:pPr>
@@ -25671,6 +26536,7 @@
           </w:tcPr>
           <w:p>
             <w:pPr>
+              <w:keepNext/>
               <w:spacing w:after="0" w:line="240"/>
               <w:jc w:val="left"/>
             </w:pPr>
@@ -25734,6 +26600,7 @@
           </w:tcPr>
           <w:p>
             <w:pPr>
+              <w:keepNext/>
               <w:spacing w:after="0" w:line="240"/>
               <w:jc w:val="center"/>
             </w:pPr>
@@ -25766,6 +26633,7 @@
           </w:tcPr>
           <w:p>
             <w:pPr>
+              <w:keepNext/>
               <w:spacing w:after="0" w:line="240"/>
               <w:jc w:val="center"/>
             </w:pPr>
@@ -25798,6 +26666,7 @@
           </w:tcPr>
           <w:p>
             <w:pPr>
+              <w:keepNext/>
               <w:spacing w:after="0" w:line="240"/>
               <w:jc w:val="left"/>
             </w:pPr>
@@ -25835,6 +26704,7 @@
           </w:tcPr>
           <w:p>
             <w:pPr>
+              <w:keepNext/>
               <w:spacing w:after="0" w:line="240"/>
               <w:jc w:val="left"/>
             </w:pPr>
@@ -25898,6 +26768,7 @@
           </w:tcPr>
           <w:p>
             <w:pPr>
+              <w:keepNext/>
               <w:spacing w:after="0" w:line="240"/>
               <w:jc w:val="center"/>
             </w:pPr>
@@ -25930,6 +26801,7 @@
           </w:tcPr>
           <w:p>
             <w:pPr>
+              <w:keepNext/>
               <w:spacing w:after="0" w:line="240"/>
               <w:jc w:val="center"/>
             </w:pPr>
@@ -25962,6 +26834,7 @@
           </w:tcPr>
           <w:p>
             <w:pPr>
+              <w:keepNext/>
               <w:spacing w:after="0" w:line="240"/>
               <w:jc w:val="left"/>
             </w:pPr>
@@ -26031,6 +26904,7 @@
           </w:tcPr>
           <w:p>
             <w:pPr>
+              <w:keepNext/>
               <w:spacing w:after="0" w:line="240"/>
               <w:jc w:val="left"/>
             </w:pPr>
@@ -26094,6 +26968,7 @@
           </w:tcPr>
           <w:p>
             <w:pPr>
+              <w:keepNext/>
               <w:spacing w:after="0" w:line="240"/>
               <w:jc w:val="center"/>
             </w:pPr>
@@ -26126,6 +27001,7 @@
           </w:tcPr>
           <w:p>
             <w:pPr>
+              <w:keepNext/>
               <w:spacing w:after="0" w:line="240"/>
               <w:jc w:val="center"/>
             </w:pPr>
@@ -26158,6 +27034,7 @@
           </w:tcPr>
           <w:p>
             <w:pPr>
+              <w:keepNext/>
               <w:spacing w:after="0" w:line="240"/>
               <w:jc w:val="left"/>
             </w:pPr>
@@ -26195,6 +27072,7 @@
           </w:tcPr>
           <w:p>
             <w:pPr>
+              <w:keepNext w:val="false"/>
               <w:spacing w:after="0" w:line="240"/>
               <w:jc w:val="left"/>
             </w:pPr>
@@ -26258,6 +27136,7 @@
           </w:tcPr>
           <w:p>
             <w:pPr>
+              <w:keepNext w:val="false"/>
               <w:spacing w:after="0" w:line="240"/>
               <w:jc w:val="center"/>
             </w:pPr>
@@ -26290,6 +27169,7 @@
           </w:tcPr>
           <w:p>
             <w:pPr>
+              <w:keepNext w:val="false"/>
               <w:spacing w:after="0" w:line="240"/>
               <w:jc w:val="center"/>
             </w:pPr>
@@ -26322,6 +27202,7 @@
           </w:tcPr>
           <w:p>
             <w:pPr>
+              <w:keepNext w:val="false"/>
               <w:spacing w:after="0" w:line="240"/>
               <w:jc w:val="left"/>
             </w:pPr>
@@ -26344,9 +27225,9 @@
     </w:p>
     <w:p>
       <w:pPr>
-        <w:pStyle w:val="Heading3"/>
+        <w:pStyle w:val="Heading2"/>
         <w:keepNext/>
-        <w:spacing w:after="100" w:before="160"/>
+        <w:spacing w:after="120" w:before="220"/>
       </w:pPr>
       <w:r>
         <w:t xml:space="preserve">6.4 Таблиця equipment_type</w:t>
@@ -26354,6 +27235,7 @@
     </w:p>
     <w:p>
       <w:pPr>
+        <w:keepNext/>
         <w:spacing w:after="100" w:before="0" w:line="276"/>
         <w:ind w:firstLine="567"/>
         <w:jc w:val="both"/>
@@ -26621,6 +27503,7 @@
           </w:tcPr>
           <w:p>
             <w:pPr>
+              <w:keepNext/>
               <w:spacing w:after="0" w:line="240"/>
               <w:jc w:val="left"/>
             </w:pPr>
@@ -26684,6 +27567,7 @@
           </w:tcPr>
           <w:p>
             <w:pPr>
+              <w:keepNext/>
               <w:spacing w:after="0" w:line="240"/>
               <w:jc w:val="center"/>
             </w:pPr>
@@ -26716,6 +27600,7 @@
           </w:tcPr>
           <w:p>
             <w:pPr>
+              <w:keepNext/>
               <w:spacing w:after="0" w:line="240"/>
               <w:jc w:val="center"/>
             </w:pPr>
@@ -26748,6 +27633,7 @@
           </w:tcPr>
           <w:p>
             <w:pPr>
+              <w:keepNext/>
               <w:spacing w:after="0" w:line="240"/>
               <w:jc w:val="left"/>
             </w:pPr>
@@ -26785,6 +27671,7 @@
           </w:tcPr>
           <w:p>
             <w:pPr>
+              <w:keepNext/>
               <w:spacing w:after="0" w:line="240"/>
               <w:jc w:val="left"/>
             </w:pPr>
@@ -26848,6 +27735,7 @@
           </w:tcPr>
           <w:p>
             <w:pPr>
+              <w:keepNext/>
               <w:spacing w:after="0" w:line="240"/>
               <w:jc w:val="center"/>
             </w:pPr>
@@ -26880,6 +27768,7 @@
           </w:tcPr>
           <w:p>
             <w:pPr>
+              <w:keepNext/>
               <w:spacing w:after="0" w:line="240"/>
               <w:jc w:val="center"/>
             </w:pPr>
@@ -26912,6 +27801,7 @@
           </w:tcPr>
           <w:p>
             <w:pPr>
+              <w:keepNext/>
               <w:spacing w:after="0" w:line="240"/>
               <w:jc w:val="left"/>
             </w:pPr>
@@ -26949,6 +27839,7 @@
           </w:tcPr>
           <w:p>
             <w:pPr>
+              <w:keepNext/>
               <w:spacing w:after="0" w:line="240"/>
               <w:jc w:val="left"/>
             </w:pPr>
@@ -27012,6 +27903,7 @@
           </w:tcPr>
           <w:p>
             <w:pPr>
+              <w:keepNext/>
               <w:spacing w:after="0" w:line="240"/>
               <w:jc w:val="center"/>
             </w:pPr>
@@ -27044,6 +27936,7 @@
           </w:tcPr>
           <w:p>
             <w:pPr>
+              <w:keepNext/>
               <w:spacing w:after="0" w:line="240"/>
               <w:jc w:val="center"/>
             </w:pPr>
@@ -27076,6 +27969,7 @@
           </w:tcPr>
           <w:p>
             <w:pPr>
+              <w:keepNext/>
               <w:spacing w:after="0" w:line="240"/>
               <w:jc w:val="left"/>
             </w:pPr>
@@ -27177,6 +28071,7 @@
           </w:tcPr>
           <w:p>
             <w:pPr>
+              <w:keepNext/>
               <w:spacing w:after="0" w:line="240"/>
               <w:jc w:val="left"/>
             </w:pPr>
@@ -27240,6 +28135,7 @@
           </w:tcPr>
           <w:p>
             <w:pPr>
+              <w:keepNext/>
               <w:spacing w:after="0" w:line="240"/>
               <w:jc w:val="center"/>
             </w:pPr>
@@ -27272,6 +28168,7 @@
           </w:tcPr>
           <w:p>
             <w:pPr>
+              <w:keepNext/>
               <w:spacing w:after="0" w:line="240"/>
               <w:jc w:val="center"/>
             </w:pPr>
@@ -27304,6 +28201,7 @@
           </w:tcPr>
           <w:p>
             <w:pPr>
+              <w:keepNext/>
               <w:spacing w:after="0" w:line="240"/>
               <w:jc w:val="left"/>
             </w:pPr>
@@ -27341,6 +28239,7 @@
           </w:tcPr>
           <w:p>
             <w:pPr>
+              <w:keepNext/>
               <w:spacing w:after="0" w:line="240"/>
               <w:jc w:val="left"/>
             </w:pPr>
@@ -27404,6 +28303,7 @@
           </w:tcPr>
           <w:p>
             <w:pPr>
+              <w:keepNext/>
               <w:spacing w:after="0" w:line="240"/>
               <w:jc w:val="center"/>
             </w:pPr>
@@ -27436,6 +28336,7 @@
           </w:tcPr>
           <w:p>
             <w:pPr>
+              <w:keepNext/>
               <w:spacing w:after="0" w:line="240"/>
               <w:jc w:val="center"/>
             </w:pPr>
@@ -27468,6 +28369,7 @@
           </w:tcPr>
           <w:p>
             <w:pPr>
+              <w:keepNext/>
               <w:spacing w:after="0" w:line="240"/>
               <w:jc w:val="left"/>
             </w:pPr>
@@ -27521,6 +28423,7 @@
           </w:tcPr>
           <w:p>
             <w:pPr>
+              <w:keepNext/>
               <w:spacing w:after="0" w:line="240"/>
               <w:jc w:val="left"/>
             </w:pPr>
@@ -27584,6 +28487,7 @@
           </w:tcPr>
           <w:p>
             <w:pPr>
+              <w:keepNext/>
               <w:spacing w:after="0" w:line="240"/>
               <w:jc w:val="center"/>
             </w:pPr>
@@ -27616,6 +28520,7 @@
           </w:tcPr>
           <w:p>
             <w:pPr>
+              <w:keepNext/>
               <w:spacing w:after="0" w:line="240"/>
               <w:jc w:val="center"/>
             </w:pPr>
@@ -27648,6 +28553,7 @@
           </w:tcPr>
           <w:p>
             <w:pPr>
+              <w:keepNext/>
               <w:spacing w:after="0" w:line="240"/>
               <w:jc w:val="left"/>
             </w:pPr>
@@ -27717,6 +28623,7 @@
           </w:tcPr>
           <w:p>
             <w:pPr>
+              <w:keepNext w:val="false"/>
               <w:spacing w:after="0" w:line="240"/>
               <w:jc w:val="left"/>
             </w:pPr>
@@ -27780,6 +28687,7 @@
           </w:tcPr>
           <w:p>
             <w:pPr>
+              <w:keepNext w:val="false"/>
               <w:spacing w:after="0" w:line="240"/>
               <w:jc w:val="center"/>
             </w:pPr>
@@ -27812,6 +28720,7 @@
           </w:tcPr>
           <w:p>
             <w:pPr>
+              <w:keepNext w:val="false"/>
               <w:spacing w:after="0" w:line="240"/>
               <w:jc w:val="center"/>
             </w:pPr>
@@ -27844,6 +28753,7 @@
           </w:tcPr>
           <w:p>
             <w:pPr>
+              <w:keepNext w:val="false"/>
               <w:spacing w:after="0" w:line="240"/>
               <w:jc w:val="left"/>
             </w:pPr>
@@ -27866,9 +28776,9 @@
     </w:p>
     <w:p>
       <w:pPr>
-        <w:pStyle w:val="Heading3"/>
+        <w:pStyle w:val="Heading2"/>
         <w:keepNext/>
-        <w:spacing w:after="100" w:before="160"/>
+        <w:spacing w:after="120" w:before="220"/>
       </w:pPr>
       <w:r>
         <w:t xml:space="preserve">6.5 Таблиця metric</w:t>
@@ -27876,6 +28786,7 @@
     </w:p>
     <w:p>
       <w:pPr>
+        <w:keepNext/>
         <w:spacing w:after="100" w:before="0" w:line="276"/>
         <w:ind w:firstLine="567"/>
         <w:jc w:val="both"/>
@@ -28127,6 +29038,7 @@
           </w:tcPr>
           <w:p>
             <w:pPr>
+              <w:keepNext/>
               <w:spacing w:after="0" w:line="240"/>
               <w:jc w:val="left"/>
             </w:pPr>
@@ -28190,6 +29102,7 @@
           </w:tcPr>
           <w:p>
             <w:pPr>
+              <w:keepNext/>
               <w:spacing w:after="0" w:line="240"/>
               <w:jc w:val="center"/>
             </w:pPr>
@@ -28222,6 +29135,7 @@
           </w:tcPr>
           <w:p>
             <w:pPr>
+              <w:keepNext/>
               <w:spacing w:after="0" w:line="240"/>
               <w:jc w:val="center"/>
             </w:pPr>
@@ -28254,32 +29168,17 @@
           </w:tcPr>
           <w:p>
             <w:pPr>
-              <w:spacing w:after="0" w:line="240"/>
-              <w:jc w:val="left"/>
-            </w:pPr>
-            <w:r>
-              <w:rPr>
-                <w:rFonts w:ascii="Times New Roman" w:cs="Times New Roman" w:eastAsia="Times New Roman" w:hAnsi="Times New Roman"/>
-                <w:sz w:val="20"/>
-                <w:szCs w:val="20"/>
-              </w:rPr>
-              <w:t xml:space="preserve">Ідентифікатор метрики; SMALLINT зменшує розмір рядка в </w:t>
-            </w:r>
-            <w:r>
-              <w:rPr>
-                <w:rFonts w:ascii="Courier New" w:cs="Courier New" w:eastAsia="Courier New" w:hAnsi="Courier New"/>
-                <w:sz w:val="16"/>
-                <w:szCs w:val="16"/>
-              </w:rPr>
-              <w:t xml:space="preserve">metric_reading</w:t>
-            </w:r>
-            <w:r>
-              <w:rPr>
-                <w:rFonts w:ascii="Times New Roman" w:cs="Times New Roman" w:eastAsia="Times New Roman" w:hAnsi="Times New Roman"/>
-                <w:sz w:val="20"/>
-                <w:szCs w:val="20"/>
-              </w:rPr>
-              <w:t xml:space="preserve">. GENERATED ALWAYS AS IDENTITY.</w:t>
+              <w:keepNext/>
+              <w:spacing w:after="0" w:line="240"/>
+              <w:jc w:val="left"/>
+            </w:pPr>
+            <w:r>
+              <w:rPr>
+                <w:rFonts w:ascii="Times New Roman" w:cs="Times New Roman" w:eastAsia="Times New Roman" w:hAnsi="Times New Roman"/>
+                <w:sz w:val="20"/>
+                <w:szCs w:val="20"/>
+              </w:rPr>
+              <w:t xml:space="preserve">Ідентифікатор метрики (довідник із кількох десятків записів, тому достатньо SMALLINT). GENERATED ALWAYS AS IDENTITY.</w:t>
             </w:r>
           </w:p>
         </w:tc>
@@ -28307,6 +29206,7 @@
           </w:tcPr>
           <w:p>
             <w:pPr>
+              <w:keepNext/>
               <w:spacing w:after="0" w:line="240"/>
               <w:jc w:val="left"/>
             </w:pPr>
@@ -28370,6 +29270,7 @@
           </w:tcPr>
           <w:p>
             <w:pPr>
+              <w:keepNext/>
               <w:spacing w:after="0" w:line="240"/>
               <w:jc w:val="center"/>
             </w:pPr>
@@ -28402,6 +29303,7 @@
           </w:tcPr>
           <w:p>
             <w:pPr>
+              <w:keepNext/>
               <w:spacing w:after="0" w:line="240"/>
               <w:jc w:val="center"/>
             </w:pPr>
@@ -28434,6 +29336,7 @@
           </w:tcPr>
           <w:p>
             <w:pPr>
+              <w:keepNext/>
               <w:spacing w:after="0" w:line="240"/>
               <w:jc w:val="left"/>
             </w:pPr>
@@ -28535,6 +29438,7 @@
           </w:tcPr>
           <w:p>
             <w:pPr>
+              <w:keepNext/>
               <w:spacing w:after="0" w:line="240"/>
               <w:jc w:val="left"/>
             </w:pPr>
@@ -28598,6 +29502,7 @@
           </w:tcPr>
           <w:p>
             <w:pPr>
+              <w:keepNext/>
               <w:spacing w:after="0" w:line="240"/>
               <w:jc w:val="center"/>
             </w:pPr>
@@ -28630,6 +29535,7 @@
           </w:tcPr>
           <w:p>
             <w:pPr>
+              <w:keepNext/>
               <w:spacing w:after="0" w:line="240"/>
               <w:jc w:val="center"/>
             </w:pPr>
@@ -28662,6 +29568,7 @@
           </w:tcPr>
           <w:p>
             <w:pPr>
+              <w:keepNext/>
               <w:spacing w:after="0" w:line="240"/>
               <w:jc w:val="left"/>
             </w:pPr>
@@ -28699,6 +29606,7 @@
           </w:tcPr>
           <w:p>
             <w:pPr>
+              <w:keepNext/>
               <w:spacing w:after="0" w:line="240"/>
               <w:jc w:val="left"/>
             </w:pPr>
@@ -28762,6 +29670,7 @@
           </w:tcPr>
           <w:p>
             <w:pPr>
+              <w:keepNext/>
               <w:spacing w:after="0" w:line="240"/>
               <w:jc w:val="center"/>
             </w:pPr>
@@ -28794,6 +29703,7 @@
           </w:tcPr>
           <w:p>
             <w:pPr>
+              <w:keepNext/>
               <w:spacing w:after="0" w:line="240"/>
               <w:jc w:val="center"/>
             </w:pPr>
@@ -28826,6 +29736,7 @@
           </w:tcPr>
           <w:p>
             <w:pPr>
+              <w:keepNext/>
               <w:spacing w:after="0" w:line="240"/>
               <w:jc w:val="left"/>
             </w:pPr>
@@ -28863,6 +29774,7 @@
           </w:tcPr>
           <w:p>
             <w:pPr>
+              <w:keepNext w:val="false"/>
               <w:spacing w:after="0" w:line="240"/>
               <w:jc w:val="left"/>
             </w:pPr>
@@ -28926,6 +29838,7 @@
           </w:tcPr>
           <w:p>
             <w:pPr>
+              <w:keepNext w:val="false"/>
               <w:spacing w:after="0" w:line="240"/>
               <w:jc w:val="center"/>
             </w:pPr>
@@ -28958,6 +29871,7 @@
           </w:tcPr>
           <w:p>
             <w:pPr>
+              <w:keepNext w:val="false"/>
               <w:spacing w:after="0" w:line="240"/>
               <w:jc w:val="center"/>
             </w:pPr>
@@ -28990,6 +29904,7 @@
           </w:tcPr>
           <w:p>
             <w:pPr>
+              <w:keepNext w:val="false"/>
               <w:spacing w:after="0" w:line="240"/>
               <w:jc w:val="left"/>
             </w:pPr>
@@ -29012,9 +29927,9 @@
     </w:p>
     <w:p>
       <w:pPr>
-        <w:pStyle w:val="Heading3"/>
+        <w:pStyle w:val="Heading2"/>
         <w:keepNext/>
-        <w:spacing w:after="100" w:before="160"/>
+        <w:spacing w:after="120" w:before="220"/>
       </w:pPr>
       <w:r>
         <w:t xml:space="preserve">6.6 Таблиця snmp_config</w:t>
@@ -29022,6 +29937,7 @@
     </w:p>
     <w:p>
       <w:pPr>
+        <w:keepNext/>
         <w:spacing w:after="100" w:before="0" w:line="276"/>
         <w:ind w:firstLine="567"/>
         <w:jc w:val="both"/>
@@ -29032,7 +29948,7 @@
           <w:sz w:val="24"/>
           <w:szCs w:val="24"/>
         </w:rPr>
-        <w:t xml:space="preserve">Реєстр застосованих версій YAML-файлу конфігурації SNMP. Активною може бути не більше однієї версії; рядки не видаляються — це історія для аудиту та відкату.</w:t>
+        <w:t xml:space="preserve">Реєстр застосованих версій YAML-файлу конфігурації SNMP; рядки не видаляються — це історія для аудиту та відкату.</w:t>
       </w:r>
     </w:p>
     <w:p>
@@ -29273,6 +30189,7 @@
           </w:tcPr>
           <w:p>
             <w:pPr>
+              <w:keepNext/>
               <w:spacing w:after="0" w:line="240"/>
               <w:jc w:val="left"/>
             </w:pPr>
@@ -29336,6 +30253,7 @@
           </w:tcPr>
           <w:p>
             <w:pPr>
+              <w:keepNext/>
               <w:spacing w:after="0" w:line="240"/>
               <w:jc w:val="center"/>
             </w:pPr>
@@ -29368,6 +30286,7 @@
           </w:tcPr>
           <w:p>
             <w:pPr>
+              <w:keepNext/>
               <w:spacing w:after="0" w:line="240"/>
               <w:jc w:val="center"/>
             </w:pPr>
@@ -29400,6 +30319,7 @@
           </w:tcPr>
           <w:p>
             <w:pPr>
+              <w:keepNext/>
               <w:spacing w:after="0" w:line="240"/>
               <w:jc w:val="left"/>
             </w:pPr>
@@ -29437,6 +30357,7 @@
           </w:tcPr>
           <w:p>
             <w:pPr>
+              <w:keepNext/>
               <w:spacing w:after="0" w:line="240"/>
               <w:jc w:val="left"/>
             </w:pPr>
@@ -29500,6 +30421,7 @@
           </w:tcPr>
           <w:p>
             <w:pPr>
+              <w:keepNext/>
               <w:spacing w:after="0" w:line="240"/>
               <w:jc w:val="center"/>
             </w:pPr>
@@ -29532,6 +30454,7 @@
           </w:tcPr>
           <w:p>
             <w:pPr>
+              <w:keepNext/>
               <w:spacing w:after="0" w:line="240"/>
               <w:jc w:val="center"/>
             </w:pPr>
@@ -29564,6 +30487,7 @@
           </w:tcPr>
           <w:p>
             <w:pPr>
+              <w:keepNext/>
               <w:spacing w:after="0" w:line="240"/>
               <w:jc w:val="left"/>
             </w:pPr>
@@ -29617,6 +30541,7 @@
           </w:tcPr>
           <w:p>
             <w:pPr>
+              <w:keepNext/>
               <w:spacing w:after="0" w:line="240"/>
               <w:jc w:val="left"/>
             </w:pPr>
@@ -29680,6 +30605,7 @@
           </w:tcPr>
           <w:p>
             <w:pPr>
+              <w:keepNext/>
               <w:spacing w:after="0" w:line="240"/>
               <w:jc w:val="center"/>
             </w:pPr>
@@ -29712,6 +30638,7 @@
           </w:tcPr>
           <w:p>
             <w:pPr>
+              <w:keepNext/>
               <w:spacing w:after="0" w:line="240"/>
               <w:jc w:val="center"/>
             </w:pPr>
@@ -29744,16 +30671,17 @@
           </w:tcPr>
           <w:p>
             <w:pPr>
-              <w:spacing w:after="0" w:line="240"/>
-              <w:jc w:val="left"/>
-            </w:pPr>
-            <w:r>
-              <w:rPr>
-                <w:rFonts w:ascii="Times New Roman" w:cs="Times New Roman" w:eastAsia="Times New Roman" w:hAnsi="Times New Roman"/>
-                <w:sz w:val="20"/>
-                <w:szCs w:val="20"/>
-              </w:rPr>
-              <w:t xml:space="preserve">Контрольна сума SHA-256 вмісту файлу (64 hex-символи): за нею виявляється зміна файлу й запобігається повторне застосування. CHECK: </w:t>
+              <w:keepNext/>
+              <w:spacing w:after="0" w:line="240"/>
+              <w:jc w:val="left"/>
+            </w:pPr>
+            <w:r>
+              <w:rPr>
+                <w:rFonts w:ascii="Times New Roman" w:cs="Times New Roman" w:eastAsia="Times New Roman" w:hAnsi="Times New Roman"/>
+                <w:sz w:val="20"/>
+                <w:szCs w:val="20"/>
+              </w:rPr>
+              <w:t xml:space="preserve">Контрольна сума SHA-256 вмісту файлу (64 hex-символи): за нею виявляють зміну файлу й запобігають повторному застосуванню. CHECK: </w:t>
             </w:r>
             <w:r>
               <w:rPr>
@@ -29797,6 +30725,7 @@
           </w:tcPr>
           <w:p>
             <w:pPr>
+              <w:keepNext/>
               <w:spacing w:after="0" w:line="240"/>
               <w:jc w:val="left"/>
             </w:pPr>
@@ -29860,6 +30789,7 @@
           </w:tcPr>
           <w:p>
             <w:pPr>
+              <w:keepNext/>
               <w:spacing w:after="0" w:line="240"/>
               <w:jc w:val="center"/>
             </w:pPr>
@@ -29892,6 +30822,7 @@
           </w:tcPr>
           <w:p>
             <w:pPr>
+              <w:keepNext/>
               <w:spacing w:after="0" w:line="240"/>
               <w:jc w:val="center"/>
             </w:pPr>
@@ -29924,6 +30855,7 @@
           </w:tcPr>
           <w:p>
             <w:pPr>
+              <w:keepNext/>
               <w:spacing w:after="0" w:line="240"/>
               <w:jc w:val="left"/>
             </w:pPr>
@@ -29977,6 +30909,7 @@
           </w:tcPr>
           <w:p>
             <w:pPr>
+              <w:keepNext/>
               <w:spacing w:after="0" w:line="240"/>
               <w:jc w:val="left"/>
             </w:pPr>
@@ -30040,6 +30973,7 @@
           </w:tcPr>
           <w:p>
             <w:pPr>
+              <w:keepNext/>
               <w:spacing w:after="0" w:line="240"/>
               <w:jc w:val="center"/>
             </w:pPr>
@@ -30072,6 +31006,7 @@
           </w:tcPr>
           <w:p>
             <w:pPr>
+              <w:keepNext/>
               <w:spacing w:after="0" w:line="240"/>
               <w:jc w:val="center"/>
             </w:pPr>
@@ -30104,6 +31039,7 @@
           </w:tcPr>
           <w:p>
             <w:pPr>
+              <w:keepNext/>
               <w:spacing w:after="0" w:line="240"/>
               <w:jc w:val="left"/>
             </w:pPr>
@@ -30141,6 +31077,7 @@
           </w:tcPr>
           <w:p>
             <w:pPr>
+              <w:keepNext/>
               <w:spacing w:after="0" w:line="240"/>
               <w:jc w:val="left"/>
             </w:pPr>
@@ -30204,6 +31141,7 @@
           </w:tcPr>
           <w:p>
             <w:pPr>
+              <w:keepNext/>
               <w:spacing w:after="0" w:line="240"/>
               <w:jc w:val="center"/>
             </w:pPr>
@@ -30236,6 +31174,7 @@
           </w:tcPr>
           <w:p>
             <w:pPr>
+              <w:keepNext/>
               <w:spacing w:after="0" w:line="240"/>
               <w:jc w:val="center"/>
             </w:pPr>
@@ -30268,6 +31207,7 @@
           </w:tcPr>
           <w:p>
             <w:pPr>
+              <w:keepNext/>
               <w:spacing w:after="0" w:line="240"/>
               <w:jc w:val="left"/>
             </w:pPr>
@@ -30305,6 +31245,7 @@
           </w:tcPr>
           <w:p>
             <w:pPr>
+              <w:keepNext/>
               <w:spacing w:after="0" w:line="240"/>
               <w:jc w:val="left"/>
             </w:pPr>
@@ -30368,6 +31309,7 @@
           </w:tcPr>
           <w:p>
             <w:pPr>
+              <w:keepNext/>
               <w:spacing w:after="0" w:line="240"/>
               <w:jc w:val="center"/>
             </w:pPr>
@@ -30400,6 +31342,7 @@
           </w:tcPr>
           <w:p>
             <w:pPr>
+              <w:keepNext/>
               <w:spacing w:after="0" w:line="240"/>
               <w:jc w:val="center"/>
             </w:pPr>
@@ -30432,6 +31375,7 @@
           </w:tcPr>
           <w:p>
             <w:pPr>
+              <w:keepNext/>
               <w:spacing w:after="0" w:line="240"/>
               <w:jc w:val="left"/>
             </w:pPr>
@@ -30469,6 +31413,7 @@
           </w:tcPr>
           <w:p>
             <w:pPr>
+              <w:keepNext w:val="false"/>
               <w:spacing w:after="0" w:line="240"/>
               <w:jc w:val="left"/>
             </w:pPr>
@@ -30532,6 +31477,7 @@
           </w:tcPr>
           <w:p>
             <w:pPr>
+              <w:keepNext w:val="false"/>
               <w:spacing w:after="0" w:line="240"/>
               <w:jc w:val="center"/>
             </w:pPr>
@@ -30564,6 +31510,7 @@
           </w:tcPr>
           <w:p>
             <w:pPr>
+              <w:keepNext w:val="false"/>
               <w:spacing w:after="0" w:line="240"/>
               <w:jc w:val="center"/>
             </w:pPr>
@@ -30596,6 +31543,7 @@
           </w:tcPr>
           <w:p>
             <w:pPr>
+              <w:keepNext w:val="false"/>
               <w:spacing w:after="0" w:line="240"/>
               <w:jc w:val="left"/>
             </w:pPr>
@@ -30613,7 +31561,8 @@
     </w:tbl>
     <w:p>
       <w:pPr>
-        <w:spacing w:after="40" w:before="0" w:line="276"/>
+        <w:keepNext/>
+        <w:spacing w:after="40" w:before="80" w:line="276"/>
         <w:jc w:val="both"/>
       </w:pPr>
       <w:r>
@@ -30628,12 +31577,13 @@
     <w:p>
       <w:pPr>
         <w:pStyle w:val="ListParagraph"/>
+        <w:keepNext w:val="false"/>
         <w:numPr>
           <w:ilvl w:val="0"/>
           <w:numId w:val="2"/>
         </w:numPr>
         <w:spacing w:after="60" w:line="276"/>
-        <w:jc w:val="both"/>
+        <w:jc w:val="left"/>
       </w:pPr>
       <w:r>
         <w:rPr>
@@ -30659,9 +31609,9 @@
     </w:p>
     <w:p>
       <w:pPr>
-        <w:pStyle w:val="Heading3"/>
+        <w:pStyle w:val="Heading2"/>
         <w:keepNext/>
-        <w:spacing w:after="100" w:before="160"/>
+        <w:spacing w:after="120" w:before="220"/>
       </w:pPr>
       <w:r>
         <w:t xml:space="preserve">6.7 Таблиця snmp_credential</w:t>
@@ -30669,6 +31619,7 @@
     </w:p>
     <w:p>
       <w:pPr>
+        <w:keepNext/>
         <w:spacing w:after="100" w:before="0" w:line="276"/>
         <w:ind w:firstLine="567"/>
         <w:jc w:val="both"/>
@@ -30936,6 +31887,7 @@
           </w:tcPr>
           <w:p>
             <w:pPr>
+              <w:keepNext/>
               <w:spacing w:after="0" w:line="240"/>
               <w:jc w:val="left"/>
             </w:pPr>
@@ -30999,6 +31951,7 @@
           </w:tcPr>
           <w:p>
             <w:pPr>
+              <w:keepNext/>
               <w:spacing w:after="0" w:line="240"/>
               <w:jc w:val="center"/>
             </w:pPr>
@@ -31031,6 +31984,7 @@
           </w:tcPr>
           <w:p>
             <w:pPr>
+              <w:keepNext/>
               <w:spacing w:after="0" w:line="240"/>
               <w:jc w:val="center"/>
             </w:pPr>
@@ -31063,6 +32017,7 @@
           </w:tcPr>
           <w:p>
             <w:pPr>
+              <w:keepNext/>
               <w:spacing w:after="0" w:line="240"/>
               <w:jc w:val="left"/>
             </w:pPr>
@@ -31100,6 +32055,7 @@
           </w:tcPr>
           <w:p>
             <w:pPr>
+              <w:keepNext/>
               <w:spacing w:after="0" w:line="240"/>
               <w:jc w:val="left"/>
             </w:pPr>
@@ -31163,6 +32119,7 @@
           </w:tcPr>
           <w:p>
             <w:pPr>
+              <w:keepNext/>
               <w:spacing w:after="0" w:line="240"/>
               <w:jc w:val="center"/>
             </w:pPr>
@@ -31195,6 +32152,7 @@
           </w:tcPr>
           <w:p>
             <w:pPr>
+              <w:keepNext/>
               <w:spacing w:after="0" w:line="240"/>
               <w:jc w:val="center"/>
             </w:pPr>
@@ -31227,6 +32185,7 @@
           </w:tcPr>
           <w:p>
             <w:pPr>
+              <w:keepNext/>
               <w:spacing w:after="0" w:line="240"/>
               <w:jc w:val="left"/>
             </w:pPr>
@@ -31264,6 +32223,7 @@
           </w:tcPr>
           <w:p>
             <w:pPr>
+              <w:keepNext/>
               <w:spacing w:after="0" w:line="240"/>
               <w:jc w:val="left"/>
             </w:pPr>
@@ -31327,6 +32287,7 @@
           </w:tcPr>
           <w:p>
             <w:pPr>
+              <w:keepNext/>
               <w:spacing w:after="0" w:line="240"/>
               <w:jc w:val="center"/>
             </w:pPr>
@@ -31359,6 +32320,7 @@
           </w:tcPr>
           <w:p>
             <w:pPr>
+              <w:keepNext/>
               <w:spacing w:after="0" w:line="240"/>
               <w:jc w:val="center"/>
             </w:pPr>
@@ -31391,6 +32353,7 @@
           </w:tcPr>
           <w:p>
             <w:pPr>
+              <w:keepNext/>
               <w:spacing w:after="0" w:line="240"/>
               <w:jc w:val="left"/>
             </w:pPr>
@@ -31460,6 +32423,7 @@
           </w:tcPr>
           <w:p>
             <w:pPr>
+              <w:keepNext/>
               <w:spacing w:after="0" w:line="240"/>
               <w:jc w:val="left"/>
             </w:pPr>
@@ -31523,6 +32487,7 @@
           </w:tcPr>
           <w:p>
             <w:pPr>
+              <w:keepNext/>
               <w:spacing w:after="0" w:line="240"/>
               <w:jc w:val="center"/>
             </w:pPr>
@@ -31555,6 +32520,7 @@
           </w:tcPr>
           <w:p>
             <w:pPr>
+              <w:keepNext/>
               <w:spacing w:after="0" w:line="240"/>
               <w:jc w:val="center"/>
             </w:pPr>
@@ -31587,6 +32553,7 @@
           </w:tcPr>
           <w:p>
             <w:pPr>
+              <w:keepNext/>
               <w:spacing w:after="0" w:line="240"/>
               <w:jc w:val="left"/>
             </w:pPr>
@@ -31624,6 +32591,7 @@
           </w:tcPr>
           <w:p>
             <w:pPr>
+              <w:keepNext/>
               <w:spacing w:after="0" w:line="240"/>
               <w:jc w:val="left"/>
             </w:pPr>
@@ -31687,6 +32655,7 @@
           </w:tcPr>
           <w:p>
             <w:pPr>
+              <w:keepNext/>
               <w:spacing w:after="0" w:line="240"/>
               <w:jc w:val="center"/>
             </w:pPr>
@@ -31719,6 +32688,7 @@
           </w:tcPr>
           <w:p>
             <w:pPr>
+              <w:keepNext/>
               <w:spacing w:after="0" w:line="240"/>
               <w:jc w:val="center"/>
             </w:pPr>
@@ -31751,6 +32721,7 @@
           </w:tcPr>
           <w:p>
             <w:pPr>
+              <w:keepNext/>
               <w:spacing w:after="0" w:line="240"/>
               <w:jc w:val="left"/>
             </w:pPr>
@@ -31788,6 +32759,7 @@
           </w:tcPr>
           <w:p>
             <w:pPr>
+              <w:keepNext/>
               <w:spacing w:after="0" w:line="240"/>
               <w:jc w:val="left"/>
             </w:pPr>
@@ -31851,6 +32823,7 @@
           </w:tcPr>
           <w:p>
             <w:pPr>
+              <w:keepNext/>
               <w:spacing w:after="0" w:line="240"/>
               <w:jc w:val="center"/>
             </w:pPr>
@@ -31883,6 +32856,7 @@
           </w:tcPr>
           <w:p>
             <w:pPr>
+              <w:keepNext/>
               <w:spacing w:after="0" w:line="240"/>
               <w:jc w:val="center"/>
             </w:pPr>
@@ -31915,6 +32889,7 @@
           </w:tcPr>
           <w:p>
             <w:pPr>
+              <w:keepNext/>
               <w:spacing w:after="0" w:line="240"/>
               <w:jc w:val="left"/>
             </w:pPr>
@@ -31952,6 +32927,7 @@
           </w:tcPr>
           <w:p>
             <w:pPr>
+              <w:keepNext/>
               <w:spacing w:after="0" w:line="240"/>
               <w:jc w:val="left"/>
             </w:pPr>
@@ -32015,6 +32991,7 @@
           </w:tcPr>
           <w:p>
             <w:pPr>
+              <w:keepNext/>
               <w:spacing w:after="0" w:line="240"/>
               <w:jc w:val="center"/>
             </w:pPr>
@@ -32047,6 +33024,7 @@
           </w:tcPr>
           <w:p>
             <w:pPr>
+              <w:keepNext/>
               <w:spacing w:after="0" w:line="240"/>
               <w:jc w:val="center"/>
             </w:pPr>
@@ -32079,6 +33057,7 @@
           </w:tcPr>
           <w:p>
             <w:pPr>
+              <w:keepNext/>
               <w:spacing w:after="0" w:line="240"/>
               <w:jc w:val="left"/>
             </w:pPr>
@@ -32116,6 +33095,7 @@
           </w:tcPr>
           <w:p>
             <w:pPr>
+              <w:keepNext w:val="false"/>
               <w:spacing w:after="0" w:line="240"/>
               <w:jc w:val="left"/>
             </w:pPr>
@@ -32179,6 +33159,7 @@
           </w:tcPr>
           <w:p>
             <w:pPr>
+              <w:keepNext w:val="false"/>
               <w:spacing w:after="0" w:line="240"/>
               <w:jc w:val="center"/>
             </w:pPr>
@@ -32211,6 +33192,7 @@
           </w:tcPr>
           <w:p>
             <w:pPr>
+              <w:keepNext w:val="false"/>
               <w:spacing w:after="0" w:line="240"/>
               <w:jc w:val="center"/>
             </w:pPr>
@@ -32243,6 +33225,7 @@
           </w:tcPr>
           <w:p>
             <w:pPr>
+              <w:keepNext w:val="false"/>
               <w:spacing w:after="0" w:line="240"/>
               <w:jc w:val="left"/>
             </w:pPr>
@@ -32260,7 +33243,23 @@
                 <w:sz w:val="16"/>
                 <w:szCs w:val="16"/>
               </w:rPr>
-              <w:t xml:space="preserve">${SECRET_REF}</w:t>
+              <w:t xml:space="preserve">$⁠{VAR}</w:t>
+            </w:r>
+            <w:r>
+              <w:rPr>
+                <w:rFonts w:ascii="Times New Roman" w:cs="Times New Roman" w:eastAsia="Times New Roman" w:hAnsi="Times New Roman"/>
+                <w:sz w:val="20"/>
+                <w:szCs w:val="20"/>
+              </w:rPr>
+              <w:t xml:space="preserve">, у БД — </w:t>
+            </w:r>
+            <w:r>
+              <w:rPr>
+                <w:rFonts w:ascii="Courier New" w:cs="Courier New" w:eastAsia="Courier New" w:hAnsi="Courier New"/>
+                <w:sz w:val="16"/>
+                <w:szCs w:val="16"/>
+              </w:rPr>
+              <w:t xml:space="preserve">VAR</w:t>
             </w:r>
             <w:r>
               <w:rPr>
@@ -32292,7 +33291,8 @@
     </w:tbl>
     <w:p>
       <w:pPr>
-        <w:spacing w:after="40" w:before="0" w:line="276"/>
+        <w:keepNext/>
+        <w:spacing w:after="40" w:before="80" w:line="276"/>
         <w:jc w:val="both"/>
       </w:pPr>
       <w:r>
@@ -32307,12 +33307,13 @@
     <w:p>
       <w:pPr>
         <w:pStyle w:val="ListParagraph"/>
+        <w:keepNext w:val="false"/>
         <w:numPr>
           <w:ilvl w:val="0"/>
           <w:numId w:val="2"/>
         </w:numPr>
         <w:spacing w:after="60" w:line="276"/>
-        <w:jc w:val="both"/>
+        <w:jc w:val="left"/>
       </w:pPr>
       <w:r>
         <w:rPr>
@@ -32370,9 +33371,9 @@
     </w:p>
     <w:p>
       <w:pPr>
-        <w:pStyle w:val="Heading3"/>
+        <w:pStyle w:val="Heading2"/>
         <w:keepNext/>
-        <w:spacing w:after="100" w:before="160"/>
+        <w:spacing w:after="120" w:before="220"/>
       </w:pPr>
       <w:r>
         <w:t xml:space="preserve">6.8 Таблиця snmp_oid_map</w:t>
@@ -32380,6 +33381,7 @@
     </w:p>
     <w:p>
       <w:pPr>
+        <w:keepNext/>
         <w:spacing w:after="100" w:before="0" w:line="276"/>
         <w:ind w:firstLine="567"/>
         <w:jc w:val="both"/>
@@ -32647,6 +33649,7 @@
           </w:tcPr>
           <w:p>
             <w:pPr>
+              <w:keepNext/>
               <w:spacing w:after="0" w:line="240"/>
               <w:jc w:val="left"/>
             </w:pPr>
@@ -32710,6 +33713,7 @@
           </w:tcPr>
           <w:p>
             <w:pPr>
+              <w:keepNext/>
               <w:spacing w:after="0" w:line="240"/>
               <w:jc w:val="center"/>
             </w:pPr>
@@ -32742,6 +33746,7 @@
           </w:tcPr>
           <w:p>
             <w:pPr>
+              <w:keepNext/>
               <w:spacing w:after="0" w:line="240"/>
               <w:jc w:val="center"/>
             </w:pPr>
@@ -32774,6 +33779,7 @@
           </w:tcPr>
           <w:p>
             <w:pPr>
+              <w:keepNext/>
               <w:spacing w:after="0" w:line="240"/>
               <w:jc w:val="left"/>
             </w:pPr>
@@ -32811,6 +33817,7 @@
           </w:tcPr>
           <w:p>
             <w:pPr>
+              <w:keepNext/>
               <w:spacing w:after="0" w:line="240"/>
               <w:jc w:val="left"/>
             </w:pPr>
@@ -32874,6 +33881,7 @@
           </w:tcPr>
           <w:p>
             <w:pPr>
+              <w:keepNext/>
               <w:spacing w:after="0" w:line="240"/>
               <w:jc w:val="center"/>
             </w:pPr>
@@ -32906,6 +33914,7 @@
           </w:tcPr>
           <w:p>
             <w:pPr>
+              <w:keepNext/>
               <w:spacing w:after="0" w:line="240"/>
               <w:jc w:val="center"/>
             </w:pPr>
@@ -32938,6 +33947,7 @@
           </w:tcPr>
           <w:p>
             <w:pPr>
+              <w:keepNext/>
               <w:spacing w:after="0" w:line="240"/>
               <w:jc w:val="left"/>
             </w:pPr>
@@ -32991,6 +34001,7 @@
           </w:tcPr>
           <w:p>
             <w:pPr>
+              <w:keepNext/>
               <w:spacing w:after="0" w:line="240"/>
               <w:jc w:val="left"/>
             </w:pPr>
@@ -33054,6 +34065,7 @@
           </w:tcPr>
           <w:p>
             <w:pPr>
+              <w:keepNext/>
               <w:spacing w:after="0" w:line="240"/>
               <w:jc w:val="center"/>
             </w:pPr>
@@ -33086,6 +34098,7 @@
           </w:tcPr>
           <w:p>
             <w:pPr>
+              <w:keepNext/>
               <w:spacing w:after="0" w:line="240"/>
               <w:jc w:val="center"/>
             </w:pPr>
@@ -33118,6 +34131,7 @@
           </w:tcPr>
           <w:p>
             <w:pPr>
+              <w:keepNext/>
               <w:spacing w:after="0" w:line="240"/>
               <w:jc w:val="left"/>
             </w:pPr>
@@ -33187,6 +34201,7 @@
           </w:tcPr>
           <w:p>
             <w:pPr>
+              <w:keepNext/>
               <w:spacing w:after="0" w:line="240"/>
               <w:jc w:val="left"/>
             </w:pPr>
@@ -33250,6 +34265,7 @@
           </w:tcPr>
           <w:p>
             <w:pPr>
+              <w:keepNext/>
               <w:spacing w:after="0" w:line="240"/>
               <w:jc w:val="center"/>
             </w:pPr>
@@ -33282,6 +34298,7 @@
           </w:tcPr>
           <w:p>
             <w:pPr>
+              <w:keepNext/>
               <w:spacing w:after="0" w:line="240"/>
               <w:jc w:val="center"/>
             </w:pPr>
@@ -33314,6 +34331,7 @@
           </w:tcPr>
           <w:p>
             <w:pPr>
+              <w:keepNext/>
               <w:spacing w:after="0" w:line="240"/>
               <w:jc w:val="left"/>
             </w:pPr>
@@ -33351,6 +34369,7 @@
           </w:tcPr>
           <w:p>
             <w:pPr>
+              <w:keepNext w:val="false"/>
               <w:spacing w:after="0" w:line="240"/>
               <w:jc w:val="left"/>
             </w:pPr>
@@ -33414,6 +34433,7 @@
           </w:tcPr>
           <w:p>
             <w:pPr>
+              <w:keepNext w:val="false"/>
               <w:spacing w:after="0" w:line="240"/>
               <w:jc w:val="center"/>
             </w:pPr>
@@ -33446,6 +34466,7 @@
           </w:tcPr>
           <w:p>
             <w:pPr>
+              <w:keepNext w:val="false"/>
               <w:spacing w:after="0" w:line="240"/>
               <w:jc w:val="center"/>
             </w:pPr>
@@ -33478,6 +34499,7 @@
           </w:tcPr>
           <w:p>
             <w:pPr>
+              <w:keepNext w:val="false"/>
               <w:spacing w:after="0" w:line="240"/>
               <w:jc w:val="left"/>
             </w:pPr>
@@ -33500,9 +34522,9 @@
     </w:p>
     <w:p>
       <w:pPr>
-        <w:pStyle w:val="Heading3"/>
+        <w:pStyle w:val="Heading2"/>
         <w:keepNext/>
-        <w:spacing w:after="100" w:before="160"/>
+        <w:spacing w:after="120" w:before="220"/>
       </w:pPr>
       <w:r>
         <w:t xml:space="preserve">6.9 Таблиця equipment</w:t>
@@ -33510,6 +34532,7 @@
     </w:p>
     <w:p>
       <w:pPr>
+        <w:keepNext/>
         <w:spacing w:after="100" w:before="0" w:line="276"/>
         <w:ind w:firstLine="567"/>
         <w:jc w:val="both"/>
@@ -33568,7 +34591,7 @@
           <w:sz w:val="24"/>
           <w:szCs w:val="24"/>
         </w:rPr>
-        <w:t xml:space="preserve"> зберігають оперативний стан пристрою (FR-05, SR-04.2). Обладнання з історією не видаляється, а виводиться з експлуатації (</w:t>
+        <w:t xml:space="preserve"> зберігають оперативний стан пристрою (FR-05, SR-04.2). Обладнання з історією інцидентів не видаляється, а виводиться з експлуатації (</w:t>
       </w:r>
       <w:r>
         <w:rPr>
@@ -33825,6 +34848,7 @@
           </w:tcPr>
           <w:p>
             <w:pPr>
+              <w:keepNext w:val="false"/>
               <w:spacing w:after="0" w:line="240"/>
               <w:jc w:val="left"/>
             </w:pPr>
@@ -33888,6 +34912,7 @@
           </w:tcPr>
           <w:p>
             <w:pPr>
+              <w:keepNext w:val="false"/>
               <w:spacing w:after="0" w:line="240"/>
               <w:jc w:val="center"/>
             </w:pPr>
@@ -33920,6 +34945,7 @@
           </w:tcPr>
           <w:p>
             <w:pPr>
+              <w:keepNext w:val="false"/>
               <w:spacing w:after="0" w:line="240"/>
               <w:jc w:val="center"/>
             </w:pPr>
@@ -33952,6 +34978,7 @@
           </w:tcPr>
           <w:p>
             <w:pPr>
+              <w:keepNext w:val="false"/>
               <w:spacing w:after="0" w:line="240"/>
               <w:jc w:val="left"/>
             </w:pPr>
@@ -33989,6 +35016,7 @@
           </w:tcPr>
           <w:p>
             <w:pPr>
+              <w:keepNext w:val="false"/>
               <w:spacing w:after="0" w:line="240"/>
               <w:jc w:val="left"/>
             </w:pPr>
@@ -34052,6 +35080,7 @@
           </w:tcPr>
           <w:p>
             <w:pPr>
+              <w:keepNext w:val="false"/>
               <w:spacing w:after="0" w:line="240"/>
               <w:jc w:val="center"/>
             </w:pPr>
@@ -34084,6 +35113,7 @@
           </w:tcPr>
           <w:p>
             <w:pPr>
+              <w:keepNext w:val="false"/>
               <w:spacing w:after="0" w:line="240"/>
               <w:jc w:val="center"/>
             </w:pPr>
@@ -34116,6 +35146,7 @@
           </w:tcPr>
           <w:p>
             <w:pPr>
+              <w:keepNext w:val="false"/>
               <w:spacing w:after="0" w:line="240"/>
               <w:jc w:val="left"/>
             </w:pPr>
@@ -34153,6 +35184,7 @@
           </w:tcPr>
           <w:p>
             <w:pPr>
+              <w:keepNext w:val="false"/>
               <w:spacing w:after="0" w:line="240"/>
               <w:jc w:val="left"/>
             </w:pPr>
@@ -34216,6 +35248,7 @@
           </w:tcPr>
           <w:p>
             <w:pPr>
+              <w:keepNext w:val="false"/>
               <w:spacing w:after="0" w:line="240"/>
               <w:jc w:val="center"/>
             </w:pPr>
@@ -34248,6 +35281,7 @@
           </w:tcPr>
           <w:p>
             <w:pPr>
+              <w:keepNext w:val="false"/>
               <w:spacing w:after="0" w:line="240"/>
               <w:jc w:val="center"/>
             </w:pPr>
@@ -34280,6 +35314,7 @@
           </w:tcPr>
           <w:p>
             <w:pPr>
+              <w:keepNext w:val="false"/>
               <w:spacing w:after="0" w:line="240"/>
               <w:jc w:val="left"/>
             </w:pPr>
@@ -34317,6 +35352,7 @@
           </w:tcPr>
           <w:p>
             <w:pPr>
+              <w:keepNext w:val="false"/>
               <w:spacing w:after="0" w:line="240"/>
               <w:jc w:val="left"/>
             </w:pPr>
@@ -34380,6 +35416,7 @@
           </w:tcPr>
           <w:p>
             <w:pPr>
+              <w:keepNext w:val="false"/>
               <w:spacing w:after="0" w:line="240"/>
               <w:jc w:val="center"/>
             </w:pPr>
@@ -34412,6 +35449,7 @@
           </w:tcPr>
           <w:p>
             <w:pPr>
+              <w:keepNext w:val="false"/>
               <w:spacing w:after="0" w:line="240"/>
               <w:jc w:val="center"/>
             </w:pPr>
@@ -34444,6 +35482,7 @@
           </w:tcPr>
           <w:p>
             <w:pPr>
+              <w:keepNext w:val="false"/>
               <w:spacing w:after="0" w:line="240"/>
               <w:jc w:val="left"/>
             </w:pPr>
@@ -34481,6 +35520,7 @@
           </w:tcPr>
           <w:p>
             <w:pPr>
+              <w:keepNext w:val="false"/>
               <w:spacing w:after="0" w:line="240"/>
               <w:jc w:val="left"/>
             </w:pPr>
@@ -34544,6 +35584,7 @@
           </w:tcPr>
           <w:p>
             <w:pPr>
+              <w:keepNext w:val="false"/>
               <w:spacing w:after="0" w:line="240"/>
               <w:jc w:val="center"/>
             </w:pPr>
@@ -34576,6 +35617,7 @@
           </w:tcPr>
           <w:p>
             <w:pPr>
+              <w:keepNext w:val="false"/>
               <w:spacing w:after="0" w:line="240"/>
               <w:jc w:val="center"/>
             </w:pPr>
@@ -34608,6 +35650,7 @@
           </w:tcPr>
           <w:p>
             <w:pPr>
+              <w:keepNext w:val="false"/>
               <w:spacing w:after="0" w:line="240"/>
               <w:jc w:val="left"/>
             </w:pPr>
@@ -34645,6 +35688,7 @@
           </w:tcPr>
           <w:p>
             <w:pPr>
+              <w:keepNext w:val="false"/>
               <w:spacing w:after="0" w:line="240"/>
               <w:jc w:val="left"/>
             </w:pPr>
@@ -34708,6 +35752,7 @@
           </w:tcPr>
           <w:p>
             <w:pPr>
+              <w:keepNext w:val="false"/>
               <w:spacing w:after="0" w:line="240"/>
               <w:jc w:val="center"/>
             </w:pPr>
@@ -34740,6 +35785,7 @@
           </w:tcPr>
           <w:p>
             <w:pPr>
+              <w:keepNext w:val="false"/>
               <w:spacing w:after="0" w:line="240"/>
               <w:jc w:val="center"/>
             </w:pPr>
@@ -34772,6 +35818,7 @@
           </w:tcPr>
           <w:p>
             <w:pPr>
+              <w:keepNext w:val="false"/>
               <w:spacing w:after="0" w:line="240"/>
               <w:jc w:val="left"/>
             </w:pPr>
@@ -34809,6 +35856,7 @@
           </w:tcPr>
           <w:p>
             <w:pPr>
+              <w:keepNext w:val="false"/>
               <w:spacing w:after="0" w:line="240"/>
               <w:jc w:val="left"/>
             </w:pPr>
@@ -34872,6 +35920,7 @@
           </w:tcPr>
           <w:p>
             <w:pPr>
+              <w:keepNext w:val="false"/>
               <w:spacing w:after="0" w:line="240"/>
               <w:jc w:val="center"/>
             </w:pPr>
@@ -34904,6 +35953,7 @@
           </w:tcPr>
           <w:p>
             <w:pPr>
+              <w:keepNext w:val="false"/>
               <w:spacing w:after="0" w:line="240"/>
               <w:jc w:val="center"/>
             </w:pPr>
@@ -34936,6 +35986,7 @@
           </w:tcPr>
           <w:p>
             <w:pPr>
+              <w:keepNext w:val="false"/>
               <w:spacing w:after="0" w:line="240"/>
               <w:jc w:val="left"/>
             </w:pPr>
@@ -34961,7 +36012,7 @@
                 <w:sz w:val="20"/>
                 <w:szCs w:val="20"/>
               </w:rPr>
-              <w:t xml:space="preserve">). CHECK: адреса вузла, а не мережі (маска /32 або /128), не IPv4-mapped IPv6.</w:t>
+              <w:t xml:space="preserve">). CHECK: адреса окремого хоста, а не мережі (маска /32 або /128), не IPv4-mapped IPv6.</w:t>
             </w:r>
           </w:p>
         </w:tc>
@@ -34989,6 +36040,7 @@
           </w:tcPr>
           <w:p>
             <w:pPr>
+              <w:keepNext w:val="false"/>
               <w:spacing w:after="0" w:line="240"/>
               <w:jc w:val="left"/>
             </w:pPr>
@@ -35052,6 +36104,7 @@
           </w:tcPr>
           <w:p>
             <w:pPr>
+              <w:keepNext w:val="false"/>
               <w:spacing w:after="0" w:line="240"/>
               <w:jc w:val="center"/>
             </w:pPr>
@@ -35084,6 +36137,7 @@
           </w:tcPr>
           <w:p>
             <w:pPr>
+              <w:keepNext w:val="false"/>
               <w:spacing w:after="0" w:line="240"/>
               <w:jc w:val="center"/>
             </w:pPr>
@@ -35116,6 +36170,7 @@
           </w:tcPr>
           <w:p>
             <w:pPr>
+              <w:keepNext w:val="false"/>
               <w:spacing w:after="0" w:line="240"/>
               <w:jc w:val="left"/>
             </w:pPr>
@@ -35169,6 +36224,7 @@
           </w:tcPr>
           <w:p>
             <w:pPr>
+              <w:keepNext w:val="false"/>
               <w:spacing w:after="0" w:line="240"/>
               <w:jc w:val="left"/>
             </w:pPr>
@@ -35232,6 +36288,7 @@
           </w:tcPr>
           <w:p>
             <w:pPr>
+              <w:keepNext w:val="false"/>
               <w:spacing w:after="0" w:line="240"/>
               <w:jc w:val="center"/>
             </w:pPr>
@@ -35264,6 +36321,7 @@
           </w:tcPr>
           <w:p>
             <w:pPr>
+              <w:keepNext w:val="false"/>
               <w:spacing w:after="0" w:line="240"/>
               <w:jc w:val="center"/>
             </w:pPr>
@@ -35296,6 +36354,7 @@
           </w:tcPr>
           <w:p>
             <w:pPr>
+              <w:keepNext w:val="false"/>
               <w:spacing w:after="0" w:line="240"/>
               <w:jc w:val="left"/>
             </w:pPr>
@@ -35349,6 +36408,7 @@
           </w:tcPr>
           <w:p>
             <w:pPr>
+              <w:keepNext w:val="false"/>
               <w:spacing w:after="0" w:line="240"/>
               <w:jc w:val="left"/>
             </w:pPr>
@@ -35412,6 +36472,7 @@
           </w:tcPr>
           <w:p>
             <w:pPr>
+              <w:keepNext w:val="false"/>
               <w:spacing w:after="0" w:line="240"/>
               <w:jc w:val="center"/>
             </w:pPr>
@@ -35444,6 +36505,7 @@
           </w:tcPr>
           <w:p>
             <w:pPr>
+              <w:keepNext w:val="false"/>
               <w:spacing w:after="0" w:line="240"/>
               <w:jc w:val="center"/>
             </w:pPr>
@@ -35476,6 +36538,7 @@
           </w:tcPr>
           <w:p>
             <w:pPr>
+              <w:keepNext w:val="false"/>
               <w:spacing w:after="0" w:line="240"/>
               <w:jc w:val="left"/>
             </w:pPr>
@@ -35501,7 +36564,7 @@
                 <w:sz w:val="20"/>
                 <w:szCs w:val="20"/>
               </w:rPr>
-              <w:t xml:space="preserve">). CHECK: 1–65535 (тому INTEGER, а не SMALLINT з максимумом 32767). За замовч. 161.</w:t>
+              <w:t xml:space="preserve">). CHECK: 1–65 535 (тому INTEGER, а не SMALLINT з максимумом 32 767). За замовч. 161.</w:t>
             </w:r>
           </w:p>
         </w:tc>
@@ -35529,6 +36592,7 @@
           </w:tcPr>
           <w:p>
             <w:pPr>
+              <w:keepNext w:val="false"/>
               <w:spacing w:after="0" w:line="240"/>
               <w:jc w:val="left"/>
             </w:pPr>
@@ -35592,6 +36656,7 @@
           </w:tcPr>
           <w:p>
             <w:pPr>
+              <w:keepNext w:val="false"/>
               <w:spacing w:after="0" w:line="240"/>
               <w:jc w:val="center"/>
             </w:pPr>
@@ -35624,6 +36689,7 @@
           </w:tcPr>
           <w:p>
             <w:pPr>
+              <w:keepNext w:val="false"/>
               <w:spacing w:after="0" w:line="240"/>
               <w:jc w:val="center"/>
             </w:pPr>
@@ -35656,6 +36722,7 @@
           </w:tcPr>
           <w:p>
             <w:pPr>
+              <w:keepNext w:val="false"/>
               <w:spacing w:after="0" w:line="240"/>
               <w:jc w:val="left"/>
             </w:pPr>
@@ -35709,6 +36776,7 @@
           </w:tcPr>
           <w:p>
             <w:pPr>
+              <w:keepNext w:val="false"/>
               <w:spacing w:after="0" w:line="240"/>
               <w:jc w:val="left"/>
             </w:pPr>
@@ -35772,6 +36840,7 @@
           </w:tcPr>
           <w:p>
             <w:pPr>
+              <w:keepNext w:val="false"/>
               <w:spacing w:after="0" w:line="240"/>
               <w:jc w:val="center"/>
             </w:pPr>
@@ -35804,6 +36873,7 @@
           </w:tcPr>
           <w:p>
             <w:pPr>
+              <w:keepNext w:val="false"/>
               <w:spacing w:after="0" w:line="240"/>
               <w:jc w:val="center"/>
             </w:pPr>
@@ -35836,6 +36906,7 @@
           </w:tcPr>
           <w:p>
             <w:pPr>
+              <w:keepNext w:val="false"/>
               <w:spacing w:after="0" w:line="240"/>
               <w:jc w:val="left"/>
             </w:pPr>
@@ -35937,6 +37008,7 @@
           </w:tcPr>
           <w:p>
             <w:pPr>
+              <w:keepNext w:val="false"/>
               <w:spacing w:after="0" w:line="240"/>
               <w:jc w:val="left"/>
             </w:pPr>
@@ -36000,6 +37072,7 @@
           </w:tcPr>
           <w:p>
             <w:pPr>
+              <w:keepNext w:val="false"/>
               <w:spacing w:after="0" w:line="240"/>
               <w:jc w:val="center"/>
             </w:pPr>
@@ -36032,6 +37105,7 @@
           </w:tcPr>
           <w:p>
             <w:pPr>
+              <w:keepNext w:val="false"/>
               <w:spacing w:after="0" w:line="240"/>
               <w:jc w:val="center"/>
             </w:pPr>
@@ -36064,6 +37138,7 @@
           </w:tcPr>
           <w:p>
             <w:pPr>
+              <w:keepNext w:val="false"/>
               <w:spacing w:after="0" w:line="240"/>
               <w:jc w:val="left"/>
             </w:pPr>
@@ -36117,6 +37192,7 @@
           </w:tcPr>
           <w:p>
             <w:pPr>
+              <w:keepNext w:val="false"/>
               <w:spacing w:after="0" w:line="240"/>
               <w:jc w:val="left"/>
             </w:pPr>
@@ -36180,6 +37256,7 @@
           </w:tcPr>
           <w:p>
             <w:pPr>
+              <w:keepNext w:val="false"/>
               <w:spacing w:after="0" w:line="240"/>
               <w:jc w:val="center"/>
             </w:pPr>
@@ -36212,6 +37289,7 @@
           </w:tcPr>
           <w:p>
             <w:pPr>
+              <w:keepNext w:val="false"/>
               <w:spacing w:after="0" w:line="240"/>
               <w:jc w:val="center"/>
             </w:pPr>
@@ -36244,6 +37322,7 @@
           </w:tcPr>
           <w:p>
             <w:pPr>
+              <w:keepNext w:val="false"/>
               <w:spacing w:after="0" w:line="240"/>
               <w:jc w:val="left"/>
             </w:pPr>
@@ -36281,6 +37360,7 @@
           </w:tcPr>
           <w:p>
             <w:pPr>
+              <w:keepNext w:val="false"/>
               <w:spacing w:after="0" w:line="240"/>
               <w:jc w:val="left"/>
             </w:pPr>
@@ -36344,6 +37424,7 @@
           </w:tcPr>
           <w:p>
             <w:pPr>
+              <w:keepNext w:val="false"/>
               <w:spacing w:after="0" w:line="240"/>
               <w:jc w:val="center"/>
             </w:pPr>
@@ -36376,6 +37457,7 @@
           </w:tcPr>
           <w:p>
             <w:pPr>
+              <w:keepNext w:val="false"/>
               <w:spacing w:after="0" w:line="240"/>
               <w:jc w:val="center"/>
             </w:pPr>
@@ -36408,6 +37490,7 @@
           </w:tcPr>
           <w:p>
             <w:pPr>
+              <w:keepNext w:val="false"/>
               <w:spacing w:after="0" w:line="240"/>
               <w:jc w:val="left"/>
             </w:pPr>
@@ -36445,6 +37528,7 @@
           </w:tcPr>
           <w:p>
             <w:pPr>
+              <w:keepNext w:val="false"/>
               <w:spacing w:after="0" w:line="240"/>
               <w:jc w:val="left"/>
             </w:pPr>
@@ -36508,6 +37592,7 @@
           </w:tcPr>
           <w:p>
             <w:pPr>
+              <w:keepNext w:val="false"/>
               <w:spacing w:after="0" w:line="240"/>
               <w:jc w:val="center"/>
             </w:pPr>
@@ -36540,6 +37625,7 @@
           </w:tcPr>
           <w:p>
             <w:pPr>
+              <w:keepNext w:val="false"/>
               <w:spacing w:after="0" w:line="240"/>
               <w:jc w:val="center"/>
             </w:pPr>
@@ -36572,6 +37658,7 @@
           </w:tcPr>
           <w:p>
             <w:pPr>
+              <w:keepNext w:val="false"/>
               <w:spacing w:after="0" w:line="240"/>
               <w:jc w:val="left"/>
             </w:pPr>
@@ -36609,6 +37696,7 @@
           </w:tcPr>
           <w:p>
             <w:pPr>
+              <w:keepNext w:val="false"/>
               <w:spacing w:after="0" w:line="240"/>
               <w:jc w:val="left"/>
             </w:pPr>
@@ -36672,6 +37760,7 @@
           </w:tcPr>
           <w:p>
             <w:pPr>
+              <w:keepNext w:val="false"/>
               <w:spacing w:after="0" w:line="240"/>
               <w:jc w:val="center"/>
             </w:pPr>
@@ -36704,6 +37793,7 @@
           </w:tcPr>
           <w:p>
             <w:pPr>
+              <w:keepNext w:val="false"/>
               <w:spacing w:after="0" w:line="240"/>
               <w:jc w:val="center"/>
             </w:pPr>
@@ -36736,6 +37826,7 @@
           </w:tcPr>
           <w:p>
             <w:pPr>
+              <w:keepNext w:val="false"/>
               <w:spacing w:after="0" w:line="240"/>
               <w:jc w:val="left"/>
             </w:pPr>
@@ -36758,9 +37849,9 @@
     </w:p>
     <w:p>
       <w:pPr>
-        <w:pStyle w:val="Heading3"/>
+        <w:pStyle w:val="Heading2"/>
         <w:keepNext/>
-        <w:spacing w:after="100" w:before="160"/>
+        <w:spacing w:after="120" w:before="220"/>
       </w:pPr>
       <w:r>
         <w:t xml:space="preserve">6.10 Таблиця ups_details</w:t>
@@ -36768,6 +37859,7 @@
     </w:p>
     <w:p>
       <w:pPr>
+        <w:keepNext/>
         <w:spacing w:after="100" w:before="0" w:line="276"/>
         <w:ind w:firstLine="567"/>
         <w:jc w:val="both"/>
@@ -37051,6 +38143,7 @@
           </w:tcPr>
           <w:p>
             <w:pPr>
+              <w:keepNext/>
               <w:spacing w:after="0" w:line="240"/>
               <w:jc w:val="left"/>
             </w:pPr>
@@ -37114,6 +38207,7 @@
           </w:tcPr>
           <w:p>
             <w:pPr>
+              <w:keepNext/>
               <w:spacing w:after="0" w:line="240"/>
               <w:jc w:val="center"/>
             </w:pPr>
@@ -37146,6 +38240,7 @@
           </w:tcPr>
           <w:p>
             <w:pPr>
+              <w:keepNext/>
               <w:spacing w:after="0" w:line="240"/>
               <w:jc w:val="center"/>
             </w:pPr>
@@ -37178,6 +38273,7 @@
           </w:tcPr>
           <w:p>
             <w:pPr>
+              <w:keepNext/>
               <w:spacing w:after="0" w:line="240"/>
               <w:jc w:val="left"/>
             </w:pPr>
@@ -37215,6 +38311,7 @@
           </w:tcPr>
           <w:p>
             <w:pPr>
+              <w:keepNext/>
               <w:spacing w:after="0" w:line="240"/>
               <w:jc w:val="left"/>
             </w:pPr>
@@ -37278,6 +38375,7 @@
           </w:tcPr>
           <w:p>
             <w:pPr>
+              <w:keepNext/>
               <w:spacing w:after="0" w:line="240"/>
               <w:jc w:val="center"/>
             </w:pPr>
@@ -37310,6 +38408,7 @@
           </w:tcPr>
           <w:p>
             <w:pPr>
+              <w:keepNext/>
               <w:spacing w:after="0" w:line="240"/>
               <w:jc w:val="center"/>
             </w:pPr>
@@ -37342,6 +38441,7 @@
           </w:tcPr>
           <w:p>
             <w:pPr>
+              <w:keepNext/>
               <w:spacing w:after="0" w:line="240"/>
               <w:jc w:val="left"/>
             </w:pPr>
@@ -37379,6 +38479,7 @@
           </w:tcPr>
           <w:p>
             <w:pPr>
+              <w:keepNext/>
               <w:spacing w:after="0" w:line="240"/>
               <w:jc w:val="left"/>
             </w:pPr>
@@ -37442,6 +38543,7 @@
           </w:tcPr>
           <w:p>
             <w:pPr>
+              <w:keepNext/>
               <w:spacing w:after="0" w:line="240"/>
               <w:jc w:val="center"/>
             </w:pPr>
@@ -37474,6 +38576,7 @@
           </w:tcPr>
           <w:p>
             <w:pPr>
+              <w:keepNext/>
               <w:spacing w:after="0" w:line="240"/>
               <w:jc w:val="center"/>
             </w:pPr>
@@ -37506,6 +38609,7 @@
           </w:tcPr>
           <w:p>
             <w:pPr>
+              <w:keepNext/>
               <w:spacing w:after="0" w:line="240"/>
               <w:jc w:val="left"/>
             </w:pPr>
@@ -37559,6 +38663,7 @@
           </w:tcPr>
           <w:p>
             <w:pPr>
+              <w:keepNext/>
               <w:spacing w:after="0" w:line="240"/>
               <w:jc w:val="left"/>
             </w:pPr>
@@ -37622,6 +38727,7 @@
           </w:tcPr>
           <w:p>
             <w:pPr>
+              <w:keepNext/>
               <w:spacing w:after="0" w:line="240"/>
               <w:jc w:val="center"/>
             </w:pPr>
@@ -37654,6 +38760,7 @@
           </w:tcPr>
           <w:p>
             <w:pPr>
+              <w:keepNext/>
               <w:spacing w:after="0" w:line="240"/>
               <w:jc w:val="center"/>
             </w:pPr>
@@ -37686,6 +38793,7 @@
           </w:tcPr>
           <w:p>
             <w:pPr>
+              <w:keepNext/>
               <w:spacing w:after="0" w:line="240"/>
               <w:jc w:val="left"/>
             </w:pPr>
@@ -37723,6 +38831,7 @@
           </w:tcPr>
           <w:p>
             <w:pPr>
+              <w:keepNext/>
               <w:spacing w:after="0" w:line="240"/>
               <w:jc w:val="left"/>
             </w:pPr>
@@ -37786,6 +38895,7 @@
           </w:tcPr>
           <w:p>
             <w:pPr>
+              <w:keepNext/>
               <w:spacing w:after="0" w:line="240"/>
               <w:jc w:val="center"/>
             </w:pPr>
@@ -37818,6 +38928,7 @@
           </w:tcPr>
           <w:p>
             <w:pPr>
+              <w:keepNext/>
               <w:spacing w:after="0" w:line="240"/>
               <w:jc w:val="center"/>
             </w:pPr>
@@ -37850,6 +38961,7 @@
           </w:tcPr>
           <w:p>
             <w:pPr>
+              <w:keepNext/>
               <w:spacing w:after="0" w:line="240"/>
               <w:jc w:val="left"/>
             </w:pPr>
@@ -37887,6 +38999,7 @@
           </w:tcPr>
           <w:p>
             <w:pPr>
+              <w:keepNext/>
               <w:spacing w:after="0" w:line="240"/>
               <w:jc w:val="left"/>
             </w:pPr>
@@ -37950,6 +39063,7 @@
           </w:tcPr>
           <w:p>
             <w:pPr>
+              <w:keepNext/>
               <w:spacing w:after="0" w:line="240"/>
               <w:jc w:val="center"/>
             </w:pPr>
@@ -37982,6 +39096,7 @@
           </w:tcPr>
           <w:p>
             <w:pPr>
+              <w:keepNext/>
               <w:spacing w:after="0" w:line="240"/>
               <w:jc w:val="center"/>
             </w:pPr>
@@ -38014,6 +39129,7 @@
           </w:tcPr>
           <w:p>
             <w:pPr>
+              <w:keepNext/>
               <w:spacing w:after="0" w:line="240"/>
               <w:jc w:val="left"/>
             </w:pPr>
@@ -38051,6 +39167,7 @@
           </w:tcPr>
           <w:p>
             <w:pPr>
+              <w:keepNext w:val="false"/>
               <w:spacing w:after="0" w:line="240"/>
               <w:jc w:val="left"/>
             </w:pPr>
@@ -38114,6 +39231,7 @@
           </w:tcPr>
           <w:p>
             <w:pPr>
+              <w:keepNext w:val="false"/>
               <w:spacing w:after="0" w:line="240"/>
               <w:jc w:val="center"/>
             </w:pPr>
@@ -38146,6 +39264,7 @@
           </w:tcPr>
           <w:p>
             <w:pPr>
+              <w:keepNext w:val="false"/>
               <w:spacing w:after="0" w:line="240"/>
               <w:jc w:val="center"/>
             </w:pPr>
@@ -38178,6 +39297,7 @@
           </w:tcPr>
           <w:p>
             <w:pPr>
+              <w:keepNext w:val="false"/>
               <w:spacing w:after="0" w:line="240"/>
               <w:jc w:val="left"/>
             </w:pPr>
@@ -38200,9 +39320,9 @@
     </w:p>
     <w:p>
       <w:pPr>
-        <w:pStyle w:val="Heading3"/>
+        <w:pStyle w:val="Heading2"/>
         <w:keepNext/>
-        <w:spacing w:after="100" w:before="160"/>
+        <w:spacing w:after="120" w:before="220"/>
       </w:pPr>
       <w:r>
         <w:t xml:space="preserve">6.11 Таблиця threshold</w:t>
@@ -38210,6 +39330,7 @@
     </w:p>
     <w:p>
       <w:pPr>
+        <w:keepNext/>
         <w:spacing w:after="100" w:before="0" w:line="276"/>
         <w:ind w:firstLine="567"/>
         <w:jc w:val="both"/>
@@ -38461,6 +39582,7 @@
           </w:tcPr>
           <w:p>
             <w:pPr>
+              <w:keepNext/>
               <w:spacing w:after="0" w:line="240"/>
               <w:jc w:val="left"/>
             </w:pPr>
@@ -38524,6 +39646,7 @@
           </w:tcPr>
           <w:p>
             <w:pPr>
+              <w:keepNext/>
               <w:spacing w:after="0" w:line="240"/>
               <w:jc w:val="center"/>
             </w:pPr>
@@ -38556,6 +39679,7 @@
           </w:tcPr>
           <w:p>
             <w:pPr>
+              <w:keepNext/>
               <w:spacing w:after="0" w:line="240"/>
               <w:jc w:val="center"/>
             </w:pPr>
@@ -38588,6 +39712,7 @@
           </w:tcPr>
           <w:p>
             <w:pPr>
+              <w:keepNext/>
               <w:spacing w:after="0" w:line="240"/>
               <w:jc w:val="left"/>
             </w:pPr>
@@ -38625,6 +39750,7 @@
           </w:tcPr>
           <w:p>
             <w:pPr>
+              <w:keepNext/>
               <w:spacing w:after="0" w:line="240"/>
               <w:jc w:val="left"/>
             </w:pPr>
@@ -38688,6 +39814,7 @@
           </w:tcPr>
           <w:p>
             <w:pPr>
+              <w:keepNext/>
               <w:spacing w:after="0" w:line="240"/>
               <w:jc w:val="center"/>
             </w:pPr>
@@ -38720,6 +39847,7 @@
           </w:tcPr>
           <w:p>
             <w:pPr>
+              <w:keepNext/>
               <w:spacing w:after="0" w:line="240"/>
               <w:jc w:val="center"/>
             </w:pPr>
@@ -38752,6 +39880,7 @@
           </w:tcPr>
           <w:p>
             <w:pPr>
+              <w:keepNext/>
               <w:spacing w:after="0" w:line="240"/>
               <w:jc w:val="left"/>
             </w:pPr>
@@ -38789,6 +39918,7 @@
           </w:tcPr>
           <w:p>
             <w:pPr>
+              <w:keepNext/>
               <w:spacing w:after="0" w:line="240"/>
               <w:jc w:val="left"/>
             </w:pPr>
@@ -38852,6 +39982,7 @@
           </w:tcPr>
           <w:p>
             <w:pPr>
+              <w:keepNext/>
               <w:spacing w:after="0" w:line="240"/>
               <w:jc w:val="center"/>
             </w:pPr>
@@ -38884,6 +40015,7 @@
           </w:tcPr>
           <w:p>
             <w:pPr>
+              <w:keepNext/>
               <w:spacing w:after="0" w:line="240"/>
               <w:jc w:val="center"/>
             </w:pPr>
@@ -38916,6 +40048,7 @@
           </w:tcPr>
           <w:p>
             <w:pPr>
+              <w:keepNext/>
               <w:spacing w:after="0" w:line="240"/>
               <w:jc w:val="left"/>
             </w:pPr>
@@ -38953,6 +40086,7 @@
           </w:tcPr>
           <w:p>
             <w:pPr>
+              <w:keepNext/>
               <w:spacing w:after="0" w:line="240"/>
               <w:jc w:val="left"/>
             </w:pPr>
@@ -39016,6 +40150,7 @@
           </w:tcPr>
           <w:p>
             <w:pPr>
+              <w:keepNext/>
               <w:spacing w:after="0" w:line="240"/>
               <w:jc w:val="center"/>
             </w:pPr>
@@ -39048,6 +40183,7 @@
           </w:tcPr>
           <w:p>
             <w:pPr>
+              <w:keepNext/>
               <w:spacing w:after="0" w:line="240"/>
               <w:jc w:val="center"/>
             </w:pPr>
@@ -39080,6 +40216,7 @@
           </w:tcPr>
           <w:p>
             <w:pPr>
+              <w:keepNext/>
               <w:spacing w:after="0" w:line="240"/>
               <w:jc w:val="left"/>
             </w:pPr>
@@ -39149,6 +40286,7 @@
           </w:tcPr>
           <w:p>
             <w:pPr>
+              <w:keepNext/>
               <w:spacing w:after="0" w:line="240"/>
               <w:jc w:val="left"/>
             </w:pPr>
@@ -39212,6 +40350,7 @@
           </w:tcPr>
           <w:p>
             <w:pPr>
+              <w:keepNext/>
               <w:spacing w:after="0" w:line="240"/>
               <w:jc w:val="center"/>
             </w:pPr>
@@ -39244,6 +40383,7 @@
           </w:tcPr>
           <w:p>
             <w:pPr>
+              <w:keepNext/>
               <w:spacing w:after="0" w:line="240"/>
               <w:jc w:val="center"/>
             </w:pPr>
@@ -39276,6 +40416,7 @@
           </w:tcPr>
           <w:p>
             <w:pPr>
+              <w:keepNext/>
               <w:spacing w:after="0" w:line="240"/>
               <w:jc w:val="left"/>
             </w:pPr>
@@ -39313,6 +40454,7 @@
           </w:tcPr>
           <w:p>
             <w:pPr>
+              <w:keepNext/>
               <w:spacing w:after="0" w:line="240"/>
               <w:jc w:val="left"/>
             </w:pPr>
@@ -39376,6 +40518,7 @@
           </w:tcPr>
           <w:p>
             <w:pPr>
+              <w:keepNext/>
               <w:spacing w:after="0" w:line="240"/>
               <w:jc w:val="center"/>
             </w:pPr>
@@ -39408,6 +40551,7 @@
           </w:tcPr>
           <w:p>
             <w:pPr>
+              <w:keepNext/>
               <w:spacing w:after="0" w:line="240"/>
               <w:jc w:val="center"/>
             </w:pPr>
@@ -39440,6 +40584,7 @@
           </w:tcPr>
           <w:p>
             <w:pPr>
+              <w:keepNext/>
               <w:spacing w:after="0" w:line="240"/>
               <w:jc w:val="left"/>
             </w:pPr>
@@ -39477,6 +40622,7 @@
           </w:tcPr>
           <w:p>
             <w:pPr>
+              <w:keepNext/>
               <w:spacing w:after="0" w:line="240"/>
               <w:jc w:val="left"/>
             </w:pPr>
@@ -39540,6 +40686,7 @@
           </w:tcPr>
           <w:p>
             <w:pPr>
+              <w:keepNext/>
               <w:spacing w:after="0" w:line="240"/>
               <w:jc w:val="center"/>
             </w:pPr>
@@ -39572,6 +40719,7 @@
           </w:tcPr>
           <w:p>
             <w:pPr>
+              <w:keepNext/>
               <w:spacing w:after="0" w:line="240"/>
               <w:jc w:val="center"/>
             </w:pPr>
@@ -39604,6 +40752,7 @@
           </w:tcPr>
           <w:p>
             <w:pPr>
+              <w:keepNext/>
               <w:spacing w:after="0" w:line="240"/>
               <w:jc w:val="left"/>
             </w:pPr>
@@ -39641,6 +40790,7 @@
           </w:tcPr>
           <w:p>
             <w:pPr>
+              <w:keepNext w:val="false"/>
               <w:spacing w:after="0" w:line="240"/>
               <w:jc w:val="left"/>
             </w:pPr>
@@ -39704,6 +40854,7 @@
           </w:tcPr>
           <w:p>
             <w:pPr>
+              <w:keepNext w:val="false"/>
               <w:spacing w:after="0" w:line="240"/>
               <w:jc w:val="center"/>
             </w:pPr>
@@ -39736,6 +40887,7 @@
           </w:tcPr>
           <w:p>
             <w:pPr>
+              <w:keepNext w:val="false"/>
               <w:spacing w:after="0" w:line="240"/>
               <w:jc w:val="center"/>
             </w:pPr>
@@ -39768,6 +40920,7 @@
           </w:tcPr>
           <w:p>
             <w:pPr>
+              <w:keepNext w:val="false"/>
               <w:spacing w:after="0" w:line="240"/>
               <w:jc w:val="left"/>
             </w:pPr>
@@ -39801,7 +40954,8 @@
     </w:tbl>
     <w:p>
       <w:pPr>
-        <w:spacing w:after="40" w:before="0" w:line="276"/>
+        <w:keepNext/>
+        <w:spacing w:after="40" w:before="80" w:line="276"/>
         <w:jc w:val="both"/>
       </w:pPr>
       <w:r>
@@ -39816,12 +40970,13 @@
     <w:p>
       <w:pPr>
         <w:pStyle w:val="ListParagraph"/>
+        <w:keepNext/>
         <w:numPr>
           <w:ilvl w:val="0"/>
           <w:numId w:val="2"/>
         </w:numPr>
         <w:spacing w:after="60" w:line="276"/>
-        <w:jc w:val="both"/>
+        <w:jc w:val="left"/>
       </w:pPr>
       <w:r>
         <w:rPr>
@@ -39843,12 +40998,13 @@
     <w:p>
       <w:pPr>
         <w:pStyle w:val="ListParagraph"/>
+        <w:keepNext w:val="false"/>
         <w:numPr>
           <w:ilvl w:val="0"/>
           <w:numId w:val="2"/>
         </w:numPr>
         <w:spacing w:after="60" w:line="276"/>
-        <w:jc w:val="both"/>
+        <w:jc w:val="left"/>
       </w:pPr>
       <w:r>
         <w:rPr>
@@ -39890,9 +41046,9 @@
     </w:p>
     <w:p>
       <w:pPr>
-        <w:pStyle w:val="Heading3"/>
+        <w:pStyle w:val="Heading2"/>
         <w:keepNext/>
-        <w:spacing w:after="100" w:before="160"/>
+        <w:spacing w:after="120" w:before="220"/>
       </w:pPr>
       <w:r>
         <w:t xml:space="preserve">6.12 Таблиця metric_reading</w:t>
@@ -39900,6 +41056,7 @@
     </w:p>
     <w:p>
       <w:pPr>
+        <w:keepNext/>
         <w:spacing w:after="100" w:before="0" w:line="276"/>
         <w:ind w:firstLine="567"/>
         <w:jc w:val="both"/>
@@ -40167,6 +41324,7 @@
           </w:tcPr>
           <w:p>
             <w:pPr>
+              <w:keepNext/>
               <w:spacing w:after="0" w:line="240"/>
               <w:jc w:val="left"/>
             </w:pPr>
@@ -40230,6 +41388,7 @@
           </w:tcPr>
           <w:p>
             <w:pPr>
+              <w:keepNext/>
               <w:spacing w:after="0" w:line="240"/>
               <w:jc w:val="center"/>
             </w:pPr>
@@ -40262,6 +41421,7 @@
           </w:tcPr>
           <w:p>
             <w:pPr>
+              <w:keepNext/>
               <w:spacing w:after="0" w:line="240"/>
               <w:jc w:val="center"/>
             </w:pPr>
@@ -40294,6 +41454,7 @@
           </w:tcPr>
           <w:p>
             <w:pPr>
+              <w:keepNext/>
               <w:spacing w:after="0" w:line="240"/>
               <w:jc w:val="left"/>
             </w:pPr>
@@ -40331,6 +41492,7 @@
           </w:tcPr>
           <w:p>
             <w:pPr>
+              <w:keepNext/>
               <w:spacing w:after="0" w:line="240"/>
               <w:jc w:val="left"/>
             </w:pPr>
@@ -40394,6 +41556,7 @@
           </w:tcPr>
           <w:p>
             <w:pPr>
+              <w:keepNext/>
               <w:spacing w:after="0" w:line="240"/>
               <w:jc w:val="center"/>
             </w:pPr>
@@ -40426,6 +41589,7 @@
           </w:tcPr>
           <w:p>
             <w:pPr>
+              <w:keepNext/>
               <w:spacing w:after="0" w:line="240"/>
               <w:jc w:val="center"/>
             </w:pPr>
@@ -40458,6 +41622,7 @@
           </w:tcPr>
           <w:p>
             <w:pPr>
+              <w:keepNext/>
               <w:spacing w:after="0" w:line="240"/>
               <w:jc w:val="left"/>
             </w:pPr>
@@ -40495,6 +41660,7 @@
           </w:tcPr>
           <w:p>
             <w:pPr>
+              <w:keepNext/>
               <w:spacing w:after="0" w:line="240"/>
               <w:jc w:val="left"/>
             </w:pPr>
@@ -40558,6 +41724,7 @@
           </w:tcPr>
           <w:p>
             <w:pPr>
+              <w:keepNext/>
               <w:spacing w:after="0" w:line="240"/>
               <w:jc w:val="center"/>
             </w:pPr>
@@ -40590,6 +41757,7 @@
           </w:tcPr>
           <w:p>
             <w:pPr>
+              <w:keepNext/>
               <w:spacing w:after="0" w:line="240"/>
               <w:jc w:val="center"/>
             </w:pPr>
@@ -40622,6 +41790,7 @@
           </w:tcPr>
           <w:p>
             <w:pPr>
+              <w:keepNext/>
               <w:spacing w:after="0" w:line="240"/>
               <w:jc w:val="left"/>
             </w:pPr>
@@ -40659,6 +41828,7 @@
           </w:tcPr>
           <w:p>
             <w:pPr>
+              <w:keepNext w:val="false"/>
               <w:spacing w:after="0" w:line="240"/>
               <w:jc w:val="left"/>
             </w:pPr>
@@ -40722,6 +41892,7 @@
           </w:tcPr>
           <w:p>
             <w:pPr>
+              <w:keepNext w:val="false"/>
               <w:spacing w:after="0" w:line="240"/>
               <w:jc w:val="center"/>
             </w:pPr>
@@ -40754,6 +41925,7 @@
           </w:tcPr>
           <w:p>
             <w:pPr>
+              <w:keepNext w:val="false"/>
               <w:spacing w:after="0" w:line="240"/>
               <w:jc w:val="center"/>
             </w:pPr>
@@ -40786,6 +41958,7 @@
           </w:tcPr>
           <w:p>
             <w:pPr>
+              <w:keepNext w:val="false"/>
               <w:spacing w:after="0" w:line="240"/>
               <w:jc w:val="left"/>
             </w:pPr>
@@ -40803,7 +41976,8 @@
     </w:tbl>
     <w:p>
       <w:pPr>
-        <w:spacing w:after="40" w:before="0" w:line="276"/>
+        <w:keepNext/>
+        <w:spacing w:after="40" w:before="80" w:line="276"/>
         <w:jc w:val="both"/>
       </w:pPr>
       <w:r>
@@ -40818,12 +41992,13 @@
     <w:p>
       <w:pPr>
         <w:pStyle w:val="ListParagraph"/>
+        <w:keepNext w:val="false"/>
         <w:numPr>
           <w:ilvl w:val="0"/>
           <w:numId w:val="2"/>
         </w:numPr>
         <w:spacing w:after="60" w:line="276"/>
-        <w:jc w:val="both"/>
+        <w:jc w:val="left"/>
       </w:pPr>
       <w:r>
         <w:rPr>
@@ -40905,9 +42080,9 @@
     </w:p>
     <w:p>
       <w:pPr>
-        <w:pStyle w:val="Heading3"/>
+        <w:pStyle w:val="Heading2"/>
         <w:keepNext/>
-        <w:spacing w:after="100" w:before="160"/>
+        <w:spacing w:after="120" w:before="220"/>
       </w:pPr>
       <w:r>
         <w:t xml:space="preserve">6.13 Таблиця incident</w:t>
@@ -40915,6 +42090,7 @@
     </w:p>
     <w:p>
       <w:pPr>
+        <w:keepNext/>
         <w:spacing w:after="100" w:before="0" w:line="276"/>
         <w:ind w:firstLine="567"/>
         <w:jc w:val="both"/>
@@ -41166,6 +42342,7 @@
           </w:tcPr>
           <w:p>
             <w:pPr>
+              <w:keepNext w:val="false"/>
               <w:spacing w:after="0" w:line="240"/>
               <w:jc w:val="left"/>
             </w:pPr>
@@ -41229,6 +42406,7 @@
           </w:tcPr>
           <w:p>
             <w:pPr>
+              <w:keepNext w:val="false"/>
               <w:spacing w:after="0" w:line="240"/>
               <w:jc w:val="center"/>
             </w:pPr>
@@ -41261,6 +42439,7 @@
           </w:tcPr>
           <w:p>
             <w:pPr>
+              <w:keepNext w:val="false"/>
               <w:spacing w:after="0" w:line="240"/>
               <w:jc w:val="center"/>
             </w:pPr>
@@ -41293,6 +42472,7 @@
           </w:tcPr>
           <w:p>
             <w:pPr>
+              <w:keepNext w:val="false"/>
               <w:spacing w:after="0" w:line="240"/>
               <w:jc w:val="left"/>
             </w:pPr>
@@ -41330,6 +42510,7 @@
           </w:tcPr>
           <w:p>
             <w:pPr>
+              <w:keepNext w:val="false"/>
               <w:spacing w:after="0" w:line="240"/>
               <w:jc w:val="left"/>
             </w:pPr>
@@ -41393,6 +42574,7 @@
           </w:tcPr>
           <w:p>
             <w:pPr>
+              <w:keepNext w:val="false"/>
               <w:spacing w:after="0" w:line="240"/>
               <w:jc w:val="center"/>
             </w:pPr>
@@ -41425,6 +42607,7 @@
           </w:tcPr>
           <w:p>
             <w:pPr>
+              <w:keepNext w:val="false"/>
               <w:spacing w:after="0" w:line="240"/>
               <w:jc w:val="center"/>
             </w:pPr>
@@ -41457,16 +42640,17 @@
           </w:tcPr>
           <w:p>
             <w:pPr>
-              <w:spacing w:after="0" w:line="240"/>
-              <w:jc w:val="left"/>
-            </w:pPr>
-            <w:r>
-              <w:rPr>
-                <w:rFonts w:ascii="Times New Roman" w:cs="Times New Roman" w:eastAsia="Times New Roman" w:hAnsi="Times New Roman"/>
-                <w:sz w:val="20"/>
-                <w:szCs w:val="20"/>
-              </w:rPr>
-              <w:t xml:space="preserve">Пристрій, на якому виникла аварія. → equipment.id (ON DELETE RESTRICT).</w:t>
+              <w:keepNext w:val="false"/>
+              <w:spacing w:after="0" w:line="240"/>
+              <w:jc w:val="left"/>
+            </w:pPr>
+            <w:r>
+              <w:rPr>
+                <w:rFonts w:ascii="Times New Roman" w:cs="Times New Roman" w:eastAsia="Times New Roman" w:hAnsi="Times New Roman"/>
+                <w:sz w:val="20"/>
+                <w:szCs w:val="20"/>
+              </w:rPr>
+              <w:t xml:space="preserve">Пристрій, на якому виник інцидент. → equipment.id (ON DELETE RESTRICT).</w:t>
             </w:r>
           </w:p>
         </w:tc>
@@ -41494,6 +42678,7 @@
           </w:tcPr>
           <w:p>
             <w:pPr>
+              <w:keepNext w:val="false"/>
               <w:spacing w:after="0" w:line="240"/>
               <w:jc w:val="left"/>
             </w:pPr>
@@ -41557,6 +42742,7 @@
           </w:tcPr>
           <w:p>
             <w:pPr>
+              <w:keepNext w:val="false"/>
               <w:spacing w:after="0" w:line="240"/>
               <w:jc w:val="center"/>
             </w:pPr>
@@ -41589,6 +42775,7 @@
           </w:tcPr>
           <w:p>
             <w:pPr>
+              <w:keepNext w:val="false"/>
               <w:spacing w:after="0" w:line="240"/>
               <w:jc w:val="center"/>
             </w:pPr>
@@ -41621,6 +42808,7 @@
           </w:tcPr>
           <w:p>
             <w:pPr>
+              <w:keepNext w:val="false"/>
               <w:spacing w:after="0" w:line="240"/>
               <w:jc w:val="left"/>
             </w:pPr>
@@ -41690,6 +42878,7 @@
           </w:tcPr>
           <w:p>
             <w:pPr>
+              <w:keepNext w:val="false"/>
               <w:spacing w:after="0" w:line="240"/>
               <w:jc w:val="left"/>
             </w:pPr>
@@ -41753,6 +42942,7 @@
           </w:tcPr>
           <w:p>
             <w:pPr>
+              <w:keepNext w:val="false"/>
               <w:spacing w:after="0" w:line="240"/>
               <w:jc w:val="center"/>
             </w:pPr>
@@ -41785,6 +42975,7 @@
           </w:tcPr>
           <w:p>
             <w:pPr>
+              <w:keepNext w:val="false"/>
               <w:spacing w:after="0" w:line="240"/>
               <w:jc w:val="center"/>
             </w:pPr>
@@ -41817,6 +43008,7 @@
           </w:tcPr>
           <w:p>
             <w:pPr>
+              <w:keepNext w:val="false"/>
               <w:spacing w:after="0" w:line="240"/>
               <w:jc w:val="left"/>
             </w:pPr>
@@ -41886,6 +43078,7 @@
           </w:tcPr>
           <w:p>
             <w:pPr>
+              <w:keepNext w:val="false"/>
               <w:spacing w:after="0" w:line="240"/>
               <w:jc w:val="left"/>
             </w:pPr>
@@ -41949,6 +43142,7 @@
           </w:tcPr>
           <w:p>
             <w:pPr>
+              <w:keepNext w:val="false"/>
               <w:spacing w:after="0" w:line="240"/>
               <w:jc w:val="center"/>
             </w:pPr>
@@ -41981,6 +43175,7 @@
           </w:tcPr>
           <w:p>
             <w:pPr>
+              <w:keepNext w:val="false"/>
               <w:spacing w:after="0" w:line="240"/>
               <w:jc w:val="center"/>
             </w:pPr>
@@ -42013,6 +43208,7 @@
           </w:tcPr>
           <w:p>
             <w:pPr>
+              <w:keepNext w:val="false"/>
               <w:spacing w:after="0" w:line="240"/>
               <w:jc w:val="left"/>
             </w:pPr>
@@ -42082,6 +43278,7 @@
           </w:tcPr>
           <w:p>
             <w:pPr>
+              <w:keepNext w:val="false"/>
               <w:spacing w:after="0" w:line="240"/>
               <w:jc w:val="left"/>
             </w:pPr>
@@ -42145,6 +43342,7 @@
           </w:tcPr>
           <w:p>
             <w:pPr>
+              <w:keepNext w:val="false"/>
               <w:spacing w:after="0" w:line="240"/>
               <w:jc w:val="center"/>
             </w:pPr>
@@ -42177,6 +43375,7 @@
           </w:tcPr>
           <w:p>
             <w:pPr>
+              <w:keepNext w:val="false"/>
               <w:spacing w:after="0" w:line="240"/>
               <w:jc w:val="center"/>
             </w:pPr>
@@ -42209,6 +43408,7 @@
           </w:tcPr>
           <w:p>
             <w:pPr>
+              <w:keepNext w:val="false"/>
               <w:spacing w:after="0" w:line="240"/>
               <w:jc w:val="left"/>
             </w:pPr>
@@ -42326,6 +43526,7 @@
           </w:tcPr>
           <w:p>
             <w:pPr>
+              <w:keepNext w:val="false"/>
               <w:spacing w:after="0" w:line="240"/>
               <w:jc w:val="left"/>
             </w:pPr>
@@ -42389,6 +43590,7 @@
           </w:tcPr>
           <w:p>
             <w:pPr>
+              <w:keepNext w:val="false"/>
               <w:spacing w:after="0" w:line="240"/>
               <w:jc w:val="center"/>
             </w:pPr>
@@ -42421,6 +43623,7 @@
           </w:tcPr>
           <w:p>
             <w:pPr>
+              <w:keepNext w:val="false"/>
               <w:spacing w:after="0" w:line="240"/>
               <w:jc w:val="center"/>
             </w:pPr>
@@ -42453,6 +43656,7 @@
           </w:tcPr>
           <w:p>
             <w:pPr>
+              <w:keepNext w:val="false"/>
               <w:spacing w:after="0" w:line="240"/>
               <w:jc w:val="left"/>
             </w:pPr>
@@ -42490,6 +43694,7 @@
           </w:tcPr>
           <w:p>
             <w:pPr>
+              <w:keepNext w:val="false"/>
               <w:spacing w:after="0" w:line="240"/>
               <w:jc w:val="left"/>
             </w:pPr>
@@ -42553,6 +43758,7 @@
           </w:tcPr>
           <w:p>
             <w:pPr>
+              <w:keepNext w:val="false"/>
               <w:spacing w:after="0" w:line="240"/>
               <w:jc w:val="center"/>
             </w:pPr>
@@ -42585,6 +43791,7 @@
           </w:tcPr>
           <w:p>
             <w:pPr>
+              <w:keepNext w:val="false"/>
               <w:spacing w:after="0" w:line="240"/>
               <w:jc w:val="center"/>
             </w:pPr>
@@ -42617,6 +43824,7 @@
           </w:tcPr>
           <w:p>
             <w:pPr>
+              <w:keepNext w:val="false"/>
               <w:spacing w:after="0" w:line="240"/>
               <w:jc w:val="left"/>
             </w:pPr>
@@ -42686,6 +43894,7 @@
           </w:tcPr>
           <w:p>
             <w:pPr>
+              <w:keepNext w:val="false"/>
               <w:spacing w:after="0" w:line="240"/>
               <w:jc w:val="left"/>
             </w:pPr>
@@ -42749,6 +43958,7 @@
           </w:tcPr>
           <w:p>
             <w:pPr>
+              <w:keepNext w:val="false"/>
               <w:spacing w:after="0" w:line="240"/>
               <w:jc w:val="center"/>
             </w:pPr>
@@ -42781,6 +43991,7 @@
           </w:tcPr>
           <w:p>
             <w:pPr>
+              <w:keepNext w:val="false"/>
               <w:spacing w:after="0" w:line="240"/>
               <w:jc w:val="center"/>
             </w:pPr>
@@ -42813,16 +44024,17 @@
           </w:tcPr>
           <w:p>
             <w:pPr>
-              <w:spacing w:after="0" w:line="240"/>
-              <w:jc w:val="left"/>
-            </w:pPr>
-            <w:r>
-              <w:rPr>
-                <w:rFonts w:ascii="Times New Roman" w:cs="Times New Roman" w:eastAsia="Times New Roman" w:hAnsi="Times New Roman"/>
-                <w:sz w:val="20"/>
-                <w:szCs w:val="20"/>
-              </w:rPr>
-              <w:t xml:space="preserve">Момент підтвердження; заповнений тоді й лише тоді, коли статус — </w:t>
+              <w:keepNext w:val="false"/>
+              <w:spacing w:after="0" w:line="240"/>
+              <w:jc w:val="left"/>
+            </w:pPr>
+            <w:r>
+              <w:rPr>
+                <w:rFonts w:ascii="Times New Roman" w:cs="Times New Roman" w:eastAsia="Times New Roman" w:hAnsi="Times New Roman"/>
+                <w:sz w:val="20"/>
+                <w:szCs w:val="20"/>
+              </w:rPr>
+              <w:t xml:space="preserve">Момент прийняття інциденту в роботу; заповнений тоді й лише тоді, коли статус — </w:t>
             </w:r>
             <w:r>
               <w:rPr>
@@ -42898,6 +44110,7 @@
           </w:tcPr>
           <w:p>
             <w:pPr>
+              <w:keepNext w:val="false"/>
               <w:spacing w:after="0" w:line="240"/>
               <w:jc w:val="left"/>
             </w:pPr>
@@ -42961,6 +44174,7 @@
           </w:tcPr>
           <w:p>
             <w:pPr>
+              <w:keepNext w:val="false"/>
               <w:spacing w:after="0" w:line="240"/>
               <w:jc w:val="center"/>
             </w:pPr>
@@ -42993,6 +44207,7 @@
           </w:tcPr>
           <w:p>
             <w:pPr>
+              <w:keepNext w:val="false"/>
               <w:spacing w:after="0" w:line="240"/>
               <w:jc w:val="center"/>
             </w:pPr>
@@ -43025,16 +44240,17 @@
           </w:tcPr>
           <w:p>
             <w:pPr>
-              <w:spacing w:after="0" w:line="240"/>
-              <w:jc w:val="left"/>
-            </w:pPr>
-            <w:r>
-              <w:rPr>
-                <w:rFonts w:ascii="Times New Roman" w:cs="Times New Roman" w:eastAsia="Times New Roman" w:hAnsi="Times New Roman"/>
-                <w:sz w:val="20"/>
-                <w:szCs w:val="20"/>
-              </w:rPr>
-              <w:t xml:space="preserve">Користувач, що підтвердив інцидент; заповнюється разом з </w:t>
+              <w:keepNext w:val="false"/>
+              <w:spacing w:after="0" w:line="240"/>
+              <w:jc w:val="left"/>
+            </w:pPr>
+            <w:r>
+              <w:rPr>
+                <w:rFonts w:ascii="Times New Roman" w:cs="Times New Roman" w:eastAsia="Times New Roman" w:hAnsi="Times New Roman"/>
+                <w:sz w:val="20"/>
+                <w:szCs w:val="20"/>
+              </w:rPr>
+              <w:t xml:space="preserve">Користувач, що прийняв інцидент у роботу; заповнюється разом з </w:t>
             </w:r>
             <w:r>
               <w:rPr>
@@ -43078,6 +44294,7 @@
           </w:tcPr>
           <w:p>
             <w:pPr>
+              <w:keepNext w:val="false"/>
               <w:spacing w:after="0" w:line="240"/>
               <w:jc w:val="left"/>
             </w:pPr>
@@ -43141,6 +44358,7 @@
           </w:tcPr>
           <w:p>
             <w:pPr>
+              <w:keepNext w:val="false"/>
               <w:spacing w:after="0" w:line="240"/>
               <w:jc w:val="center"/>
             </w:pPr>
@@ -43173,6 +44391,7 @@
           </w:tcPr>
           <w:p>
             <w:pPr>
+              <w:keepNext w:val="false"/>
               <w:spacing w:after="0" w:line="240"/>
               <w:jc w:val="center"/>
             </w:pPr>
@@ -43205,6 +44424,7 @@
           </w:tcPr>
           <w:p>
             <w:pPr>
+              <w:keepNext w:val="false"/>
               <w:spacing w:after="0" w:line="240"/>
               <w:jc w:val="left"/>
             </w:pPr>
@@ -43274,6 +44494,7 @@
           </w:tcPr>
           <w:p>
             <w:pPr>
+              <w:keepNext w:val="false"/>
               <w:spacing w:after="0" w:line="240"/>
               <w:jc w:val="left"/>
             </w:pPr>
@@ -43337,6 +44558,7 @@
           </w:tcPr>
           <w:p>
             <w:pPr>
+              <w:keepNext w:val="false"/>
               <w:spacing w:after="0" w:line="240"/>
               <w:jc w:val="center"/>
             </w:pPr>
@@ -43369,6 +44591,7 @@
           </w:tcPr>
           <w:p>
             <w:pPr>
+              <w:keepNext w:val="false"/>
               <w:spacing w:after="0" w:line="240"/>
               <w:jc w:val="center"/>
             </w:pPr>
@@ -43401,6 +44624,7 @@
           </w:tcPr>
           <w:p>
             <w:pPr>
+              <w:keepNext w:val="false"/>
               <w:spacing w:after="0" w:line="240"/>
               <w:jc w:val="left"/>
             </w:pPr>
@@ -43454,6 +44678,7 @@
           </w:tcPr>
           <w:p>
             <w:pPr>
+              <w:keepNext w:val="false"/>
               <w:spacing w:after="0" w:line="240"/>
               <w:jc w:val="left"/>
             </w:pPr>
@@ -43517,6 +44742,7 @@
           </w:tcPr>
           <w:p>
             <w:pPr>
+              <w:keepNext w:val="false"/>
               <w:spacing w:after="0" w:line="240"/>
               <w:jc w:val="center"/>
             </w:pPr>
@@ -43549,6 +44775,7 @@
           </w:tcPr>
           <w:p>
             <w:pPr>
+              <w:keepNext w:val="false"/>
               <w:spacing w:after="0" w:line="240"/>
               <w:jc w:val="center"/>
             </w:pPr>
@@ -43581,6 +44808,7 @@
           </w:tcPr>
           <w:p>
             <w:pPr>
+              <w:keepNext w:val="false"/>
               <w:spacing w:after="0" w:line="240"/>
               <w:jc w:val="left"/>
             </w:pPr>
@@ -43614,7 +44842,8 @@
     </w:tbl>
     <w:p>
       <w:pPr>
-        <w:spacing w:after="40" w:before="0" w:line="276"/>
+        <w:keepNext/>
+        <w:spacing w:after="40" w:before="80" w:line="276"/>
         <w:jc w:val="both"/>
       </w:pPr>
       <w:r>
@@ -43629,12 +44858,13 @@
     <w:p>
       <w:pPr>
         <w:pStyle w:val="ListParagraph"/>
+        <w:keepNext/>
         <w:numPr>
           <w:ilvl w:val="0"/>
           <w:numId w:val="2"/>
         </w:numPr>
         <w:spacing w:after="60" w:line="276"/>
-        <w:jc w:val="both"/>
+        <w:jc w:val="left"/>
       </w:pPr>
       <w:r>
         <w:rPr>
@@ -43762,18 +44992,19 @@
           <w:sz w:val="22"/>
           <w:szCs w:val="22"/>
         </w:rPr>
-        <w:t xml:space="preserve">, ескалація — не пізніше підтвердження;</w:t>
+        <w:t xml:space="preserve">, ескалація — не пізніше прийняття;</w:t>
       </w:r>
     </w:p>
     <w:p>
       <w:pPr>
         <w:pStyle w:val="ListParagraph"/>
+        <w:keepNext w:val="false"/>
         <w:numPr>
           <w:ilvl w:val="0"/>
           <w:numId w:val="2"/>
         </w:numPr>
         <w:spacing w:after="60" w:line="276"/>
-        <w:jc w:val="both"/>
+        <w:jc w:val="left"/>
       </w:pPr>
       <w:r>
         <w:rPr>
@@ -43799,9 +45030,9 @@
     </w:p>
     <w:p>
       <w:pPr>
-        <w:pStyle w:val="Heading3"/>
+        <w:pStyle w:val="Heading2"/>
         <w:keepNext/>
-        <w:spacing w:after="100" w:before="160"/>
+        <w:spacing w:after="120" w:before="220"/>
       </w:pPr>
       <w:r>
         <w:t xml:space="preserve">6.14 Таблиця notification</w:t>
@@ -43809,6 +45040,7 @@
     </w:p>
     <w:p>
       <w:pPr>
+        <w:keepNext/>
         <w:spacing w:after="100" w:before="0" w:line="276"/>
         <w:ind w:firstLine="567"/>
         <w:jc w:val="both"/>
@@ -43819,7 +45051,7 @@
           <w:sz w:val="24"/>
           <w:szCs w:val="24"/>
         </w:rPr>
-        <w:t xml:space="preserve">Сповіщення про інциденти: один рядок — одне повідомлення одному користувачу одним каналом (FR-07, SR-07.1); історія відправлень потрібна для антифлуду (SR-07.2).</w:t>
+        <w:t xml:space="preserve">Сповіщення про інциденти: один рядок — одне сповіщення одному користувачу одним каналом (FR-07, SR-07.1); історія відправлень потрібна для антифлуду (SR-07.2).</w:t>
       </w:r>
     </w:p>
     <w:p>
@@ -44060,6 +45292,7 @@
           </w:tcPr>
           <w:p>
             <w:pPr>
+              <w:keepNext w:val="false"/>
               <w:spacing w:after="0" w:line="240"/>
               <w:jc w:val="left"/>
             </w:pPr>
@@ -44123,6 +45356,7 @@
           </w:tcPr>
           <w:p>
             <w:pPr>
+              <w:keepNext w:val="false"/>
               <w:spacing w:after="0" w:line="240"/>
               <w:jc w:val="center"/>
             </w:pPr>
@@ -44155,6 +45389,7 @@
           </w:tcPr>
           <w:p>
             <w:pPr>
+              <w:keepNext w:val="false"/>
               <w:spacing w:after="0" w:line="240"/>
               <w:jc w:val="center"/>
             </w:pPr>
@@ -44187,6 +45422,7 @@
           </w:tcPr>
           <w:p>
             <w:pPr>
+              <w:keepNext w:val="false"/>
               <w:spacing w:after="0" w:line="240"/>
               <w:jc w:val="left"/>
             </w:pPr>
@@ -44224,6 +45460,7 @@
           </w:tcPr>
           <w:p>
             <w:pPr>
+              <w:keepNext w:val="false"/>
               <w:spacing w:after="0" w:line="240"/>
               <w:jc w:val="left"/>
             </w:pPr>
@@ -44287,6 +45524,7 @@
           </w:tcPr>
           <w:p>
             <w:pPr>
+              <w:keepNext w:val="false"/>
               <w:spacing w:after="0" w:line="240"/>
               <w:jc w:val="center"/>
             </w:pPr>
@@ -44319,6 +45557,7 @@
           </w:tcPr>
           <w:p>
             <w:pPr>
+              <w:keepNext w:val="false"/>
               <w:spacing w:after="0" w:line="240"/>
               <w:jc w:val="center"/>
             </w:pPr>
@@ -44351,6 +45590,7 @@
           </w:tcPr>
           <w:p>
             <w:pPr>
+              <w:keepNext w:val="false"/>
               <w:spacing w:after="0" w:line="240"/>
               <w:jc w:val="left"/>
             </w:pPr>
@@ -44388,6 +45628,7 @@
           </w:tcPr>
           <w:p>
             <w:pPr>
+              <w:keepNext w:val="false"/>
               <w:spacing w:after="0" w:line="240"/>
               <w:jc w:val="left"/>
             </w:pPr>
@@ -44451,6 +45692,7 @@
           </w:tcPr>
           <w:p>
             <w:pPr>
+              <w:keepNext w:val="false"/>
               <w:spacing w:after="0" w:line="240"/>
               <w:jc w:val="center"/>
             </w:pPr>
@@ -44483,6 +45725,7 @@
           </w:tcPr>
           <w:p>
             <w:pPr>
+              <w:keepNext w:val="false"/>
               <w:spacing w:after="0" w:line="240"/>
               <w:jc w:val="center"/>
             </w:pPr>
@@ -44515,6 +45758,7 @@
           </w:tcPr>
           <w:p>
             <w:pPr>
+              <w:keepNext w:val="false"/>
               <w:spacing w:after="0" w:line="240"/>
               <w:jc w:val="left"/>
             </w:pPr>
@@ -44552,6 +45796,7 @@
           </w:tcPr>
           <w:p>
             <w:pPr>
+              <w:keepNext w:val="false"/>
               <w:spacing w:after="0" w:line="240"/>
               <w:jc w:val="left"/>
             </w:pPr>
@@ -44615,6 +45860,7 @@
           </w:tcPr>
           <w:p>
             <w:pPr>
+              <w:keepNext w:val="false"/>
               <w:spacing w:after="0" w:line="240"/>
               <w:jc w:val="center"/>
             </w:pPr>
@@ -44647,6 +45893,7 @@
           </w:tcPr>
           <w:p>
             <w:pPr>
+              <w:keepNext w:val="false"/>
               <w:spacing w:after="0" w:line="240"/>
               <w:jc w:val="center"/>
             </w:pPr>
@@ -44679,6 +45926,7 @@
           </w:tcPr>
           <w:p>
             <w:pPr>
+              <w:keepNext w:val="false"/>
               <w:spacing w:after="0" w:line="240"/>
               <w:jc w:val="left"/>
             </w:pPr>
@@ -44764,6 +46012,7 @@
           </w:tcPr>
           <w:p>
             <w:pPr>
+              <w:keepNext w:val="false"/>
               <w:spacing w:after="0" w:line="240"/>
               <w:jc w:val="left"/>
             </w:pPr>
@@ -44827,6 +46076,7 @@
           </w:tcPr>
           <w:p>
             <w:pPr>
+              <w:keepNext w:val="false"/>
               <w:spacing w:after="0" w:line="240"/>
               <w:jc w:val="center"/>
             </w:pPr>
@@ -44859,6 +46109,7 @@
           </w:tcPr>
           <w:p>
             <w:pPr>
+              <w:keepNext w:val="false"/>
               <w:spacing w:after="0" w:line="240"/>
               <w:jc w:val="center"/>
             </w:pPr>
@@ -44891,6 +46142,7 @@
           </w:tcPr>
           <w:p>
             <w:pPr>
+              <w:keepNext w:val="false"/>
               <w:spacing w:after="0" w:line="240"/>
               <w:jc w:val="left"/>
             </w:pPr>
@@ -44976,6 +46228,7 @@
           </w:tcPr>
           <w:p>
             <w:pPr>
+              <w:keepNext w:val="false"/>
               <w:spacing w:after="0" w:line="240"/>
               <w:jc w:val="left"/>
             </w:pPr>
@@ -45039,6 +46292,7 @@
           </w:tcPr>
           <w:p>
             <w:pPr>
+              <w:keepNext w:val="false"/>
               <w:spacing w:after="0" w:line="240"/>
               <w:jc w:val="center"/>
             </w:pPr>
@@ -45071,6 +46325,7 @@
           </w:tcPr>
           <w:p>
             <w:pPr>
+              <w:keepNext w:val="false"/>
               <w:spacing w:after="0" w:line="240"/>
               <w:jc w:val="center"/>
             </w:pPr>
@@ -45103,6 +46358,7 @@
           </w:tcPr>
           <w:p>
             <w:pPr>
+              <w:keepNext w:val="false"/>
               <w:spacing w:after="0" w:line="240"/>
               <w:jc w:val="left"/>
             </w:pPr>
@@ -45140,6 +46396,7 @@
           </w:tcPr>
           <w:p>
             <w:pPr>
+              <w:keepNext w:val="false"/>
               <w:spacing w:after="0" w:line="240"/>
               <w:jc w:val="left"/>
             </w:pPr>
@@ -45203,6 +46460,7 @@
           </w:tcPr>
           <w:p>
             <w:pPr>
+              <w:keepNext w:val="false"/>
               <w:spacing w:after="0" w:line="240"/>
               <w:jc w:val="center"/>
             </w:pPr>
@@ -45235,6 +46493,7 @@
           </w:tcPr>
           <w:p>
             <w:pPr>
+              <w:keepNext w:val="false"/>
               <w:spacing w:after="0" w:line="240"/>
               <w:jc w:val="center"/>
             </w:pPr>
@@ -45267,6 +46526,7 @@
           </w:tcPr>
           <w:p>
             <w:pPr>
+              <w:keepNext w:val="false"/>
               <w:spacing w:after="0" w:line="240"/>
               <w:jc w:val="left"/>
             </w:pPr>
@@ -45304,6 +46564,7 @@
           </w:tcPr>
           <w:p>
             <w:pPr>
+              <w:keepNext w:val="false"/>
               <w:spacing w:after="0" w:line="240"/>
               <w:jc w:val="left"/>
             </w:pPr>
@@ -45367,6 +46628,7 @@
           </w:tcPr>
           <w:p>
             <w:pPr>
+              <w:keepNext w:val="false"/>
               <w:spacing w:after="0" w:line="240"/>
               <w:jc w:val="center"/>
             </w:pPr>
@@ -45399,6 +46661,7 @@
           </w:tcPr>
           <w:p>
             <w:pPr>
+              <w:keepNext w:val="false"/>
               <w:spacing w:after="0" w:line="240"/>
               <w:jc w:val="center"/>
             </w:pPr>
@@ -45431,6 +46694,7 @@
           </w:tcPr>
           <w:p>
             <w:pPr>
+              <w:keepNext w:val="false"/>
               <w:spacing w:after="0" w:line="240"/>
               <w:jc w:val="left"/>
             </w:pPr>
@@ -45500,6 +46764,7 @@
           </w:tcPr>
           <w:p>
             <w:pPr>
+              <w:keepNext w:val="false"/>
               <w:spacing w:after="0" w:line="240"/>
               <w:jc w:val="left"/>
             </w:pPr>
@@ -45563,6 +46828,7 @@
           </w:tcPr>
           <w:p>
             <w:pPr>
+              <w:keepNext w:val="false"/>
               <w:spacing w:after="0" w:line="240"/>
               <w:jc w:val="center"/>
             </w:pPr>
@@ -45595,6 +46861,7 @@
           </w:tcPr>
           <w:p>
             <w:pPr>
+              <w:keepNext w:val="false"/>
               <w:spacing w:after="0" w:line="240"/>
               <w:jc w:val="center"/>
             </w:pPr>
@@ -45627,6 +46894,7 @@
           </w:tcPr>
           <w:p>
             <w:pPr>
+              <w:keepNext w:val="false"/>
               <w:spacing w:after="0" w:line="240"/>
               <w:jc w:val="left"/>
             </w:pPr>
@@ -45660,7 +46928,8 @@
     </w:tbl>
     <w:p>
       <w:pPr>
-        <w:spacing w:after="40" w:before="0" w:line="276"/>
+        <w:keepNext/>
+        <w:spacing w:after="40" w:before="80" w:line="276"/>
         <w:jc w:val="both"/>
       </w:pPr>
       <w:r>
@@ -45675,12 +46944,13 @@
     <w:p>
       <w:pPr>
         <w:pStyle w:val="ListParagraph"/>
+        <w:keepNext/>
         <w:numPr>
           <w:ilvl w:val="0"/>
           <w:numId w:val="2"/>
         </w:numPr>
         <w:spacing w:after="60" w:line="276"/>
-        <w:jc w:val="both"/>
+        <w:jc w:val="left"/>
       </w:pPr>
       <w:r>
         <w:rPr>
@@ -45718,12 +46988,13 @@
     <w:p>
       <w:pPr>
         <w:pStyle w:val="ListParagraph"/>
+        <w:keepNext w:val="false"/>
         <w:numPr>
           <w:ilvl w:val="0"/>
           <w:numId w:val="2"/>
         </w:numPr>
         <w:spacing w:after="60" w:line="276"/>
-        <w:jc w:val="both"/>
+        <w:jc w:val="left"/>
       </w:pPr>
       <w:r>
         <w:rPr>
@@ -45749,9 +47020,9 @@
     </w:p>
     <w:p>
       <w:pPr>
-        <w:pStyle w:val="Heading3"/>
+        <w:pStyle w:val="Heading2"/>
         <w:keepNext/>
-        <w:spacing w:after="100" w:before="160"/>
+        <w:spacing w:after="120" w:before="220"/>
       </w:pPr>
       <w:r>
         <w:t xml:space="preserve">6.15 Таблиця event_log</w:t>
@@ -45759,6 +47030,7 @@
     </w:p>
     <w:p>
       <w:pPr>
+        <w:keepNext/>
         <w:spacing w:after="100" w:before="0" w:line="276"/>
         <w:ind w:firstLine="567"/>
         <w:jc w:val="both"/>
@@ -46010,6 +47282,7 @@
           </w:tcPr>
           <w:p>
             <w:pPr>
+              <w:keepNext/>
               <w:spacing w:after="0" w:line="240"/>
               <w:jc w:val="left"/>
             </w:pPr>
@@ -46073,6 +47346,7 @@
           </w:tcPr>
           <w:p>
             <w:pPr>
+              <w:keepNext/>
               <w:spacing w:after="0" w:line="240"/>
               <w:jc w:val="center"/>
             </w:pPr>
@@ -46105,6 +47379,7 @@
           </w:tcPr>
           <w:p>
             <w:pPr>
+              <w:keepNext/>
               <w:spacing w:after="0" w:line="240"/>
               <w:jc w:val="center"/>
             </w:pPr>
@@ -46137,6 +47412,7 @@
           </w:tcPr>
           <w:p>
             <w:pPr>
+              <w:keepNext/>
               <w:spacing w:after="0" w:line="240"/>
               <w:jc w:val="left"/>
             </w:pPr>
@@ -46174,6 +47450,7 @@
           </w:tcPr>
           <w:p>
             <w:pPr>
+              <w:keepNext/>
               <w:spacing w:after="0" w:line="240"/>
               <w:jc w:val="left"/>
             </w:pPr>
@@ -46237,6 +47514,7 @@
           </w:tcPr>
           <w:p>
             <w:pPr>
+              <w:keepNext/>
               <w:spacing w:after="0" w:line="240"/>
               <w:jc w:val="center"/>
             </w:pPr>
@@ -46269,6 +47547,7 @@
           </w:tcPr>
           <w:p>
             <w:pPr>
+              <w:keepNext/>
               <w:spacing w:after="0" w:line="240"/>
               <w:jc w:val="center"/>
             </w:pPr>
@@ -46301,6 +47580,7 @@
           </w:tcPr>
           <w:p>
             <w:pPr>
+              <w:keepNext/>
               <w:spacing w:after="0" w:line="240"/>
               <w:jc w:val="left"/>
             </w:pPr>
@@ -46338,6 +47618,7 @@
           </w:tcPr>
           <w:p>
             <w:pPr>
+              <w:keepNext/>
               <w:spacing w:after="0" w:line="240"/>
               <w:jc w:val="left"/>
             </w:pPr>
@@ -46401,6 +47682,7 @@
           </w:tcPr>
           <w:p>
             <w:pPr>
+              <w:keepNext/>
               <w:spacing w:after="0" w:line="240"/>
               <w:jc w:val="center"/>
             </w:pPr>
@@ -46433,6 +47715,7 @@
           </w:tcPr>
           <w:p>
             <w:pPr>
+              <w:keepNext/>
               <w:spacing w:after="0" w:line="240"/>
               <w:jc w:val="center"/>
             </w:pPr>
@@ -46465,6 +47748,7 @@
           </w:tcPr>
           <w:p>
             <w:pPr>
+              <w:keepNext/>
               <w:spacing w:after="0" w:line="240"/>
               <w:jc w:val="left"/>
             </w:pPr>
@@ -46582,6 +47866,7 @@
           </w:tcPr>
           <w:p>
             <w:pPr>
+              <w:keepNext/>
               <w:spacing w:after="0" w:line="240"/>
               <w:jc w:val="left"/>
             </w:pPr>
@@ -46645,6 +47930,7 @@
           </w:tcPr>
           <w:p>
             <w:pPr>
+              <w:keepNext/>
               <w:spacing w:after="0" w:line="240"/>
               <w:jc w:val="center"/>
             </w:pPr>
@@ -46677,6 +47963,7 @@
           </w:tcPr>
           <w:p>
             <w:pPr>
+              <w:keepNext/>
               <w:spacing w:after="0" w:line="240"/>
               <w:jc w:val="center"/>
             </w:pPr>
@@ -46709,6 +47996,7 @@
           </w:tcPr>
           <w:p>
             <w:pPr>
+              <w:keepNext/>
               <w:spacing w:after="0" w:line="240"/>
               <w:jc w:val="left"/>
             </w:pPr>
@@ -46746,6 +48034,7 @@
           </w:tcPr>
           <w:p>
             <w:pPr>
+              <w:keepNext/>
               <w:spacing w:after="0" w:line="240"/>
               <w:jc w:val="left"/>
             </w:pPr>
@@ -46809,6 +48098,7 @@
           </w:tcPr>
           <w:p>
             <w:pPr>
+              <w:keepNext/>
               <w:spacing w:after="0" w:line="240"/>
               <w:jc w:val="center"/>
             </w:pPr>
@@ -46841,6 +48131,7 @@
           </w:tcPr>
           <w:p>
             <w:pPr>
+              <w:keepNext/>
               <w:spacing w:after="0" w:line="240"/>
               <w:jc w:val="center"/>
             </w:pPr>
@@ -46873,6 +48164,7 @@
           </w:tcPr>
           <w:p>
             <w:pPr>
+              <w:keepNext/>
               <w:spacing w:after="0" w:line="240"/>
               <w:jc w:val="left"/>
             </w:pPr>
@@ -46910,6 +48202,7 @@
           </w:tcPr>
           <w:p>
             <w:pPr>
+              <w:keepNext/>
               <w:spacing w:after="0" w:line="240"/>
               <w:jc w:val="left"/>
             </w:pPr>
@@ -46973,6 +48266,7 @@
           </w:tcPr>
           <w:p>
             <w:pPr>
+              <w:keepNext/>
               <w:spacing w:after="0" w:line="240"/>
               <w:jc w:val="center"/>
             </w:pPr>
@@ -47005,6 +48299,7 @@
           </w:tcPr>
           <w:p>
             <w:pPr>
+              <w:keepNext/>
               <w:spacing w:after="0" w:line="240"/>
               <w:jc w:val="center"/>
             </w:pPr>
@@ -47037,6 +48332,7 @@
           </w:tcPr>
           <w:p>
             <w:pPr>
+              <w:keepNext/>
               <w:spacing w:after="0" w:line="240"/>
               <w:jc w:val="left"/>
             </w:pPr>
@@ -47074,6 +48370,7 @@
           </w:tcPr>
           <w:p>
             <w:pPr>
+              <w:keepNext/>
               <w:spacing w:after="0" w:line="240"/>
               <w:jc w:val="left"/>
             </w:pPr>
@@ -47137,6 +48434,7 @@
           </w:tcPr>
           <w:p>
             <w:pPr>
+              <w:keepNext/>
               <w:spacing w:after="0" w:line="240"/>
               <w:jc w:val="center"/>
             </w:pPr>
@@ -47169,6 +48467,7 @@
           </w:tcPr>
           <w:p>
             <w:pPr>
+              <w:keepNext/>
               <w:spacing w:after="0" w:line="240"/>
               <w:jc w:val="center"/>
             </w:pPr>
@@ -47201,6 +48500,7 @@
           </w:tcPr>
           <w:p>
             <w:pPr>
+              <w:keepNext/>
               <w:spacing w:after="0" w:line="240"/>
               <w:jc w:val="left"/>
             </w:pPr>
@@ -47238,6 +48538,7 @@
           </w:tcPr>
           <w:p>
             <w:pPr>
+              <w:keepNext w:val="false"/>
               <w:spacing w:after="0" w:line="240"/>
               <w:jc w:val="left"/>
             </w:pPr>
@@ -47301,6 +48602,7 @@
           </w:tcPr>
           <w:p>
             <w:pPr>
+              <w:keepNext w:val="false"/>
               <w:spacing w:after="0" w:line="240"/>
               <w:jc w:val="center"/>
             </w:pPr>
@@ -47333,6 +48635,7 @@
           </w:tcPr>
           <w:p>
             <w:pPr>
+              <w:keepNext w:val="false"/>
               <w:spacing w:after="0" w:line="240"/>
               <w:jc w:val="center"/>
             </w:pPr>
@@ -47365,6 +48668,7 @@
           </w:tcPr>
           <w:p>
             <w:pPr>
+              <w:keepNext w:val="false"/>
               <w:spacing w:after="0" w:line="240"/>
               <w:jc w:val="left"/>
             </w:pPr>
@@ -47431,7 +48735,7 @@
           <w:sz w:val="24"/>
           <w:szCs w:val="24"/>
         </w:rPr>
-        <w:t xml:space="preserve"> визначила межі БД, п’ять сервісів-клієнтів і потоки даних між ними, а також 15 сутностей предметної області. БД пов’язано з YAML-файлом конфігурації SNMP: застосовані версії файлу зберігаються з контрольною сумою та повним вмістом, а облікові дані (без секретів), шаблони OID і пристрої синхронізуються з файлом в одній транзакції.</w:t>
+        <w:t xml:space="preserve"> визначила межі БД, п’ять сервісів-клієнтів, потоки даних між ними та БД, а також 15 сутностей предметної області. БД пов’язано з YAML-файлом конфігурації SNMP: застосовані версії файлу зберігаються з контрольною сумою та повним вмістом, а облікові дані (без секретів), шаблони OID і пристрої синхронізуються з файлом в одній транзакції.</w:t>
       </w:r>
     </w:p>
     <w:p>
@@ -47456,7 +48760,7 @@
           <w:sz w:val="24"/>
           <w:szCs w:val="24"/>
         </w:rPr>
-        <w:t xml:space="preserve"> містить 15 відношень з первинними, альтернативними й зовнішніми ключами, правилами референційної цілісності та 15 бізнес-правилами, кожне з яких зіставлено з механізмом його забезпечення.</w:t>
+        <w:t xml:space="preserve"> містить 15 відношень з первинними, альтернативними й зовнішніми ключами та правилами референційної цілісності; сформульовано 16 бізнес-правил, кожне з яких зіставлено з механізмом його забезпечення.</w:t>
       </w:r>
     </w:p>
     <w:p>
@@ -47473,7 +48777,7 @@
           <w:sz w:val="24"/>
           <w:szCs w:val="24"/>
         </w:rPr>
-        <w:t xml:space="preserve">Фізична модель</w:t>
+        <w:t xml:space="preserve">Фізичну модель</w:t>
       </w:r>
       <w:r>
         <w:rPr>
@@ -47481,7 +48785,7 @@
           <w:sz w:val="24"/>
           <w:szCs w:val="24"/>
         </w:rPr>
-        <w:t xml:space="preserve"> реалізована для PostgreSQL 15+: 12 перелічуваних типів, 15 таблиць, 90 обмежень (15 PK, 23 FK, 14 UNIQUE, 38 CHECK) і 28 індексів, таблицю показників секціоновано за місяцями. DDL-скрипт перевірено на PostgreSQL 16: автотест обмежень пройдено (51 з 51), типові запити укладаються в NFR-01 навіть для 500 пристроїв.</w:t>
+        <w:t xml:space="preserve"> реалізовано для PostgreSQL 15+: 12 перелічуваних типів, 15 таблиць, 90 обмежень (15 PK, 23 FK, 14 UNIQUE, 38 CHECK) і 28 явно створених індексів; таблицю показників секціоновано за місяцями. DDL-скрипт перевірено на PostgreSQL 16: автотест обмежень пройдено (51 з 51), типові запити вкладаються в межі NFR-01 навіть для 500 пристроїв.</w:t>
       </w:r>
     </w:p>
     <w:p>
@@ -47497,7 +48801,7 @@
           <w:sz w:val="24"/>
           <w:szCs w:val="24"/>
         </w:rPr>
-        <w:t xml:space="preserve">Функціональні вимоги до програмної реалізації БД, яку буде виконано й проілюстровано в лабораторній роботі №2:</w:t>
+        <w:t xml:space="preserve">Функціональні вимоги до програмної реалізації БД, яку буде виконано й проілюстровано в ЛР2:</w:t>
       </w:r>
     </w:p>
     <w:p>
@@ -47535,7 +48839,7 @@
           <w:sz w:val="24"/>
           <w:szCs w:val="24"/>
         </w:rPr>
-        <w:t xml:space="preserve">автентифікація користувачів (перевірка bcrypt-хешу, відмова заблокованим), керування користувачами та розмежування доступу ролями СУБД для кожного сервісу;</w:t>
+        <w:t xml:space="preserve">автентифікація користувачів (перевірка bcrypt-хешу, відмова в доступі заблокованим користувачам), керування користувачами та розмежування доступу ролями СУБД для кожного сервісу;</w:t>
       </w:r>
     </w:p>
     <w:p>
@@ -47554,7 +48858,7 @@
           <w:sz w:val="24"/>
           <w:szCs w:val="24"/>
         </w:rPr>
-        <w:t xml:space="preserve">реєстрація, зміна та виведення з експлуатації обладнання; реєстрація ДБЖ однією транзакцією з перевіркою категорії </w:t>
+        <w:t xml:space="preserve">реєстрація, зміна та виведення з експлуатації обладнання; реєстрація ДБЖ в одній транзакції з перевіркою категорії </w:t>
       </w:r>
       <w:r>
         <w:rPr>
@@ -47589,7 +48893,7 @@
           <w:sz w:val="24"/>
           <w:szCs w:val="24"/>
         </w:rPr>
-        <w:t xml:space="preserve">застосування YAML-конфігурації SNMP збереженою процедурою з відкатом при помилці; перегляд, порівняння й відкат версій конфігурації;</w:t>
+        <w:t xml:space="preserve">застосування YAML-конфігурації SNMP збереженою процедурою з відкатом у разі помилки; перегляд, порівняння й відкат версій конфігурації;</w:t>
       </w:r>
     </w:p>
     <w:p>
@@ -47627,7 +48931,23 @@
           <w:sz w:val="24"/>
           <w:szCs w:val="24"/>
         </w:rPr>
-        <w:t xml:space="preserve">облік недоступності: після N поспіль невдалих опитувань — статус «офлайн», інцидент і запис у журналі;</w:t>
+        <w:t xml:space="preserve">облік недоступності: після N невдалих опитувань поспіль (ключ </w:t>
+      </w:r>
+      <w:r>
+        <w:rPr>
+          <w:rFonts w:ascii="Courier New" w:cs="Courier New" w:eastAsia="Courier New" w:hAnsi="Courier New"/>
+          <w:sz w:val="22"/>
+          <w:szCs w:val="22"/>
+        </w:rPr>
+        <w:t xml:space="preserve">offline_after_failures</w:t>
+      </w:r>
+      <w:r>
+        <w:rPr>
+          <w:rFonts w:ascii="Times New Roman" w:cs="Times New Roman" w:eastAsia="Times New Roman" w:hAnsi="Times New Roman"/>
+          <w:sz w:val="24"/>
+          <w:szCs w:val="24"/>
+        </w:rPr>
+        <w:t xml:space="preserve"> YAML-файлу, типово 3) — статус «офлайн», інцидент і запис у журналі;</w:t>
       </w:r>
     </w:p>
     <w:p>
@@ -47646,7 +48966,7 @@
           <w:sz w:val="24"/>
           <w:szCs w:val="24"/>
         </w:rPr>
-        <w:t xml:space="preserve">автоматична перевірка порогів під час запису показника зі створенням інциденту без дублювання — лише для активних пристроїв і порогів їхнього типу;</w:t>
+        <w:t xml:space="preserve">керування пороговими значеннями з фіксацією автора та значень «було/стало» в журналі; автоматична перевірка порогів під час запису показника зі створенням інциденту без дублювання — лише для активних пристроїв і порогів їхнього типу;</w:t>
       </w:r>
     </w:p>
     <w:p>
@@ -47665,7 +48985,7 @@
           <w:sz w:val="24"/>
           <w:szCs w:val="24"/>
         </w:rPr>
-        <w:t xml:space="preserve">життєвий цикл інциденту лише за допустимими переходами (підтверджує лише активний користувач) та ескалація інцидентів, не прийнятих за 5 хв;</w:t>
+        <w:t xml:space="preserve">життєвий цикл інциденту лише за допустимими переходами (прийняти інцидент може лише активний користувач) та ескалація інцидентів, не прийнятих за 5 хв;</w:t>
       </w:r>
     </w:p>
     <w:p>
@@ -47684,7 +49004,7 @@
           <w:sz w:val="24"/>
           <w:szCs w:val="24"/>
         </w:rPr>
-        <w:t xml:space="preserve">черга сповіщень з антифлуд-перевіркою (не частіше одного за 10 хв) лише щодо відкритих інцидентів і на канали, для яких є контакт;</w:t>
+        <w:t xml:space="preserve">черга сповіщень з обмеженням частоти (не частіше одного сповіщення за 10 хв) лише щодо відкритих інцидентів і лише каналами, для яких у користувача вказано контакт;</w:t>
       </w:r>
     </w:p>
     <w:p>
@@ -47741,7 +49061,7 @@
           <w:sz w:val="24"/>
           <w:szCs w:val="24"/>
         </w:rPr>
-        <w:t xml:space="preserve">обслуговування секцій телеметрії, резервне копіювання й відновлення, демонстрація спрацювання обмежень цілісності та відкату транзакції.</w:t>
+        <w:t xml:space="preserve">обслуговування секцій телеметрії, резервне копіювання й відновлення, демонстрація спрацювання обмежень цілісності та відкату транзакції; перевірка продуктивності ключових запитів (EXPLAIN ANALYZE, час відповіді &lt; 2 с).</w:t>
       </w:r>
     </w:p>
     <w:sectPr>
@@ -48122,7 +49442,7 @@
       <w:lvlText w:val="%1)"/>
       <w:lvlJc w:val="left"/>
       <w:pPr>
-        <w:ind w:left="924" w:hanging="357"/>
+        <w:ind w:left="1021" w:hanging="454"/>
       </w:pPr>
     </w:lvl>
   </w:abstractNum>
